--- a/CICADA_UserGuide.docx
+++ b/CICADA_UserGuide.docx
@@ -1,6 +1,6 @@
 
 <file path=word/document.xml><?xml version="1.0" encoding="utf-8"?>
-<w:document xmlns:wpc="http://schemas.microsoft.com/office/word/2010/wordprocessingCanvas" xmlns:cx="http://schemas.microsoft.com/office/drawing/2014/chartex" xmlns:cx1="http://schemas.microsoft.com/office/drawing/2015/9/8/chartex" xmlns:cx2="http://schemas.microsoft.com/office/drawing/2015/10/21/chartex" xmlns:cx3="http://schemas.microsoft.com/office/drawing/2016/5/9/chartex" xmlns:cx4="http://schemas.microsoft.com/office/drawing/2016/5/10/chartex" xmlns:cx5="http://schemas.microsoft.com/office/drawing/2016/5/11/chartex" xmlns:cx6="http://schemas.microsoft.com/office/drawing/2016/5/12/chartex" xmlns:cx7="http://schemas.microsoft.com/office/drawing/2016/5/13/chartex" xmlns:cx8="http://schemas.microsoft.com/office/drawing/2016/5/14/chartex" xmlns:mc="http://schemas.openxmlformats.org/markup-compatibility/2006" xmlns:aink="http://schemas.microsoft.com/office/drawing/2016/ink" xmlns:am3d="http://schemas.microsoft.com/office/drawing/2017/model3d" xmlns:o="urn:schemas-microsoft-com:office:office" xmlns:oel="http://schemas.microsoft.com/office/2019/extlst" xmlns:r="http://schemas.openxmlformats.org/officeDocument/2006/relationships" xmlns:m="http://schemas.openxmlformats.org/officeDocument/2006/math" xmlns:v="urn:schemas-microsoft-com:vml" xmlns:wp14="http://schemas.microsoft.com/office/word/2010/wordprocessingDrawing" xmlns:wp="http://schemas.openxmlformats.org/drawingml/2006/wordprocessingDrawing" xmlns:w10="urn:schemas-microsoft-com:office:word" xmlns:w="http://schemas.openxmlformats.org/wordprocessingml/2006/main" xmlns:w14="http://schemas.microsoft.com/office/word/2010/wordml" xmlns:w15="http://schemas.microsoft.com/office/word/2012/wordml" xmlns:w16cex="http://schemas.microsoft.com/office/word/2018/wordml/cex" xmlns:w16cid="http://schemas.microsoft.com/office/word/2016/wordml/cid" xmlns:w16="http://schemas.microsoft.com/office/word/2018/wordml" xmlns:w16du="http://schemas.microsoft.com/office/word/2023/wordml/word16du" xmlns:w16sdtdh="http://schemas.microsoft.com/office/word/2020/wordml/sdtdatahash" xmlns:w16sdtfl="http://schemas.microsoft.com/office/word/2024/wordml/sdtformatlock" xmlns:w16se="http://schemas.microsoft.com/office/word/2015/wordml/symex" xmlns:wpg="http://schemas.microsoft.com/office/word/2010/wordprocessingGroup" xmlns:wpi="http://schemas.microsoft.com/office/word/2010/wordprocessingInk" xmlns:wne="http://schemas.microsoft.com/office/word/2006/wordml" xmlns:wps="http://schemas.microsoft.com/office/word/2010/wordprocessingShape" mc:Ignorable="w14 w15 w16se w16cid w16 w16cex w16sdtdh w16sdtfl w16du wp14">
+<w:document xmlns:wpc="http://schemas.microsoft.com/office/word/2010/wordprocessingCanvas" xmlns:cx="http://schemas.microsoft.com/office/drawing/2014/chartex" xmlns:cx1="http://schemas.microsoft.com/office/drawing/2015/9/8/chartex" xmlns:cx2="http://schemas.microsoft.com/office/drawing/2015/10/21/chartex" xmlns:cx3="http://schemas.microsoft.com/office/drawing/2016/5/9/chartex" xmlns:cx4="http://schemas.microsoft.com/office/drawing/2016/5/10/chartex" xmlns:cx5="http://schemas.microsoft.com/office/drawing/2016/5/11/chartex" xmlns:cx6="http://schemas.microsoft.com/office/drawing/2016/5/12/chartex" xmlns:cx7="http://schemas.microsoft.com/office/drawing/2016/5/13/chartex" xmlns:cx8="http://schemas.microsoft.com/office/drawing/2016/5/14/chartex" xmlns:mc="http://schemas.openxmlformats.org/markup-compatibility/2006" xmlns:m="http://schemas.openxmlformats.org/officeDocument/2006/math" xmlns:aink="http://schemas.microsoft.com/office/drawing/2016/ink" xmlns:am3d="http://schemas.microsoft.com/office/drawing/2017/model3d" xmlns:oel="http://schemas.microsoft.com/office/2019/extlst" xmlns:r="http://schemas.openxmlformats.org/officeDocument/2006/relationships" xmlns:wp14="http://schemas.microsoft.com/office/word/2010/wordprocessingDrawing" xmlns:wp="http://schemas.openxmlformats.org/drawingml/2006/wordprocessingDrawing" xmlns:wpg="http://schemas.microsoft.com/office/word/2010/wordprocessingGroup" xmlns:wpi="http://schemas.microsoft.com/office/word/2010/wordprocessingInk" xmlns:wps="http://schemas.microsoft.com/office/word/2010/wordprocessingShape" xmlns:o="urn:schemas-microsoft-com:office:office" xmlns:v="urn:schemas-microsoft-com:vml" xmlns:w10="urn:schemas-microsoft-com:office:word" xmlns:w="http://schemas.openxmlformats.org/wordprocessingml/2006/main" xmlns:w14="http://schemas.microsoft.com/office/word/2010/wordml" xmlns:w15="http://schemas.microsoft.com/office/word/2012/wordml" xmlns:w16cex="http://schemas.microsoft.com/office/word/2018/wordml/cex" xmlns:w16cid="http://schemas.microsoft.com/office/word/2016/wordml/cid" xmlns:w16="http://schemas.microsoft.com/office/word/2018/wordml" xmlns:w16sdtdh="http://schemas.microsoft.com/office/word/2020/wordml/sdtdatahash" xmlns:w16sdtfl="http://schemas.microsoft.com/office/word/2024/wordml/sdtformatlock" xmlns:w16se="http://schemas.microsoft.com/office/word/2015/wordml/symex" xmlns:w16du="http://schemas.microsoft.com/office/word/2023/wordml/word16du" xmlns:wne="http://schemas.microsoft.com/office/word/2006/wordml" mc:Ignorable="w14 w15 w16se w16cid w16 w16cex w16sdtdh w16sdtfl w16du wp14">
   <w:body>
     <w:p>
       <w:pPr>
@@ -68,7 +68,14 @@
           <w:i/>
           <w:iCs/>
         </w:rPr>
-        <w:t>03</w:t>
+        <w:t>2</w:t>
+      </w:r>
+      <w:r>
+        <w:rPr>
+          <w:i/>
+          <w:iCs/>
+        </w:rPr>
+        <w:t>3</w:t>
       </w:r>
       <w:r>
         <w:rPr>
@@ -795,25 +802,22 @@
     </w:tbl>
     <w:p>
       <w:r>
-        <w:t>The Comprehensive Independent Component Analysis Denoising Assistant (CICADA) is a novel ICA-based denoising method applicable for both resting-state and task-based fMRI data. CICADA is designed for after preprocessing (including normalization to MNI space but without smoothing) but before statistical analyses. CICADA uses manual IC classification guidelines</w:t>
+        <w:t xml:space="preserve">The Comprehensive Independent Component Analysis Denoising Assistant (CICADA) is a novel ICA-based denoising method applicable for both resting-state and task-based fMRI data. </w:t>
+      </w:r>
+      <w:r>
+        <w:t>CICADA evaluates independent-component spatial maps, time series, and power spectra to automate or streamline ICA-based signal/noise classification and provides subject- and group-level quality-control outputs.</w:t>
+      </w:r>
+    </w:p>
+    <w:p/>
+    <w:p>
+      <w:r>
+        <w:t>CICADA is designed for after preprocessing (including normalization to MNI space but without smoothing) but before statistical analyses. CICADA uses manual IC classification guidelines</w:t>
       </w:r>
       <w:r>
         <w:fldChar w:fldCharType="begin"/>
       </w:r>
       <w:r>
-        <w:instrText>ADDIN ZOTERO_ITEM CSL_CITATION {"citationID":"YHZaeH8e","properties":{"formattedCitation":"\\super 1\\nosupersub{}","plainCitation":"1","noteIndex":0},"citationItems":[{"id":305,"uris":["http://zotero.org/users/9019901/items/XQUZKT3P"],"itemData":{"id":305,"type":"article-journal","abstract":"We present a practical “how-to” guide to help determine whether single-subject fMRI independent components (ICs) characterise structured noise or not. Manual identification of signal and noise after ICA decomposition i</w:instrText>
-      </w:r>
-      <w:r>
-        <w:instrText>s required for efficient data denoising: to train supervised algorithms, to check the results of unsupervised ones or to manually clean the data. In this paper we describe the main spatial and temporal features of ICs and provide general guidelines on how to evaluate these. Examples of signal and noise components are provided from a wide range of datasets (3T data, including examples from the UK Biobank and the Human Connectome Project, and 7T data), together with practical guidelines for their identificati</w:instrText>
-      </w:r>
-      <w:r>
-        <w:instrText>on. Finally, we discuss how the data quality, data type and preprocessing can influence the characteristics of the ICs and present examples of particularly challenging datasets.","container-title":"Neuroimage","note":"publisher: Elsevier BV\ntex.copyright: http://creativecommons.org/licenses/by/4.0/","page":"188–205","title":"Hand classification of fMRI ICA noise components","volume":"154","author":[{"family":"Griffanti","given":"Ludovica"},{"family":"Douaud","given":"Gwenaëlle"},{"family":"Bijsterbosch","g</w:instrText>
-      </w:r>
-      <w:r>
-        <w:instrText>iven":"Janine"},{"family":"Evangelisti","given":"Stefania"},{"family":"Alfaro-Almagro","given":"Fidel"},{"family":"Glasser","given":"Matthew F"},{"family":"Duff","given":"Eugene P"},{"family":"Fitzgibbon","given":"Sean"},{"family":"Westphal","given":"Robert"},{"family":"Carone","given":"Davide"},{"family":"Beckmann","given":"Christian F"},{"family":"Smith","given":"Stephen M"}],"issued":{"date-parts":[["2017",7]]},"citation-key":"griffantiHandClassificationFMRI2017"}}],"schema":"https://github.com/citation-</w:instrText>
-      </w:r>
-      <w:r>
-        <w:instrText>style-language/schema/raw/master/csl-citation.json"}</w:instrText>
+        <w:instrText>ADDIN ZOTERO_ITEM CSL_CITATION {"citationID":"YHZaeH8e","properties":{"formattedCitation":"\\super 1\\nosupersub{}","plainCitation":"1","noteIndex":0},"citationItems":[{"id":305,"uris":["http://zotero.org/users/9019901/items/XQUZKT3P"],"itemData":{"id":305,"type":"article-journal","abstract":"We present a practical “how-to” guide to help determine whether single-subject fMRI independent components (ICs) characterise structured noise or not. Manual identification of signal and noise after ICA decomposition is required for efficient data denoising: to train supervised algorithms, to check the results of unsupervised ones or to manually clean the data. In this paper we describe the main spatial and temporal features of ICs and provide general guidelines on how to evaluate these. Examples of signal and noise components are provided from a wide range of datasets (3T data, including examples from the UK Biobank and the Human Connectome Project, and 7T data), together with practical guidelines for their identification. Finally, we discuss how the data quality, data type and preprocessing can influence the characteristics of the ICs and present examples of particularly challenging datasets.","container-title":"Neuroimage","note":"publisher: Elsevier BV\ntex.copyright: http://creativecommons.org/licenses/by/4.0/","page":"188–205","title":"Hand classification of fMRI ICA noise components","volume":"154","author":[{"family":"Griffanti","given":"Ludovica"},{"family":"Douaud","given":"Gwenaëlle"},{"family":"Bijsterbosch","given":"Janine"},{"family":"Evangelisti","given":"Stefania"},{"family":"Alfaro-Almagro","given":"Fidel"},{"family":"Glasser","given":"Matthew F"},{"family":"Duff","given":"Eugene P"},{"family":"Fitzgibbon","given":"Sean"},{"family":"Westphal","given":"Robert"},{"family":"Carone","given":"Davide"},{"family":"Beckmann","given":"Christian F"},{"family":"Smith","given":"Stephen M"}],"issued":{"date-parts":[["2017",7]]},"citation-key":"griffantiHandClassificationFMRI2017"}}],"schema":"https://github.com/citation-style-language/schema/raw/master/csl-citation.json"}</w:instrText>
       </w:r>
       <w:r>
         <w:fldChar w:fldCharType="separate"/>
@@ -828,10 +832,7 @@
         <w:fldChar w:fldCharType="end"/>
       </w:r>
       <w:r>
-        <w:t xml:space="preserve"> (the gold-standard of ICA denoising) to help identify all commonly established sources of fMRI noise. Specifically, CICADA uses the IC spatial maps, timeseries, and power spectrums to classify ICs as signal or various types of noise. CICADA can be split into three main different sections. First is Automatic CICADA, which performs subject-level ICA denoising and quality control automatically. Second is Manual CICADA, a fully optional step, which allows a user to perform a highly efficient version of manual </w:t>
-      </w:r>
-      <w:r>
-        <w:t>IC denoising with quality control analyses. Third is Group CICADA, which will perform group-level processing and quality control of the CICADA-denoised data. Altogether, CICADA aims to effectively automate the manual gold standard, make the gold-standard more efficient and approachable, and significantly ease quality control analyses following denoising.</w:t>
+        <w:t xml:space="preserve"> (the gold-standard of ICA denoising) to help identify all commonly established sources of fMRI noise. Specifically, CICADA uses the IC spatial maps, timeseries, and power spectrums to classify ICs as signal or various types of noise. CICADA can be split into three main different sections. First is Automatic CICADA, which performs subject-level ICA denoising and quality control automatically. Second is Manual CICADA, a fully optional step, which allows a user to perform a highly efficient version of manual IC denoising with quality control analyses. Third is Group CICADA, which will perform group-level processing and quality control of the CICADA-denoised data. Altogether, CICADA aims to effectively automate the manual gold standard, make the gold-standard more efficient and approachable, and significantly ease quality control analyses following denoising.</w:t>
       </w:r>
     </w:p>
     <w:p>
@@ -865,7 +866,7 @@
     </w:p>
     <w:p>
       <w:r>
-        <w:t xml:space="preserve">CICADA is currently only compatible with data warped to the MNI 2009c </w:t>
+        <w:t xml:space="preserve">CICADA’s bundled anatomical and network defaults are designed around MNI 2009c </w:t>
       </w:r>
       <w:proofErr w:type="spellStart"/>
       <w:r>
@@ -873,15 +874,13 @@
       </w:r>
       <w:proofErr w:type="spellEnd"/>
       <w:r>
-        <w:t xml:space="preserve"> adult template. Therefore, it is not currently compatible with young pediatric data or data that cannot be warped to MNI 2009c </w:t>
-      </w:r>
-      <w:proofErr w:type="spellStart"/>
-      <w:r>
-        <w:t>asym</w:t>
-      </w:r>
-      <w:proofErr w:type="spellEnd"/>
-      <w:r>
-        <w:t xml:space="preserve"> space. This will hopefully be updated later. CICADA works well with fMRIPrep preprocessing but fMRIPrep is not required. CICADA is compatible with resting-state and task data. See “How to Run Automatic CICADA” for more details.</w:t>
+        <w:t xml:space="preserve"> space. Data in another space require appropriately aligned anatomical/tissue inputs, and template-dependent products must be geometrically compatible with that space.</w:t>
+      </w:r>
+      <w:r>
+        <w:t xml:space="preserve"> </w:t>
+      </w:r>
+      <w:r>
+        <w:t>CICADA works well with fMRIPrep preprocessing but fMRIPrep is not required. CICADA is compatible with resting-state and task data. See “How to Run Automatic CICADA” for more details.</w:t>
       </w:r>
     </w:p>
     <w:p/>
@@ -916,10 +915,27 @@
     </w:p>
     <w:p>
       <w:r>
-        <w:t>If you use CICADA for denoising your data, below is an example of the language you might use in your methods. Due to the flexibility of options that CICADA offers, however, this will almost certainly need to be adjusted. The provided example assumes the Automatic CICADA Pipeline was applied for all data, two CICADA outliers were detected, and that the Manual CICADA Pipeline was used to “rescue” one of these outliers. It is likely simpler and often sufficient to instead simply exclude all clear denoising out</w:t>
-      </w:r>
-      <w:r>
-        <w:t>liers from the Automatic CICADA Pipeline rather than try to rescue data with the Manual CICADA Pipeline. The example below includes it, however, to assist with the language if that method is used.</w:t>
+        <w:t xml:space="preserve">If you use CICADA for denoising your data, below is an example of the language you might use in your methods. Due to the flexibility of options that CICADA offers, however, this will almost certainly need to be adjusted. The provided example assumes the Automatic CICADA Pipeline was applied for all data, two CICADA outliers were detected, and that the Manual CICADA Pipeline was used to “rescue” one of these outliers. </w:t>
+      </w:r>
+      <w:r>
+        <w:t xml:space="preserve">It also assumes that the newer “matched” version of temporal filtering and IC regression was applied vs the original sequential method (see </w:t>
+      </w:r>
+      <w:proofErr w:type="spellStart"/>
+      <w:r>
+        <w:t>temporal_cleanup_mode</w:t>
+      </w:r>
+      <w:proofErr w:type="spellEnd"/>
+      <w:r>
+        <w:t xml:space="preserve"> paragraph in </w:t>
+      </w:r>
+      <w:r>
+        <w:t>Group CICADA Methods section</w:t>
+      </w:r>
+      <w:r>
+        <w:t xml:space="preserve">). </w:t>
+      </w:r>
+      <w:r>
+        <w:t>It is likely simpler and often sufficient to instead simply exclude all clear denoising outliers from the Automatic CICADA Pipeline rather than try to rescue data with the Manual CICADA Pipeline. The example below includes it, however, to assist with the language if that method is used.</w:t>
       </w:r>
     </w:p>
     <w:p/>
@@ -940,25 +956,32 @@
     </w:p>
     <w:p>
       <w:r>
-        <w:t>Denoising was performed using the Comprehensive Independent Component Analysis Denoising Assistant (CICADA) v1.1.0 (https://github.com/keithcdodd/CICADA; Dodd et al., 2025). CICADA evaluates spatial maps, time series, and power spectra to either fully automate (“Automatic CICADA Pipeline”) or streamline (“Manual CICADA Pipeline”) the standard manual ICA-based denoising process. CICADA also produces subject- and group-level quality control (QC) visualizations to evaluate denoising effectiveness and facilitat</w:t>
-      </w:r>
-      <w:r>
-        <w:t>e comparison with other commonly used approaches (e.g., motion + white matter + cerebrospinal fluid regression). Additionally, CICADA automatically identifies outliers in denoising success (“CICADA outliers”) and includes options for widely used preprocessing steps such as detrending, temporal filtering, and spatial smoothing. CICADA v1.1.0 additionally generates retained-signal IC evidence and direct functional-data reliability derivatives for QC and support-aware downstream analyses; these evidence values</w:t>
-      </w:r>
-      <w:r>
-        <w:t xml:space="preserve"> are not calibrated probabilities of neuronal signal.</w:t>
-      </w:r>
-    </w:p>
-    <w:p/>
-    <w:p>
-      <w:r>
-        <w:t>In the current study, the Automatic CICADA Pipeline was applied with non-aggressive noise IC regression, second-order polynomial detrending, bandpass filtering (0.008–0.15 Hz), and 3 mm Gaussian spatial smoothing. Denoising quality was assessed through visual inspection of both subject-level and group-level QC plots. Two participants were automatically flagged as CICADA outliers. For one of these participants, applying the Manual CICADA Pipeline sufficiently improved denoising, as confirmed by visual QC ass</w:t>
-      </w:r>
-      <w:r>
-        <w:t>essment. As a result, only one participant’s data was excluded based on denoising QC. All remaining denoised data were used for subsequent analyses.</w:t>
-      </w:r>
-    </w:p>
-    <w:p/>
+        <w:t xml:space="preserve">Denoising was performed using the Comprehensive Independent Component Analysis Denoising Assistant (CICADA; Dodd et al., 2025; </w:t>
+      </w:r>
+      <w:hyperlink r:id="rId8" w:tgtFrame="_new" w:history="1">
+        <w:r>
+          <w:rPr>
+            <w:rStyle w:val="Hyperlink"/>
+          </w:rPr>
+          <w:t>https://github.com/keithcdodd/CICADA</w:t>
+        </w:r>
+      </w:hyperlink>
+      <w:r>
+        <w:t xml:space="preserve">). CICADA classifies independent components as signal or noise using spatial, temporal, and spectral features and provides subject- and group-level quality-control outputs. In the current study, Automatic CICADA was used for IC classification. During Group CICADA processing, second-order polynomial detrending and Butterworth bandpass filtering (0.008–0.15 Hz) were applied identically to the original BOLD data and complete MELODIC mixing matrix before nonaggressive ICA cleanup, with only noise-classified IC contributions removed. The resulting data were spatially smoothed with a </w:t>
+      </w:r>
+      <w:r>
+        <w:t>6</w:t>
+      </w:r>
+      <w:r>
+        <w:t xml:space="preserve"> mm FWHM Gaussian kernel. Denoising quality was assessed using subject- and group-level CICADA QC outputs. Two participants were </w:t>
+      </w:r>
+      <w:r>
+        <w:t xml:space="preserve">automatically </w:t>
+      </w:r>
+      <w:r>
+        <w:t>flagged as CICADA outliers; Manual CICADA improved denoising for one, while the other was excluded. All retained data were used for subsequent analyses.</w:t>
+      </w:r>
+    </w:p>
     <w:p/>
     <w:p>
       <w:r>
@@ -991,11 +1014,7 @@
     </w:p>
     <w:p>
       <w:r>
-        <w:t xml:space="preserve">This section is meant to be a quick-and-easy reference for getting CICADA working with your data as quickly as possible. If you run into issues, please first refer to the rest of this document </w:t>
-      </w:r>
-      <w:r>
-        <w:lastRenderedPageBreak/>
-        <w:t>(and/or the manuscript, supplementary material, and coding comments) where more details are given. Otherwise, please report the issue on the GitHub, and I will try to address it. Thanks!</w:t>
+        <w:t>This section is meant to be a quick-and-easy reference for getting CICADA working with your data as quickly as possible. If you run into issues, please first refer to the rest of this document (and/or the manuscript, supplementary material, and coding comments) where more details are given. Otherwise, please report the issue on the GitHub, and I will try to address it. Thanks!</w:t>
       </w:r>
     </w:p>
     <w:p/>
@@ -1039,6 +1058,7 @@
           <w:b/>
           <w:bCs/>
         </w:rPr>
+        <w:lastRenderedPageBreak/>
         <w:t>Have required software</w:t>
       </w:r>
       <w:r>
@@ -1148,7 +1168,13 @@
         <w:rPr>
           <w:rFonts w:ascii="Times New Roman" w:hAnsi="Times New Roman" w:cs="Times New Roman"/>
         </w:rPr>
-        <w:t>matlab</w:t>
+        <w:t>M</w:t>
+      </w:r>
+      <w:r>
+        <w:rPr>
+          <w:rFonts w:ascii="Times New Roman" w:hAnsi="Times New Roman" w:cs="Times New Roman"/>
+        </w:rPr>
+        <w:t>atlab</w:t>
       </w:r>
       <w:proofErr w:type="spellEnd"/>
       <w:r>
@@ -1719,7 +1745,6 @@
           <w:b/>
           <w:bCs/>
         </w:rPr>
-        <w:lastRenderedPageBreak/>
         <w:t>Automatic CICADA Pipeline</w:t>
       </w:r>
     </w:p>
@@ -1788,6 +1813,7 @@
         <w:rPr>
           <w:rFonts w:ascii="Times New Roman" w:hAnsi="Times New Roman" w:cs="Times New Roman"/>
         </w:rPr>
+        <w:lastRenderedPageBreak/>
         <w:t xml:space="preserve">You can check subject QC: </w:t>
       </w:r>
       <w:proofErr w:type="spellStart"/>
@@ -2109,13 +2135,7 @@
         <w:rPr>
           <w:rFonts w:ascii="Times New Roman" w:hAnsi="Times New Roman" w:cs="Times New Roman"/>
         </w:rPr>
-        <w:t>: If you found data that you want to exclude from all analyses for sure, mark as an “exclude.” If you performed Manual CICADA on an image to correct IC classification, mark as an “adjusted.” The idea being that if some data is not sufficiently denoised by Automatic CICADA, a user could try to denoise it better with Manual CICADA. If successful, then the user can tell Group CICADA (via “adjusted” parameter) which data to use the Manual CICADA IC classification over the Automatic CICADA IC</w:t>
-      </w:r>
-      <w:r>
-        <w:rPr>
-          <w:rFonts w:ascii="Times New Roman" w:hAnsi="Times New Roman" w:cs="Times New Roman"/>
-        </w:rPr>
-        <w:t xml:space="preserve"> classification. </w:t>
+        <w:t xml:space="preserve">: If you found data that you want to exclude from all analyses for sure, mark as an “exclude.” If you performed Manual CICADA on an image to correct IC classification, mark as an “adjusted.” The idea being that if some data is not sufficiently denoised by Automatic CICADA, a user could try to denoise it better with Manual CICADA. If successful, then the user can tell Group CICADA (via “adjusted” parameter) which data to use the Manual CICADA IC classification over the Automatic CICADA IC classification. </w:t>
       </w:r>
     </w:p>
     <w:p>
@@ -2204,20 +2224,65 @@
         <w:rPr>
           <w:rFonts w:ascii="Times New Roman" w:hAnsi="Times New Roman" w:cs="Times New Roman"/>
         </w:rPr>
-        <w:t xml:space="preserve"> for Group CICADA set detrend to 2</w:t>
-      </w:r>
-      <w:r>
-        <w:rPr>
-          <w:rFonts w:ascii="Times New Roman" w:hAnsi="Times New Roman" w:cs="Times New Roman"/>
-          <w:vertAlign w:val="superscript"/>
-        </w:rPr>
-        <w:t>nd</w:t>
-      </w:r>
-      <w:r>
-        <w:rPr>
-          <w:rFonts w:ascii="Times New Roman" w:hAnsi="Times New Roman" w:cs="Times New Roman"/>
-        </w:rPr>
-        <w:t xml:space="preserve"> polynomial, bandpass to [0.008,0.15], smoothing of at least 3 mm, no voxel-wise scaling. But this can all heavily depend on the intended analyses! </w:t>
+        <w:t xml:space="preserve"> </w:t>
+      </w:r>
+      <w:r>
+        <w:rPr>
+          <w:rFonts w:ascii="Times New Roman" w:hAnsi="Times New Roman" w:cs="Times New Roman"/>
+        </w:rPr>
+        <w:t>For Group CICADA, degree-2 polynomial detrending remains the default. Temporal bandpass filtering is optional and is not enabled by default. For resting-state analyses, [0.008,</w:t>
+      </w:r>
+      <w:r>
+        <w:rPr>
+          <w:rFonts w:ascii="Times New Roman" w:hAnsi="Times New Roman" w:cs="Times New Roman"/>
+        </w:rPr>
+        <w:t xml:space="preserve"> </w:t>
+      </w:r>
+      <w:r>
+        <w:rPr>
+          <w:rFonts w:ascii="Times New Roman" w:hAnsi="Times New Roman" w:cs="Times New Roman"/>
+        </w:rPr>
+        <w:t xml:space="preserve">0.15] Hz is an available commonly used option when scientifically appropriate. Task fMRI should not receive a generic resting-state bandpass without </w:t>
+      </w:r>
+      <w:r>
+        <w:rPr>
+          <w:rFonts w:ascii="Times New Roman" w:hAnsi="Times New Roman" w:cs="Times New Roman"/>
+        </w:rPr>
+        <w:t xml:space="preserve">first </w:t>
+      </w:r>
+      <w:r>
+        <w:rPr>
+          <w:rFonts w:ascii="Times New Roman" w:hAnsi="Times New Roman" w:cs="Times New Roman"/>
+        </w:rPr>
+        <w:t xml:space="preserve">considering the task design. Spatial smoothing and </w:t>
+      </w:r>
+      <w:proofErr w:type="spellStart"/>
+      <w:r>
+        <w:rPr>
+          <w:rFonts w:ascii="Times New Roman" w:hAnsi="Times New Roman" w:cs="Times New Roman"/>
+        </w:rPr>
+        <w:t>voxelwise</w:t>
+      </w:r>
+      <w:proofErr w:type="spellEnd"/>
+      <w:r>
+        <w:rPr>
+          <w:rFonts w:ascii="Times New Roman" w:hAnsi="Times New Roman" w:cs="Times New Roman"/>
+        </w:rPr>
+        <w:t xml:space="preserve"> scaling remain analysis-dependent; </w:t>
+      </w:r>
+      <w:proofErr w:type="spellStart"/>
+      <w:r>
+        <w:rPr>
+          <w:rFonts w:ascii="Times New Roman" w:hAnsi="Times New Roman" w:cs="Times New Roman"/>
+        </w:rPr>
+        <w:t>voxelwise</w:t>
+      </w:r>
+      <w:proofErr w:type="spellEnd"/>
+      <w:r>
+        <w:rPr>
+          <w:rFonts w:ascii="Times New Roman" w:hAnsi="Times New Roman" w:cs="Times New Roman"/>
+        </w:rPr>
+        <w:t xml:space="preserve"> scaling is off by default.</w:t>
       </w:r>
     </w:p>
     <w:p>
@@ -2411,7 +2476,19 @@
         <w:rPr>
           <w:rFonts w:ascii="Times New Roman" w:hAnsi="Times New Roman" w:cs="Times New Roman"/>
         </w:rPr>
-        <w:t xml:space="preserve"> output from Group CICADA. This is especially confirmed in the Group CICADA QC plots with </w:t>
+        <w:t xml:space="preserve"> output from Group CICADA. This is especially confirmed in the Group CICADA QC plots </w:t>
+      </w:r>
+      <w:r>
+        <w:rPr>
+          <w:rFonts w:ascii="Times New Roman" w:hAnsi="Times New Roman" w:cs="Times New Roman"/>
+        </w:rPr>
+        <w:t>when/if the</w:t>
+      </w:r>
+      <w:r>
+        <w:rPr>
+          <w:rFonts w:ascii="Times New Roman" w:hAnsi="Times New Roman" w:cs="Times New Roman"/>
+        </w:rPr>
+        <w:t xml:space="preserve"> </w:t>
       </w:r>
       <w:proofErr w:type="spellStart"/>
       <w:r>
@@ -2425,7 +2502,19 @@
         <w:rPr>
           <w:rFonts w:ascii="Times New Roman" w:hAnsi="Times New Roman" w:cs="Times New Roman"/>
         </w:rPr>
-        <w:t xml:space="preserve"> removed looks clearly better than the ones without them removed.</w:t>
+        <w:t xml:space="preserve"> removed </w:t>
+      </w:r>
+      <w:r>
+        <w:rPr>
+          <w:rFonts w:ascii="Times New Roman" w:hAnsi="Times New Roman" w:cs="Times New Roman"/>
+        </w:rPr>
+        <w:t>plot looks</w:t>
+      </w:r>
+      <w:r>
+        <w:rPr>
+          <w:rFonts w:ascii="Times New Roman" w:hAnsi="Times New Roman" w:cs="Times New Roman"/>
+        </w:rPr>
+        <w:t xml:space="preserve"> clearly better than the ones without them removed.</w:t>
       </w:r>
     </w:p>
     <w:p/>
@@ -2443,7 +2532,19 @@
     </w:p>
     <w:p>
       <w:r>
-        <w:t xml:space="preserve">The most recent version of CICADA is available for download from the author’s GitHub page (https://github.com/keithcdodd/CICADA). To install and use, a user needs to download the CICADA script folder. The user must also have FSL and Matlab installed and working. Likely necessary Matlab Add-Ons include Statistics and Machine Learning Toolbox, Image Processing Toolbox, Image Acquisition Toolbox, and Bioinformatics Toolbox. More Matlab toolboxes (“Add-ons”) may be necessary. </w:t>
+        <w:t xml:space="preserve">The most recent version of CICADA is available for download from the author’s GitHub page (https://github.com/keithcdodd/CICADA). To install and use, a user needs to </w:t>
+      </w:r>
+      <w:r>
+        <w:t xml:space="preserve">clone or </w:t>
+      </w:r>
+      <w:r>
+        <w:t xml:space="preserve">download the CICADA script folder. The user must also have FSL and Matlab installed and working. Likely necessary Matlab Add-Ons include Statistics and Machine Learning Toolbox, Image Processing Toolbox, Image Acquisition Toolbox, </w:t>
+      </w:r>
+      <w:r>
+        <w:t xml:space="preserve">Signal Processing Toolbox, </w:t>
+      </w:r>
+      <w:r>
+        <w:t xml:space="preserve">and Bioinformatics Toolbox. More Matlab toolboxes (“Add-ons”) may be necessary. </w:t>
       </w:r>
     </w:p>
     <w:p/>
@@ -2487,6 +2588,9 @@
       <w:r>
         <w:t>Statistics &amp; Machine Learning Toolbox, Image Processing Toolbox, Image Acquisition Toolbox, Bioinformatics Toolbox</w:t>
       </w:r>
+      <w:r>
+        <w:t>, Signal Processing Toolbox</w:t>
+      </w:r>
     </w:p>
     <w:p/>
     <w:p>
@@ -2550,7 +2654,15 @@
       </w:r>
       <w:proofErr w:type="spellEnd"/>
       <w:r>
-        <w:t xml:space="preserve"> Matlab function must be able to successfully run </w:t>
+        <w:t xml:space="preserve"> </w:t>
+      </w:r>
+      <w:proofErr w:type="spellStart"/>
+      <w:r>
+        <w:t>Matlab</w:t>
+      </w:r>
+      <w:proofErr w:type="spellEnd"/>
+      <w:r>
+        <w:t xml:space="preserve"> function must be able to successfully run </w:t>
       </w:r>
       <w:proofErr w:type="spellStart"/>
       <w:r>
@@ -2569,10 +2681,7 @@
       </w:r>
       <w:proofErr w:type="spellEnd"/>
       <w:r>
-        <w:t xml:space="preserve"> script will attempt to fix these variables for the user automatically.  However, the correct set up may differ depending on the</w:t>
-      </w:r>
-      <w:r>
-        <w:t xml:space="preserve"> user, operating system configuration, or updates. The current methods can be referenced in the figure below (from the </w:t>
+        <w:t xml:space="preserve"> script will attempt to fix these variables for the user automatically.  However, the correct set up may differ depending on the user, operating system configuration, or updates. The current methods can be referenced in the figure below (from the </w:t>
       </w:r>
       <w:proofErr w:type="spellStart"/>
       <w:r>
@@ -2637,7 +2746,7 @@
                           </pic:cNvPicPr>
                         </pic:nvPicPr>
                         <pic:blipFill>
-                          <a:blip r:embed="rId8"/>
+                          <a:blip r:embed="rId9"/>
                           <a:stretch>
                             <a:fillRect/>
                           </a:stretch>
@@ -2842,10 +2951,7 @@
       </w:r>
       <w:proofErr w:type="spellEnd"/>
       <w:r>
-        <w:t xml:space="preserve"> templates if t</w:t>
-      </w:r>
-      <w:r>
-        <w:t xml:space="preserve">hose inputs are not supplied. Similarly, </w:t>
+        <w:t xml:space="preserve"> templates if those inputs are not supplied. Similarly, </w:t>
       </w:r>
       <w:r>
         <w:rPr>
@@ -2854,10 +2960,7 @@
         <w:t>a task events file is optional, but highly recommended if working with task-based data</w:t>
       </w:r>
       <w:r>
-        <w:t>. Other optional inputs include the preprocessed anatomical file (does not have to be a T1), a MELODIC directory and flag (so a user can direct CICADA to a previous MELODIC folder instead of rerunning MELODIC), a compare file (an alternatively denoised file so a user can compare CICADA to it – will default to comparing to standard 8 parameter regression), and a tolerance value (defa</w:t>
-      </w:r>
-      <w:r>
-        <w:t>ult to 5; see Running Automatic CICADA following fMRIPrep preprocessing section).</w:t>
+        <w:t>. Other optional inputs include the preprocessed anatomical file (does not have to be a T1), a MELODIC directory and flag (so a user can direct CICADA to a previous MELODIC folder instead of rerunning MELODIC), a compare file (an alternatively denoised file so a user can compare CICADA to it – will default to comparing to standard 8 parameter regression), and a tolerance value (default to 5; see Running Automatic CICADA following fMRIPrep preprocessing section).</w:t>
       </w:r>
     </w:p>
     <w:p/>
@@ -2909,7 +3012,7 @@
                           </pic:cNvPicPr>
                         </pic:nvPicPr>
                         <pic:blipFill>
-                          <a:blip r:embed="rId9"/>
+                          <a:blip r:embed="rId10"/>
                           <a:stretch>
                             <a:fillRect/>
                           </a:stretch>
@@ -3105,7 +3208,7 @@
                           </pic:cNvPicPr>
                         </pic:nvPicPr>
                         <pic:blipFill>
-                          <a:blip r:embed="rId10"/>
+                          <a:blip r:embed="rId11"/>
                           <a:stretch>
                             <a:fillRect/>
                           </a:stretch>
@@ -3264,7 +3367,7 @@
                           </pic:cNvPicPr>
                         </pic:nvPicPr>
                         <pic:blipFill>
-                          <a:blip r:embed="rId11"/>
+                          <a:blip r:embed="rId12"/>
                           <a:stretch>
                             <a:fillRect/>
                           </a:stretch>
@@ -3376,10 +3479,7 @@
       </w:r>
       <w:proofErr w:type="spellEnd"/>
       <w:r>
-        <w:t xml:space="preserve"> command is used, it should be applied to each folder for each image.  For example, at the Matlab comm</w:t>
-      </w:r>
-      <w:r>
-        <w:t>and prompt:</w:t>
+        <w:t xml:space="preserve"> command is used, it should be applied to each folder for each image.  For example, at the Matlab command prompt:</w:t>
       </w:r>
     </w:p>
     <w:p/>
@@ -3631,10 +3731,7 @@
       </w:r>
       <w:proofErr w:type="gramEnd"/>
       <w:r>
-        <w:t xml:space="preserve"> just se</w:t>
-      </w:r>
-      <w:r>
-        <w:t>t it to the same as the ‘</w:t>
+        <w:t xml:space="preserve"> just set it to the same as the ‘</w:t>
       </w:r>
       <w:proofErr w:type="spellStart"/>
       <w:r>
@@ -3672,10 +3769,7 @@
       </w:r>
       <w:proofErr w:type="gramEnd"/>
       <w:r>
-        <w:t xml:space="preserve"> “task-foodpics_run-01_events.tsv” (see Figure 6). Specifically, the file must have the following columns: “onset” (in second</w:t>
-      </w:r>
-      <w:r>
-        <w:t>s), “duration” (in seconds) and “</w:t>
+        <w:t xml:space="preserve"> “task-foodpics_run-01_events.tsv” (see Figure 6). Specifically, the file must have the following columns: “onset” (in seconds), “duration” (in seconds) and “</w:t>
       </w:r>
       <w:proofErr w:type="spellStart"/>
       <w:r>
@@ -3683,10 +3777,7 @@
       </w:r>
       <w:proofErr w:type="spellEnd"/>
       <w:r>
-        <w:t>” (naming for the different trial types, without spaces). If a task events file is provided, CICADA will use it to generate individually estimated HRF responses for each trial type and one combined estimated HRF response, to help capture ICs that are related to each trial type. Thus, if this can be applicable to a user’s task-design, it is highly suggested to be included. Task data can be block or event-related design. If the task data is an event-related design, t</w:t>
-      </w:r>
-      <w:r>
-        <w:t xml:space="preserve">he duration (in seconds) would have to be </w:t>
+        <w:t xml:space="preserve">” (naming for the different trial types, without spaces). If a task events file is provided, CICADA will use it to generate individually estimated HRF responses for each trial type and one combined estimated HRF response, to help capture ICs that are related to each trial type. Thus, if this can be applicable to a user’s task-design, it is highly suggested to be included. Task data can be block or event-related design. If the task data is an event-related design, the duration (in seconds) would have to be </w:t>
       </w:r>
       <w:r>
         <w:lastRenderedPageBreak/>
@@ -3712,10 +3803,7 @@
       </w:r>
       <w:proofErr w:type="spellEnd"/>
       <w:r>
-        <w:t xml:space="preserve"> to compare to standard 6-parameter, 8-parameter, 12-parameter… etc. denoising. See section on compare file tag options for more information. The input “tolerance” is the tolerance value to use during “ CICADA_2_AutoLabelin</w:t>
-      </w:r>
-      <w:r>
-        <w:t>g.m”. In short, tolerance relates to the maximum number of signal-probability-sorted ICs in a row that CICADA labels as noise before automatically labeling all other ICs also as noise. For more details on tolerance, see details in “</w:t>
+        <w:t xml:space="preserve"> to compare to standard 6-parameter, 8-parameter, 12-parameter… etc. denoising. See section on compare file tag options for more information. The input “tolerance” is the tolerance value to use during “ CICADA_2_AutoLabeling.m”. In short, tolerance relates to the maximum number of signal-probability-sorted ICs in a row that CICADA labels as noise before automatically labeling all other ICs also as noise. For more details on tolerance, see details in “</w:t>
       </w:r>
       <w:proofErr w:type="spellStart"/>
       <w:r>
@@ -3773,10 +3861,7 @@
       </w:r>
       <w:proofErr w:type="spellEnd"/>
       <w:r>
-        <w:t xml:space="preserve"> the worse of the movement spikes first, hopefully this may also help better sepa</w:t>
-      </w:r>
-      <w:r>
-        <w:t xml:space="preserve">rate out signal from noise with MELODIC IC decomposition. Note, this was not used in the CICADA manuscript and has not been thoroughly tested. However, there is a chance that this may help particularly noisy data. The default is to not </w:t>
+        <w:t xml:space="preserve"> the worse of the movement spikes first, hopefully this may also help better separate out signal from noise with MELODIC IC decomposition. Note, this was not used in the CICADA manuscript and has not been thoroughly tested. However, there is a chance that this may help particularly noisy data. The default is to not </w:t>
       </w:r>
       <w:proofErr w:type="spellStart"/>
       <w:r>
@@ -3864,10 +3949,7 @@
       </w:r>
       <w:proofErr w:type="spellEnd"/>
       <w:r>
-        <w:t>, and for CICADA, must at least include the following columns: onset, durati</w:t>
-      </w:r>
-      <w:r>
-        <w:t xml:space="preserve">on, and </w:t>
+        <w:t xml:space="preserve">, and for CICADA, must at least include the following columns: onset, duration, and </w:t>
       </w:r>
       <w:proofErr w:type="spellStart"/>
       <w:r>
@@ -3941,7 +4023,7 @@
                           </pic:cNvPicPr>
                         </pic:nvPicPr>
                         <pic:blipFill>
-                          <a:blip r:embed="rId12"/>
+                          <a:blip r:embed="rId13"/>
                           <a:stretch>
                             <a:fillRect/>
                           </a:stretch>
@@ -4501,7 +4583,7 @@
                           </pic:cNvPicPr>
                         </pic:nvPicPr>
                         <pic:blipFill>
-                          <a:blip r:embed="rId13"/>
+                          <a:blip r:embed="rId14"/>
                           <a:stretch>
                             <a:fillRect/>
                           </a:stretch>
@@ -4726,10 +4808,7 @@
       </w:r>
       <w:proofErr w:type="spellEnd"/>
       <w:r>
-        <w:t xml:space="preserve"> space, then providing the anatomical mask and GM, WM, and C</w:t>
-      </w:r>
-      <w:r>
-        <w:t>SF probability files are required.</w:t>
+        <w:t xml:space="preserve"> space, then providing the anatomical mask and GM, WM, and CSF probability files are required.</w:t>
       </w:r>
     </w:p>
     <w:p/>
@@ -5320,10 +5399,7 @@
       </w:r>
       <w:proofErr w:type="spellEnd"/>
       <w:r>
-        <w:t xml:space="preserve"> unmasked</w:t>
-      </w:r>
-      <w:r>
-        <w:t xml:space="preserve"> functional file to form the final functional mask. Altogether, this creates a functional mask large enough to include sinus flow and edge artifact, but without retaining large amounts of other material (e.g., skull, eyes, etc.). The unmasked functional file is then masked by this new functional mask (which is used as the functional mask for all future calculations as well). </w:t>
+        <w:t xml:space="preserve"> unmasked functional file to form the final functional mask. Altogether, this creates a functional mask large enough to include sinus flow and edge artifact, but without retaining large amounts of other material (e.g., skull, eyes, etc.). The unmasked functional file is then masked by this new functional mask (which is used as the functional mask for all future calculations as well). </w:t>
       </w:r>
     </w:p>
     <w:p/>
@@ -5368,13 +5444,7 @@
       </w:r>
       <w:r>
         <w:lastRenderedPageBreak/>
-        <w:t>percentile. Next, the edge region is calculated. First, the susceptibility mask is subtracted from the functional mask. Second, an eroded and smoothed functional mask is subtracted to give the edge</w:t>
-      </w:r>
-      <w:r>
-        <w:t xml:space="preserve"> region. Gray matter (GM), white matter (WM), and cerebral spinal fluid (CSF) regions are then calculated. First, their corresponding probability files (which can be provided from the user but will default to the ones from fMRIPrep) are resampled, then the edge and susceptibility probability files are subtracted and then masked by the functional mask. Next, a subependymal region is calculated. In short, first, CSF and WM are masked by an eroded anatomy mask. The GM probability is then subtracted out and the</w:t>
-      </w:r>
-      <w:r>
-        <w:t xml:space="preserve">n smoothing is applied. The overlap between these modified CSF and WM files are then used to estimate the subependymal region. Next, a </w:t>
+        <w:t xml:space="preserve">percentile. Next, the edge region is calculated. First, the susceptibility mask is subtracted from the functional mask. Second, an eroded and smoothed functional mask is subtracted to give the edge region. Gray matter (GM), white matter (WM), and cerebral spinal fluid (CSF) regions are then calculated. First, their corresponding probability files (which can be provided from the user but will default to the ones from fMRIPrep) are resampled, then the edge and susceptibility probability files are subtracted and then masked by the functional mask. Next, a subependymal region is calculated. In short, first, CSF and WM are masked by an eroded anatomy mask. The GM probability is then subtracted out and then smoothing is applied. The overlap between these modified CSF and WM files are then used to estimate the subependymal region. Next, a </w:t>
       </w:r>
       <w:proofErr w:type="spellStart"/>
       <w:r>
@@ -5406,10 +5476,7 @@
       </w:r>
       <w:proofErr w:type="spellEnd"/>
       <w:r>
-        <w:t>” region (a region containing mostly outside sinuses and not t</w:t>
-      </w:r>
-      <w:r>
-        <w:t xml:space="preserve">he inner CSF) is created by subtracting the CSF, subependymal,  edge, susceptibility, and eroded anatomy mask regions from the outbrain region. This concludes the major region/mask generations of the first </w:t>
+        <w:t xml:space="preserve">” region (a region containing mostly outside sinuses and not the inner CSF) is created by subtracting the CSF, subependymal,  edge, susceptibility, and eroded anatomy mask regions from the outbrain region. This concludes the major region/mask generations of the first </w:t>
       </w:r>
       <w:proofErr w:type="spellStart"/>
       <w:r>
@@ -5476,7 +5543,7 @@
                           </pic:cNvPicPr>
                         </pic:nvPicPr>
                         <pic:blipFill>
-                          <a:blip r:embed="rId14"/>
+                          <a:blip r:embed="rId15"/>
                           <a:stretch>
                             <a:fillRect/>
                           </a:stretch>
@@ -5787,10 +5854,7 @@
       </w:r>
       <w:proofErr w:type="spellStart"/>
       <w:r>
-        <w:t>basescr</w:t>
-      </w:r>
-      <w:r>
-        <w:t>ipt</w:t>
+        <w:t>basescript</w:t>
       </w:r>
       <w:proofErr w:type="spellEnd"/>
       <w:r>
@@ -5845,19 +5909,7 @@
         <w:fldChar w:fldCharType="begin"/>
       </w:r>
       <w:r>
-        <w:instrText>ADDIN ZOTERO_ITEM CSL_CITATION {"citationID":"jdCAAAkY","properties":{"formattedCitation":"\\super 4\\nosupersub{}","plainCitation":"4","noteIndex":0},"citationItems":[{"id":175,"uris":["http://zotero.org/users/9019901/items/ZJD89E2C"],"itemData":{"id":175,"type":"article-journal","abstract":"Here, we demonstrate that subject motion produces substantial changes in the timecourses of resting state functional connectivity MRI (rs-fcMRI) data despite compensatory spatial registration and regression of motion e</w:instrText>
-      </w:r>
-      <w:r>
-        <w:instrText>stimates from the data. These changes cause systematic but spurious correlation structures throughout the brain. Specifically, many long-distance correlations are decreased by subject motion, whereas many short-distance correlations are increased. These changes in rs-fcMRI correlations do not arise from, nor are they adequately countered by, some common functional connectivity processing steps. Two indices of data quality are proposed, and a simple method to reduce motion-related effects in rs-fcMRI analyse</w:instrText>
-      </w:r>
-      <w:r>
-        <w:instrText>s is demonstrated that should be flexibly implementable across a variety of software platforms. We demonstrate how application of this technique impacts our own data, modifying previous conclusions about brain development. These results suggest the need for greater care in dealing with subject motion, and the need to critically revisit previous rs-fcMRI work that may not have adequately controlled for effects of transient subject movements.","container-title":"NeuroImage","DOI":"10.1016/j.neuroimage.2011.10</w:instrText>
-      </w:r>
-      <w:r>
-        <w:instrText>.018","ISSN":"1053-8119","issue":"3","journalAbbreviation":"NeuroImage","page":"2142-2154","source":"ScienceDirect","title":"Spurious but systematic correlations in functional connectivity MRI networks arise from subject motion","volume":"59","author":[{"family":"Power","given":"Jonathan D."},{"family":"Barnes","given":"Kelly A."},{"family":"Snyder","given":"Abraham Z."},{"family":"Schlaggar","given":"Bradley L."},{"family":"Petersen","given":"Steven E."}],"issued":{"date-parts":[["2012",2,1]]},"citation-ke</w:instrText>
-      </w:r>
-      <w:r>
-        <w:instrText>y":"powerSpuriousSystematicCorrelations2012"}}],"schema":"https://github.com/citation-style-language/schema/raw/master/csl-citation.json"}</w:instrText>
+        <w:instrText>ADDIN ZOTERO_ITEM CSL_CITATION {"citationID":"jdCAAAkY","properties":{"formattedCitation":"\\super 4\\nosupersub{}","plainCitation":"4","noteIndex":0},"citationItems":[{"id":175,"uris":["http://zotero.org/users/9019901/items/ZJD89E2C"],"itemData":{"id":175,"type":"article-journal","abstract":"Here, we demonstrate that subject motion produces substantial changes in the timecourses of resting state functional connectivity MRI (rs-fcMRI) data despite compensatory spatial registration and regression of motion estimates from the data. These changes cause systematic but spurious correlation structures throughout the brain. Specifically, many long-distance correlations are decreased by subject motion, whereas many short-distance correlations are increased. These changes in rs-fcMRI correlations do not arise from, nor are they adequately countered by, some common functional connectivity processing steps. Two indices of data quality are proposed, and a simple method to reduce motion-related effects in rs-fcMRI analyses is demonstrated that should be flexibly implementable across a variety of software platforms. We demonstrate how application of this technique impacts our own data, modifying previous conclusions about brain development. These results suggest the need for greater care in dealing with subject motion, and the need to critically revisit previous rs-fcMRI work that may not have adequately controlled for effects of transient subject movements.","container-title":"NeuroImage","DOI":"10.1016/j.neuroimage.2011.10.018","ISSN":"1053-8119","issue":"3","journalAbbreviation":"NeuroImage","page":"2142-2154","source":"ScienceDirect","title":"Spurious but systematic correlations in functional connectivity MRI networks arise from subject motion","volume":"59","author":[{"family":"Power","given":"Jonathan D."},{"family":"Barnes","given":"Kelly A."},{"family":"Snyder","given":"Abraham Z."},{"family":"Schlaggar","given":"Bradley L."},{"family":"Petersen","given":"Steven E."}],"issued":{"date-parts":[["2012",2,1]]},"citation-key":"powerSpuriousSystematicCorrelations2012"}}],"schema":"https://github.com/citation-style-language/schema/raw/master/csl-citation.json"}</w:instrText>
       </w:r>
       <w:r>
         <w:fldChar w:fldCharType="separate"/>
@@ -5872,10 +5924,7 @@
         <w:fldChar w:fldCharType="end"/>
       </w:r>
       <w:r>
-        <w:t xml:space="preserve">), the six motion parameters, white matter, CSF, and global signal, are all calculated. These parameters are pulled from a user-provided confound file but will default to pull from the fMRIPrep confound file if it exists. Specifically, a detrended DVARS and FD are correlated to a detrended, differentiated, and absolute valued timeseries. This method is chosen as DVARS and FD are, by definition, differentiated and absolute valued parameters as well. General IC timeseries “spikiness” is also estimated by the </w:t>
-      </w:r>
-      <w:r>
-        <w:t>maximum absolute value of the normalized timeseries.</w:t>
+        <w:t>), the six motion parameters, white matter, CSF, and global signal, are all calculated. These parameters are pulled from a user-provided confound file but will default to pull from the fMRIPrep confound file if it exists. Specifically, a detrended DVARS and FD are correlated to a detrended, differentiated, and absolute valued timeseries. This method is chosen as DVARS and FD are, by definition, differentiated and absolute valued parameters as well. General IC timeseries “spikiness” is also estimated by the maximum absolute value of the normalized timeseries.</w:t>
       </w:r>
     </w:p>
     <w:p/>
@@ -5889,10 +5938,7 @@
       </w:r>
       <w:proofErr w:type="spellEnd"/>
       <w:r>
-        <w:t xml:space="preserve"> then uses k-means clustering, classified into three groups, to cycle through relevant noise profiles (see manuscript for more detail on noise profiles), brain networks, and other related variables detailed above. The initial k-means starting points are given as the minimum, median, and maximum values (“k-means classified” as low, medium, or high). Thus, the ICs are clustered as either high, medium, or low in that noise profile, network, or other variable. Many of these classifications are labeled</w:t>
-      </w:r>
-      <w:r>
-        <w:t xml:space="preserve"> as either “good” (highly likely to indicate </w:t>
+        <w:t xml:space="preserve"> then uses k-means clustering, classified into three groups, to cycle through relevant noise profiles (see manuscript for more detail on noise profiles), brain networks, and other related variables detailed above. The initial k-means starting points are given as the minimum, median, and maximum values (“k-means classified” as low, medium, or high). Thus, the ICs are clustered as either high, medium, or low in that noise profile, network, or other variable. Many of these classifications are labeled as either “good” (highly likely to indicate </w:t>
       </w:r>
       <w:r>
         <w:lastRenderedPageBreak/>
@@ -5924,19 +5970,7 @@
             <w:rPr>
               <w:rFonts w:ascii="Cambria Math" w:hAnsi="Cambria Math"/>
             </w:rPr>
-            <m:t>NSP</m:t>
-          </m:r>
-          <m:r>
-            <w:rPr>
-              <w:rFonts w:ascii="Cambria Math" w:hAnsi="Cambria Math"/>
-            </w:rPr>
-            <m:t>=</m:t>
-          </m:r>
-          <m:r>
-            <w:rPr>
-              <w:rFonts w:ascii="Cambria Math" w:hAnsi="Cambria Math"/>
-            </w:rPr>
-            <m:t>norm</m:t>
+            <m:t>NSP=norm</m:t>
           </m:r>
           <m:d>
             <m:dPr>
@@ -6007,31 +6041,7 @@
             <w:rPr>
               <w:rFonts w:ascii="Cambria Math" w:hAnsi="Cambria Math"/>
             </w:rPr>
-            <m:t>*</m:t>
-          </m:r>
-          <m:r>
-            <w:rPr>
-              <w:rFonts w:ascii="Cambria Math" w:hAnsi="Cambria Math"/>
-            </w:rPr>
-            <m:t>norm</m:t>
-          </m:r>
-          <m:r>
-            <w:rPr>
-              <w:rFonts w:ascii="Cambria Math" w:hAnsi="Cambria Math"/>
-            </w:rPr>
-            <m:t>(</m:t>
-          </m:r>
-          <m:r>
-            <w:rPr>
-              <w:rFonts w:ascii="Cambria Math" w:hAnsi="Cambria Math"/>
-            </w:rPr>
-            <m:t>PSO</m:t>
-          </m:r>
-          <m:r>
-            <w:rPr>
-              <w:rFonts w:ascii="Cambria Math" w:hAnsi="Cambria Math"/>
-            </w:rPr>
-            <m:t>)</m:t>
+            <m:t>*norm(PSO)</m:t>
           </m:r>
         </m:oMath>
       </m:oMathPara>
@@ -6053,13 +6063,7 @@
         <w:rPr>
           <w:rFonts w:eastAsiaTheme="minorEastAsia"/>
         </w:rPr>
-        <w:t>NSP is the relative “neural signal probability”, S is “smoothing”, GMO is “gray matter spatial map overlap”, and PSO is “power spectrum overlap.” In each case, “norm” refers to a normalization of each parameter to values ranging from [0,1]. Overall, this equation takes advantage of the fact that neural signal is characterized by ICs with higher smoothness, higher gray matter overlap, and higher power spectrum overlap with the estimated HRF response. GMO is squared to greater weight its value, as gray matter</w:t>
-      </w:r>
-      <w:r>
-        <w:rPr>
-          <w:rFonts w:eastAsiaTheme="minorEastAsia"/>
-        </w:rPr>
-        <w:t xml:space="preserve"> overlap is likely more specific of neural signal than either smoothness or power spectrum overlap. This can be inferred, for example, by the fact that certain noise profiles (e.g., subependymal) can be highly smooth and have great power spectrum overlap but not have high GM overlap.</w:t>
+        <w:t>NSP is the relative “neural signal probability”, S is “smoothing”, GMO is “gray matter spatial map overlap”, and PSO is “power spectrum overlap.” In each case, “norm” refers to a normalization of each parameter to values ranging from [0,1]. Overall, this equation takes advantage of the fact that neural signal is characterized by ICs with higher smoothness, higher gray matter overlap, and higher power spectrum overlap with the estimated HRF response. GMO is squared to greater weight its value, as gray matter overlap is likely more specific of neural signal than either smoothness or power spectrum overlap. This can be inferred, for example, by the fact that certain noise profiles (e.g., subependymal) can be highly smooth and have great power spectrum overlap but not have high GM overlap.</w:t>
       </w:r>
     </w:p>
     <w:p>
@@ -6168,10 +6172,7 @@
     <w:p/>
     <w:p>
       <w:r>
-        <w:t>While looping through each IC in NSP order, CICADA uses a tolerance value (default is 5 but can be modified by the user) to determine when to stop. Whenever CICADA labels an IC as noise, the tolerance value is reduced by one. Similarly, when CICADA labels an IC as signal, the tolerance value is increased by one (but is never raised above the starting value). If the tolerance value reaches 0, CICADA stops looping through the ICs and labels the rest of the ICs as noise. CICADA will also not loop through ICs w</w:t>
-      </w:r>
-      <w:r>
-        <w:t>hose NSP is less than the mean IC NSP. Therefore, any IC whose NSP is less than the mean NSP will also be labeled as noise.</w:t>
+        <w:t>While looping through each IC in NSP order, CICADA uses a tolerance value (default is 5 but can be modified by the user) to determine when to stop. Whenever CICADA labels an IC as noise, the tolerance value is reduced by one. Similarly, when CICADA labels an IC as signal, the tolerance value is increased by one (but is never raised above the starting value). If the tolerance value reaches 0, CICADA stops looping through the ICs and labels the rest of the ICs as noise. CICADA will also not loop through ICs whose NSP is less than the mean IC NSP. Therefore, any IC whose NSP is less than the mean NSP will also be labeled as noise.</w:t>
       </w:r>
     </w:p>
     <w:p/>
@@ -6205,10 +6206,7 @@
       </w:r>
       <w:proofErr w:type="spellEnd"/>
       <w:r>
-        <w:t>” column contains CICADA’s final decisi</w:t>
-      </w:r>
-      <w:r>
-        <w:t>ons on IC classifications where a 1 is signal, and a 0 is noise.</w:t>
+        <w:t>” column contains CICADA’s final decisions on IC classifications where a 1 is signal, and a 0 is noise.</w:t>
       </w:r>
     </w:p>
     <w:p/>
@@ -6261,7 +6259,7 @@
                           </pic:cNvPicPr>
                         </pic:nvPicPr>
                         <pic:blipFill>
-                          <a:blip r:embed="rId15"/>
+                          <a:blip r:embed="rId16"/>
                           <a:stretch>
                             <a:fillRect/>
                           </a:stretch>
@@ -6341,10 +6339,7 @@
       </w:r>
       <w:proofErr w:type="spellEnd"/>
       <w:r>
-        <w:t xml:space="preserve"> two performs a few last actions to make it easier for a user to examine the classification and output. CICADA creates structures to hold all relevant calculations, values, and classifications. CICADA also creates a “compare cleaning” table to compare the relative feature proportions of all ICs to just the ICs that CICADA labeled as signal. CICADA also generates a signal-to-noise ratio image and generates images containing all noise and all signal IC overlaps. Files to perform nonaggressive denois</w:t>
-      </w:r>
-      <w:r>
-        <w:t xml:space="preserve">ing (the standard default method) and aggressive denoising are saved and exported. Then, </w:t>
+        <w:t xml:space="preserve"> two performs a few last actions to make it easier for a user to examine the classification and output. CICADA creates structures to hold all relevant calculations, values, and classifications. CICADA also creates a “compare cleaning” table to compare the relative feature proportions of all ICs to just the ICs that CICADA labeled as signal. CICADA also generates a signal-to-noise ratio image and generates images containing all noise and all signal IC overlaps. Files to perform nonaggressive denoising (the standard default method) and aggressive denoising are saved and exported. Then, </w:t>
       </w:r>
       <w:proofErr w:type="spellStart"/>
       <w:r>
@@ -6400,10 +6395,7 @@
       </w:r>
       <w:proofErr w:type="spellEnd"/>
       <w:r>
-        <w:t xml:space="preserve"> evidence masks; 6-mm-smoothed extended signal-evidence derivatives; the constrained calculation domain; and provenance tables. The continuous signal IC-overlap map is the primary signal-support product. It describes the spatial evidence supplied by ICs la</w:t>
-      </w:r>
-      <w:r>
-        <w:t>beled as signal, but it is not a calibrated probability of neuronal signal or a definitive tissue mask. These products are additive and do not alter IC labels or the denoised functional output.</w:t>
+        <w:t xml:space="preserve"> evidence masks; 6-mm-smoothed extended signal-evidence derivatives; the constrained calculation domain; and provenance tables. The continuous signal IC-overlap map is the primary signal-support product. It describes the spatial evidence supplied by ICs labeled as signal, but it is not a calibrated probability of neuronal signal or a definitive tissue mask. These products are additive and do not alter IC labels or the denoised functional output.</w:t>
       </w:r>
     </w:p>
     <w:p/>
@@ -6441,10 +6433,7 @@
       </w:r>
       <w:r>
         <w:lastRenderedPageBreak/>
-        <w:t xml:space="preserve">matter correlation distribution, and a plot of </w:t>
-      </w:r>
-      <w:r>
-        <w:t>the detrended mean gray matter signal. More information on interpreting the QC plots and metrics is provided in the following section “Interpreting QC Plots and Metrics.”</w:t>
+        <w:t>matter correlation distribution, and a plot of the detrended mean gray matter signal. More information on interpreting the QC plots and metrics is provided in the following section “Interpreting QC Plots and Metrics.”</w:t>
       </w:r>
     </w:p>
     <w:p/>
@@ -6482,10 +6471,7 @@
       </w:r>
       <w:proofErr w:type="spellEnd"/>
       <w:r>
-        <w:t xml:space="preserve"> 3 then calculates the relative noise prof</w:t>
-      </w:r>
-      <w:r>
-        <w:t xml:space="preserve">ile correlations (e.g., correlations within the edge region, correlations within CSF, correlations between GM and framewise displacement, etc. ). Finally, </w:t>
+        <w:t xml:space="preserve"> 3 then calculates the relative noise profile correlations (e.g., correlations within the edge region, correlations within CSF, correlations between GM and framewise displacement, etc. ). Finally, </w:t>
       </w:r>
       <w:proofErr w:type="spellStart"/>
       <w:r>
@@ -6518,10 +6504,7 @@
         <w:t>QC Plots:</w:t>
       </w:r>
       <w:r>
-        <w:t xml:space="preserve"> Subject-level QC plots can be found in the qc folder for the given subject. These plots compare CICADA denoised (“cleaned”), 8 parameter denoising (regress 6 motion parameters, CSF, and WM), and the original data without any denoising. An example image of the QC plots is given below. In short, these plots include eight “noise profile” correlation distribution, a correlation distribution within gray matter, and the detrended mean gray matter signal. In this context, noise profile correlation distributions g</w:t>
-      </w:r>
-      <w:r>
-        <w:t xml:space="preserve">enerally refer to randomly sampled (&gt;10,000) voxel pair correlations within the given noise profile (more details are provided in the manuscript and supplementary material). In general, better denoised data is represented by smaller correlations between the voxel pairs. Therefore, </w:t>
+        <w:t xml:space="preserve"> Subject-level QC plots can be found in the qc folder for the given subject. These plots compare CICADA denoised (“cleaned”), 8 parameter denoising (regress 6 motion parameters, CSF, and WM), and the original data without any denoising. An example image of the QC plots is given below. In short, these plots include eight “noise profile” correlation distribution, a correlation distribution within gray matter, and the detrended mean gray matter signal. In this context, noise profile correlation distributions generally refer to randomly sampled (&gt;10,000) voxel pair correlations within the given noise profile (more details are provided in the manuscript and supplementary material). In general, better denoised data is represented by smaller correlations between the voxel pairs. Therefore, </w:t>
       </w:r>
       <w:r>
         <w:rPr>
@@ -6530,10 +6513,7 @@
         <w:t>a better denoised noise profile is a narrower correlation distribution more closely centered to zero</w:t>
       </w:r>
       <w:r>
-        <w:t xml:space="preserve"> (which would thereby result in a lower mean magnitude). As signal ICs are generally spatially smooth, regions that share closer p</w:t>
-      </w:r>
-      <w:r>
-        <w:t xml:space="preserve">roximity to gray matter (i.e., CSF) may maintain a degree of voxel-wise correlations. </w:t>
+        <w:t xml:space="preserve"> (which would thereby result in a lower mean magnitude). As signal ICs are generally spatially smooth, regions that share closer proximity to gray matter (i.e., CSF) may maintain a degree of voxel-wise correlations. </w:t>
       </w:r>
       <w:r>
         <w:rPr>
@@ -6560,10 +6540,7 @@
       </w:r>
       <w:proofErr w:type="spellStart"/>
       <w:r>
-        <w:t>N</w:t>
-      </w:r>
-      <w:r>
-        <w:t>otGM</w:t>
+        <w:t>NotGM</w:t>
       </w:r>
       <w:proofErr w:type="spellEnd"/>
       <w:r>
@@ -6622,7 +6599,7 @@
                           </pic:cNvPicPr>
                         </pic:nvPicPr>
                         <pic:blipFill>
-                          <a:blip r:embed="rId16"/>
+                          <a:blip r:embed="rId17"/>
                           <a:srcRect t="1817" r="1185"/>
                           <a:stretch>
                             <a:fillRect/>
@@ -6741,14 +6718,7 @@
                 <w:sz w:val="18"/>
                 <w:szCs w:val="18"/>
               </w:rPr>
-              <w:t xml:space="preserve"> CSF, which is not uncommon due to the proximity of CSF </w:t>
-            </w:r>
-            <w:r>
-              <w:rPr>
-                <w:sz w:val="18"/>
-                <w:szCs w:val="18"/>
-              </w:rPr>
-              <w:t xml:space="preserve">voxels to gray matter). The GM correlation distribution is slightly more right skewed than the </w:t>
+              <w:t xml:space="preserve"> CSF, which is not uncommon due to the proximity of CSF voxels to gray matter). The GM correlation distribution is slightly more right skewed than the </w:t>
             </w:r>
             <w:proofErr w:type="spellStart"/>
             <w:r>
@@ -6788,10 +6758,7 @@
       </w:r>
       <w:proofErr w:type="spellEnd"/>
       <w:r>
-        <w:t>. These files can also be found in the qc folder for the given subject. These images similarly compare CICADA denoised (“cleaned”), 8-parameter denoising (“compare”; regress 6 motion parameters, CSF, and WM), and the original data (“orig”) without any denoising. In short, these images visualize identifiability of the major resting-state networks (by default: default mode, sensorimotor, visual, salience, dorsal attention, executive control, and limbic/rewa</w:t>
-      </w:r>
-      <w:r>
-        <w:t xml:space="preserve">rd). Identifiability is measured by extracting a representative time series from the </w:t>
+        <w:t xml:space="preserve">. These files can also be found in the qc folder for the given subject. These images similarly compare CICADA denoised (“cleaned”), 8-parameter denoising (“compare”; regress 6 motion parameters, CSF, and WM), and the original data (“orig”) without any denoising. In short, these images visualize identifiability of the major resting-state networks (by default: default mode, sensorimotor, visual, salience, dorsal attention, executive control, and limbic/reward). Identifiability is measured by extracting a representative time series from the </w:t>
       </w:r>
       <w:proofErr w:type="spellStart"/>
       <w:r>
@@ -6799,10 +6766,7 @@
       </w:r>
       <w:proofErr w:type="spellEnd"/>
       <w:r>
-        <w:t xml:space="preserve"> seed regions for each network and correlating that seed time series with the time series of each voxel in the functional mask (cleaned, compare, orig). Voxels are then assigned a network label (e.g., 1–7 by default) corresponding to the network with the highest correlation. Voxels whose highest network correlation have a p-value &gt; 0.5 (i.e., z-score &lt; 0.67 after Fisher z-transform) are not assigned a network lab</w:t>
-      </w:r>
-      <w:r>
-        <w:t xml:space="preserve">el. The network identifiability </w:t>
+        <w:t xml:space="preserve"> seed regions for each network and correlating that seed time series with the time series of each voxel in the functional mask (cleaned, compare, orig). Voxels are then assigned a network label (e.g., 1–7 by default) corresponding to the network with the highest correlation. Voxels whose highest network correlation have a p-value &gt; 0.5 (i.e., z-score &lt; 0.67 after Fisher z-transform) are not assigned a network label. The network identifiability </w:t>
       </w:r>
       <w:proofErr w:type="spellStart"/>
       <w:r>
@@ -6828,16 +6792,7 @@
       </w:r>
       <w:r>
         <w:lastRenderedPageBreak/>
-        <w:t>identifiability images and can be used to compare denoising approaches more directly. In brief, these metrics quantify how often voxels show high-confidence assignment to a single network, defined by both sufficient absolute correlation strength with the best-matching network and c</w:t>
-      </w:r>
-      <w:r>
-        <w:t>lear separation from the second-best network, rather than ambiguous connectivity across multiple networks. Values are computed within gray matter voxels that also fall within the functional mask and are reported as fractions between 0 and 1, with higher values indicating stronger and more distinct network assignments. Altogether, the table includes per-network metrics computed within each network’s seed regions (reflecting how cleanly each network’s core regions are identified), whole–gray-matter metrics co</w:t>
-      </w:r>
-      <w:r>
-        <w:t xml:space="preserve">mputed across all gray-matter voxels (reflecting overall network separability), and difference values comparing CICADA-denoised data to the comparison and original data (with positive values indicating improved network identifiability with CICADA). Among these metrics, the “overall score” values for gray matter and for each network are intended to be the most informative summary measures, whereas the threshold- and separation-based component metrics provide additional context regarding the sources of these </w:t>
-      </w:r>
-      <w:r>
-        <w:t xml:space="preserve">differences. Notably, quantitative assessment of network identifiability is inherently challenging due to several factors, including that large-scale brain networks are not strictly independent. As such, visual inspection remains the primary means for assessing network identifiability (with MELODIC component outputs recommended as the most informative visual representation, and the “network identifiability” </w:t>
+        <w:t xml:space="preserve">identifiability images and can be used to compare denoising approaches more directly. In brief, these metrics quantify how often voxels show high-confidence assignment to a single network, defined by both sufficient absolute correlation strength with the best-matching network and clear separation from the second-best network, rather than ambiguous connectivity across multiple networks. Values are computed within gray matter voxels that also fall within the functional mask and are reported as fractions between 0 and 1, with higher values indicating stronger and more distinct network assignments. Altogether, the table includes per-network metrics computed within each network’s seed regions (reflecting how cleanly each network’s core regions are identified), whole–gray-matter metrics computed across all gray-matter voxels (reflecting overall network separability), and difference values comparing CICADA-denoised data to the comparison and original data (with positive values indicating improved network identifiability with CICADA). Among these metrics, the “overall score” values for gray matter and for each network are intended to be the most informative summary measures, whereas the threshold- and separation-based component metrics provide additional context regarding the sources of these differences. Notably, quantitative assessment of network identifiability is inherently challenging due to several factors, including that large-scale brain networks are not strictly independent. As such, visual inspection remains the primary means for assessing network identifiability (with MELODIC component outputs recommended as the most informative visual representation, and the “network identifiability” </w:t>
       </w:r>
       <w:proofErr w:type="spellStart"/>
       <w:r>
@@ -6845,10 +6800,7 @@
       </w:r>
       <w:proofErr w:type="spellEnd"/>
       <w:r>
-        <w:t xml:space="preserve"> serving as a complementary secondary visualization), with the quantitative results of the netw</w:t>
-      </w:r>
-      <w:r>
-        <w:t>ork_identifiability_results.csv serving as possible further supportive context.</w:t>
+        <w:t xml:space="preserve"> serving as a complementary secondary visualization), with the quantitative results of the network_identifiability_results.csv serving as possible further supportive context.</w:t>
       </w:r>
     </w:p>
     <w:p/>
@@ -6868,22 +6820,7 @@
         <w:fldChar w:fldCharType="begin"/>
       </w:r>
       <w:r>
-        <w:instrText xml:space="preserve">ADDIN ZOTERO_ITEM CSL_CITATION {"citationID":"X1Hm4Ywz","properties":{"formattedCitation":"\\super 5\\nosupersub{}","plainCitation":"5","noteIndex":0},"citationItems":[{"id":173,"uris":["http://zotero.org/users/9019901/items/8FUJW6RF"],"itemData":{"id":173,"type":"article-journal","abstract":"The human brain atlases that allow correlating brain anatomy with psychological and cognitive functions are in transition from ex vivo histology-based printed atlases to digital brain maps providing multimodal in vivo </w:instrText>
-      </w:r>
-      <w:r>
-        <w:instrText xml:space="preserve">information. Many current human brain atlases cover only specific structures, lack fine-grained parcellations, and fail to provide functionally important connectivity information. Using noninvasive multimodal neuroimaging techniques, we designed a connectivity-based parcellation framework that identifies the subdivisions of the entire human brain, revealing the in vivo connectivity architecture. The resulting human Brainnetome Atlas, with 210 cortical and 36 subcortical subregions, provides a fine-grained, </w:instrText>
-      </w:r>
-      <w:r>
-        <w:instrText>cross-validated atlas and contains information on both anatomical and functional connections. Additionally, we further mapped the delineated structures to mental processes by reference to the BrainMap database. It thus provides an objective and stable starting point from which to explore the complex relationships between structure, connectivity, and function, and eventually improves understanding of how the human brain works. The human Brainnetome Atlas will be made freely available for download at http://a</w:instrText>
-      </w:r>
-      <w:r>
-        <w:instrText xml:space="preserve">tlas.brainnetome.org, so that whole brain parcellations, connections, and functional data will be readily available for researchers to use in their investigations into healthy and pathological states.","container-title":"Cerebral Cortex (New York, N.Y.: 1991)","DOI":"10.1093/cercor/bhw157","ISSN":"1460-2199","issue":"8","journalAbbreviation":"Cereb Cortex","language":"eng","note":"PMID: 27230218\nPMCID: PMC4961028","page":"3508-3526","source":"PubMed","title":"The Human Brainnetome Atlas: A New Brain Atlas </w:instrText>
-      </w:r>
-      <w:r>
-        <w:instrText>Based on Connectional Architecture","title-short":"The Human Brainnetome Atlas","volume":"26","author":[{"family":"Fan","given":"Lingzhong"},{"family":"Li","given":"Hai"},{"family":"Zhuo","given":"Junjie"},{"family":"Zhang","given":"Yu"},{"family":"Wang","given":"Jiaojian"},{"family":"Chen","given":"Liangfu"},{"family":"Yang","given":"Zhengyi"},{"family":"Chu","given":"Congying"},{"family":"Xie","given":"Sangma"},{"family":"Laird","given":"Angela R."},{"family":"Fox","given":"Peter T."},{"family":"Eickhoff"</w:instrText>
-      </w:r>
-      <w:r>
-        <w:instrText>,"given":"Simon B."},{"family":"Yu","given":"Chunshui"},{"family":"Jiang","given":"Tianzi"}],"issued":{"date-parts":[["2016",8]]},"citation-key":"fanHumanBrainnetomeAtlas2016"}}],"schema":"https://github.com/citation-style-language/schema/raw/master/csl-citation.json"}</w:instrText>
+        <w:instrText>ADDIN ZOTERO_ITEM CSL_CITATION {"citationID":"X1Hm4Ywz","properties":{"formattedCitation":"\\super 5\\nosupersub{}","plainCitation":"5","noteIndex":0},"citationItems":[{"id":173,"uris":["http://zotero.org/users/9019901/items/8FUJW6RF"],"itemData":{"id":173,"type":"article-journal","abstract":"The human brain atlases that allow correlating brain anatomy with psychological and cognitive functions are in transition from ex vivo histology-based printed atlases to digital brain maps providing multimodal in vivo information. Many current human brain atlases cover only specific structures, lack fine-grained parcellations, and fail to provide functionally important connectivity information. Using noninvasive multimodal neuroimaging techniques, we designed a connectivity-based parcellation framework that identifies the subdivisions of the entire human brain, revealing the in vivo connectivity architecture. The resulting human Brainnetome Atlas, with 210 cortical and 36 subcortical subregions, provides a fine-grained, cross-validated atlas and contains information on both anatomical and functional connections. Additionally, we further mapped the delineated structures to mental processes by reference to the BrainMap database. It thus provides an objective and stable starting point from which to explore the complex relationships between structure, connectivity, and function, and eventually improves understanding of how the human brain works. The human Brainnetome Atlas will be made freely available for download at http://atlas.brainnetome.org, so that whole brain parcellations, connections, and functional data will be readily available for researchers to use in their investigations into healthy and pathological states.","container-title":"Cerebral Cortex (New York, N.Y.: 1991)","DOI":"10.1093/cercor/bhw157","ISSN":"1460-2199","issue":"8","journalAbbreviation":"Cereb Cortex","language":"eng","note":"PMID: 27230218\nPMCID: PMC4961028","page":"3508-3526","source":"PubMed","title":"The Human Brainnetome Atlas: A New Brain Atlas Based on Connectional Architecture","title-short":"The Human Brainnetome Atlas","volume":"26","author":[{"family":"Fan","given":"Lingzhong"},{"family":"Li","given":"Hai"},{"family":"Zhuo","given":"Junjie"},{"family":"Zhang","given":"Yu"},{"family":"Wang","given":"Jiaojian"},{"family":"Chen","given":"Liangfu"},{"family":"Yang","given":"Zhengyi"},{"family":"Chu","given":"Congying"},{"family":"Xie","given":"Sangma"},{"family":"Laird","given":"Angela R."},{"family":"Fox","given":"Peter T."},{"family":"Eickhoff","given":"Simon B."},{"family":"Yu","given":"Chunshui"},{"family":"Jiang","given":"Tianzi"}],"issued":{"date-parts":[["2016",8]]},"citation-key":"fanHumanBrainnetomeAtlas2016"}}],"schema":"https://github.com/citation-style-language/schema/raw/master/csl-citation.json"}</w:instrText>
       </w:r>
       <w:r>
         <w:fldChar w:fldCharType="separate"/>
@@ -6904,25 +6841,7 @@
         <w:fldChar w:fldCharType="begin"/>
       </w:r>
       <w:r>
-        <w:instrText>ADDIN ZOTERO_ITEM CSL_CITATION {"citationID":"Aly105FP","properties":{"formattedCitation":"\\super 3\\nosupersub{}","plainCitation":"3","noteIndex":0},"citationItems":[{"id":165,"uris":["http://zotero.org/users/9019901/items/RP68IY8G"],"itemData":{"id":165,"type":"article-journal","abstract":"Information processing in the cerebral cortex involves interactions among distributed areas. Anatomical connectivity suggests that certain areas form local hierarchical relations such as within the visual system. Other</w:instrText>
-      </w:r>
-      <w:r>
-        <w:instrText xml:space="preserve"> connectivity patterns, particularly among association areas, suggest the presence of large-scale circuits without clear hierarchical relations. In this study the organization of networks in the human cerebrum was explored using resting-state functional connectivity MRI. Data from 1,000 subjects were registered using surface-based alignment. A clustering approach was employed to identify and replicate networks of functionally coupled regions across the cerebral cortex. The results revealed local networks co</w:instrText>
-      </w:r>
-      <w:r>
-        <w:instrText>nfined to sensory and motor cortices as well as distributed networks of association regions. Within the sensory and motor cortices, functional connectivity followed topographic representations across adjacent areas. In association cortex, the connectivity patterns often showed abrupt transitions between network boundaries. Focused analyses were performed to better understand properties of network connectivity. A canonical sensory-motor pathway involving primary visual area, putative middle temporal area com</w:instrText>
-      </w:r>
-      <w:r>
-        <w:instrText>plex (MT+), lateral intraparietal area, and frontal eye field was analyzed to explore how interactions might arise within and between networks. Results showed that adjacent regions of the MT+ complex demonstrate differential connectivity consistent with a hierarchical pathway that spans networks. The functional connectivity of parietal and prefrontal association cortices was next explored. Distinct connectivity profiles of neighboring regions suggest they participate in distributed networks that, while show</w:instrText>
-      </w:r>
-      <w:r>
-        <w:instrText>ing evidence for interactions, are embedded within largely parallel, interdigitated circuits. We conclude by discussing the organization of these large-scale cerebral networks in relation to monkey anatomy and their potential evolutionary expansion in humans to support cognition.","container-title":"Journal of Neurophysiology","DOI":"10.1152/jn.00338.2011","ISSN":"0022-3077","issue":"3","note":"publisher: American Physiological Society","page":"1125-1165","source":"journals.physiology.org (Atypon)","title":</w:instrText>
-      </w:r>
-      <w:r>
-        <w:instrText>"The organization of the human cerebral cortex estimated by intrinsic functional connectivity","volume":"106","author":[{"family":"Thomas Yeo","given":"B. T."},{"family":"Krienen","given":"Fenna M."},{"family":"Sepulcre","given":"Jorge"},{"family":"Sabuncu","given":"Mert R."},{"family":"Lashkari","given":"Danial"},{"family":"Hollinshead","given":"Marisa"},{"family":"Roffman","given":"Joshua L."},{"family":"Smoller","given":"Jordan W."},{"family":"Zöllei","given":"Lilla"},{"family":"Polimeni","given":"Jonath</w:instrText>
-      </w:r>
-      <w:r>
-        <w:instrText>an R."},{"family":"Fischl","given":"Bruce"},{"family":"Liu","given":"Hesheng"},{"family":"Buckner","given":"Randy L."}],"issued":{"date-parts":[["2011",9]]},"citation-key":"thomasyeoOrganizationHumanCerebral2011"}}],"schema":"https://github.com/citation-style-language/schema/raw/master/csl-citation.json"}</w:instrText>
+        <w:instrText>ADDIN ZOTERO_ITEM CSL_CITATION {"citationID":"Aly105FP","properties":{"formattedCitation":"\\super 3\\nosupersub{}","plainCitation":"3","noteIndex":0},"citationItems":[{"id":165,"uris":["http://zotero.org/users/9019901/items/RP68IY8G"],"itemData":{"id":165,"type":"article-journal","abstract":"Information processing in the cerebral cortex involves interactions among distributed areas. Anatomical connectivity suggests that certain areas form local hierarchical relations such as within the visual system. Other connectivity patterns, particularly among association areas, suggest the presence of large-scale circuits without clear hierarchical relations. In this study the organization of networks in the human cerebrum was explored using resting-state functional connectivity MRI. Data from 1,000 subjects were registered using surface-based alignment. A clustering approach was employed to identify and replicate networks of functionally coupled regions across the cerebral cortex. The results revealed local networks confined to sensory and motor cortices as well as distributed networks of association regions. Within the sensory and motor cortices, functional connectivity followed topographic representations across adjacent areas. In association cortex, the connectivity patterns often showed abrupt transitions between network boundaries. Focused analyses were performed to better understand properties of network connectivity. A canonical sensory-motor pathway involving primary visual area, putative middle temporal area complex (MT+), lateral intraparietal area, and frontal eye field was analyzed to explore how interactions might arise within and between networks. Results showed that adjacent regions of the MT+ complex demonstrate differential connectivity consistent with a hierarchical pathway that spans networks. The functional connectivity of parietal and prefrontal association cortices was next explored. Distinct connectivity profiles of neighboring regions suggest they participate in distributed networks that, while showing evidence for interactions, are embedded within largely parallel, interdigitated circuits. We conclude by discussing the organization of these large-scale cerebral networks in relation to monkey anatomy and their potential evolutionary expansion in humans to support cognition.","container-title":"Journal of Neurophysiology","DOI":"10.1152/jn.00338.2011","ISSN":"0022-3077","issue":"3","note":"publisher: American Physiological Society","page":"1125-1165","source":"journals.physiology.org (Atypon)","title":"The organization of the human cerebral cortex estimated by intrinsic functional connectivity","volume":"106","author":[{"family":"Thomas Yeo","given":"B. T."},{"family":"Krienen","given":"Fenna M."},{"family":"Sepulcre","given":"Jorge"},{"family":"Sabuncu","given":"Mert R."},{"family":"Lashkari","given":"Danial"},{"family":"Hollinshead","given":"Marisa"},{"family":"Roffman","given":"Joshua L."},{"family":"Smoller","given":"Jordan W."},{"family":"Zöllei","given":"Lilla"},{"family":"Polimeni","given":"Jonathan R."},{"family":"Fischl","given":"Bruce"},{"family":"Liu","given":"Hesheng"},{"family":"Buckner","given":"Randy L."}],"issued":{"date-parts":[["2011",9]]},"citation-key":"thomasyeoOrganizationHumanCerebral2011"}}],"schema":"https://github.com/citation-style-language/schema/raw/master/csl-citation.json"}</w:instrText>
       </w:r>
       <w:r>
         <w:fldChar w:fldCharType="separate"/>
@@ -7013,7 +6932,7 @@
                           </pic:cNvPicPr>
                         </pic:nvPicPr>
                         <pic:blipFill>
-                          <a:blip r:embed="rId17"/>
+                          <a:blip r:embed="rId18"/>
                           <a:stretch>
                             <a:fillRect/>
                           </a:stretch>
@@ -7789,19 +7708,7 @@
         <w:fldChar w:fldCharType="begin"/>
       </w:r>
       <w:r>
-        <w:instrText>ADDIN ZOTERO_ITEM CSL_CITATION {"citationID":"pR9ldZhw","properties":{"formattedCitation":"\\super 1\\nosupersub{}","plainCitation":"1","noteIndex":0},"citationItems":[{"id":305,"uris":["http://zotero.org/users/9019901/items/XQUZKT3P"],"itemData":{"id":305,"type":"article-journal","abstract":"We present a practical “how-to” guide to help determine whether single-subject fMRI independent components (ICs) characterise structured noise or not. Manual identification of signal and noise after ICA decomposition i</w:instrText>
-      </w:r>
-      <w:r>
-        <w:instrText>s required for efficient data denoising: to train supervised algorithms, to check the results of unsupervised ones or to manually clean the data. In this paper we describe the main spatial and temporal features of ICs and provide general guidelines on how to evaluate these. Examples of signal and noise components are provided from a wide range of datasets (3T data, including examples from the UK Biobank and the Human Connectome Project, and 7T data), together with practical guidelines for their identificati</w:instrText>
-      </w:r>
-      <w:r>
-        <w:instrText>on. Finally, we discuss how the data quality, data type and preprocessing can influence the characteristics of the ICs and present examples of particularly challenging datasets.","container-title":"Neuroimage","note":"publisher: Elsevier BV\ntex.copyright: http://creativecommons.org/licenses/by/4.0/","page":"188–205","title":"Hand classification of fMRI ICA noise components","volume":"154","author":[{"family":"Griffanti","given":"Ludovica"},{"family":"Douaud","given":"Gwenaëlle"},{"family":"Bijsterbosch","g</w:instrText>
-      </w:r>
-      <w:r>
-        <w:instrText>iven":"Janine"},{"family":"Evangelisti","given":"Stefania"},{"family":"Alfaro-Almagro","given":"Fidel"},{"family":"Glasser","given":"Matthew F"},{"family":"Duff","given":"Eugene P"},{"family":"Fitzgibbon","given":"Sean"},{"family":"Westphal","given":"Robert"},{"family":"Carone","given":"Davide"},{"family":"Beckmann","given":"Christian F"},{"family":"Smith","given":"Stephen M"}],"issued":{"date-parts":[["2017",7]]},"citation-key":"griffantiHandClassificationFMRI2017"}}],"schema":"https://github.com/citation-</w:instrText>
-      </w:r>
-      <w:r>
-        <w:instrText>style-language/schema/raw/master/csl-citation.json"}</w:instrText>
+        <w:instrText>ADDIN ZOTERO_ITEM CSL_CITATION {"citationID":"pR9ldZhw","properties":{"formattedCitation":"\\super 1\\nosupersub{}","plainCitation":"1","noteIndex":0},"citationItems":[{"id":305,"uris":["http://zotero.org/users/9019901/items/XQUZKT3P"],"itemData":{"id":305,"type":"article-journal","abstract":"We present a practical “how-to” guide to help determine whether single-subject fMRI independent components (ICs) characterise structured noise or not. Manual identification of signal and noise after ICA decomposition is required for efficient data denoising: to train supervised algorithms, to check the results of unsupervised ones or to manually clean the data. In this paper we describe the main spatial and temporal features of ICs and provide general guidelines on how to evaluate these. Examples of signal and noise components are provided from a wide range of datasets (3T data, including examples from the UK Biobank and the Human Connectome Project, and 7T data), together with practical guidelines for their identification. Finally, we discuss how the data quality, data type and preprocessing can influence the characteristics of the ICs and present examples of particularly challenging datasets.","container-title":"Neuroimage","note":"publisher: Elsevier BV\ntex.copyright: http://creativecommons.org/licenses/by/4.0/","page":"188–205","title":"Hand classification of fMRI ICA noise components","volume":"154","author":[{"family":"Griffanti","given":"Ludovica"},{"family":"Douaud","given":"Gwenaëlle"},{"family":"Bijsterbosch","given":"Janine"},{"family":"Evangelisti","given":"Stefania"},{"family":"Alfaro-Almagro","given":"Fidel"},{"family":"Glasser","given":"Matthew F"},{"family":"Duff","given":"Eugene P"},{"family":"Fitzgibbon","given":"Sean"},{"family":"Westphal","given":"Robert"},{"family":"Carone","given":"Davide"},{"family":"Beckmann","given":"Christian F"},{"family":"Smith","given":"Stephen M"}],"issued":{"date-parts":[["2017",7]]},"citation-key":"griffantiHandClassificationFMRI2017"}}],"schema":"https://github.com/citation-style-language/schema/raw/master/csl-citation.json"}</w:instrText>
       </w:r>
       <w:r>
         <w:fldChar w:fldCharType="separate"/>
@@ -7912,10 +7819,7 @@
       </w:r>
       <w:proofErr w:type="spellEnd"/>
       <w:r>
-        <w:t>. The general flow of the Manual CICADA Pipeline can be seen in the fi</w:t>
-      </w:r>
-      <w:r>
-        <w:t>gure below.</w:t>
+        <w:t>. The general flow of the Manual CICADA Pipeline can be seen in the figure below.</w:t>
       </w:r>
     </w:p>
     <w:p/>
@@ -7971,7 +7875,7 @@
                           </pic:cNvPicPr>
                         </pic:nvPicPr>
                         <pic:blipFill>
-                          <a:blip r:embed="rId18"/>
+                          <a:blip r:embed="rId19"/>
                           <a:stretch>
                             <a:fillRect/>
                           </a:stretch>
@@ -8279,1029 +8183,1098 @@
         <w:rPr>
           <w:rFonts w:ascii="Consolas" w:hAnsi="Consolas" w:cs="Consolas"/>
         </w:rPr>
+        <w:t>cicada_group_</w:t>
+      </w:r>
+      <w:proofErr w:type="gramStart"/>
+      <w:r>
+        <w:rPr>
+          <w:rFonts w:ascii="Consolas" w:hAnsi="Consolas" w:cs="Consolas"/>
+        </w:rPr>
+        <w:t>qc</w:t>
+      </w:r>
+      <w:proofErr w:type="spellEnd"/>
+      <w:r>
+        <w:rPr>
+          <w:rFonts w:ascii="Consolas" w:hAnsi="Consolas" w:cs="Consolas"/>
+        </w:rPr>
+        <w:t>(</w:t>
+      </w:r>
+      <w:proofErr w:type="spellStart"/>
+      <w:proofErr w:type="gramEnd"/>
+      <w:r>
+        <w:rPr>
+          <w:rFonts w:ascii="Consolas" w:hAnsi="Consolas" w:cs="Consolas"/>
+        </w:rPr>
+        <w:t>cicada_home</w:t>
+      </w:r>
+      <w:proofErr w:type="spellEnd"/>
+      <w:r>
+        <w:rPr>
+          <w:rFonts w:ascii="Consolas" w:hAnsi="Consolas" w:cs="Consolas"/>
+        </w:rPr>
+        <w:t xml:space="preserve">, </w:t>
+      </w:r>
+      <w:proofErr w:type="spellStart"/>
+      <w:r>
+        <w:rPr>
+          <w:rFonts w:ascii="Consolas" w:hAnsi="Consolas" w:cs="Consolas"/>
+        </w:rPr>
+        <w:t>group_qc_home</w:t>
+      </w:r>
+      <w:proofErr w:type="spellEnd"/>
+      <w:r>
+        <w:rPr>
+          <w:rFonts w:ascii="Consolas" w:hAnsi="Consolas" w:cs="Consolas"/>
+        </w:rPr>
+        <w:t xml:space="preserve">, </w:t>
+      </w:r>
+      <w:proofErr w:type="spellStart"/>
+      <w:r>
+        <w:rPr>
+          <w:rFonts w:ascii="Consolas" w:hAnsi="Consolas" w:cs="Consolas"/>
+        </w:rPr>
+        <w:t>task_name</w:t>
+      </w:r>
+      <w:proofErr w:type="spellEnd"/>
+      <w:r>
+        <w:rPr>
+          <w:rFonts w:ascii="Consolas" w:hAnsi="Consolas" w:cs="Consolas"/>
+        </w:rPr>
+        <w:t xml:space="preserve">, </w:t>
+      </w:r>
+      <w:proofErr w:type="spellStart"/>
+      <w:r>
+        <w:rPr>
+          <w:rFonts w:ascii="Consolas" w:hAnsi="Consolas" w:cs="Consolas"/>
+        </w:rPr>
+        <w:t>output_dirname</w:t>
+      </w:r>
+      <w:proofErr w:type="spellEnd"/>
+      <w:r>
+        <w:rPr>
+          <w:rFonts w:ascii="Consolas" w:hAnsi="Consolas" w:cs="Consolas"/>
+        </w:rPr>
+        <w:t xml:space="preserve">, </w:t>
+      </w:r>
+      <w:proofErr w:type="spellStart"/>
+      <w:r>
+        <w:rPr>
+          <w:rFonts w:ascii="Consolas" w:hAnsi="Consolas" w:cs="Consolas"/>
+        </w:rPr>
+        <w:t>file_tag</w:t>
+      </w:r>
+      <w:proofErr w:type="spellEnd"/>
+      <w:r>
+        <w:rPr>
+          <w:rFonts w:ascii="Consolas" w:hAnsi="Consolas" w:cs="Consolas"/>
+        </w:rPr>
+        <w:t xml:space="preserve">, </w:t>
+      </w:r>
+      <w:proofErr w:type="spellStart"/>
+      <w:r>
+        <w:rPr>
+          <w:rFonts w:ascii="Consolas" w:hAnsi="Consolas" w:cs="Consolas"/>
+        </w:rPr>
+        <w:t>smoothing_kernel</w:t>
+      </w:r>
+      <w:proofErr w:type="spellEnd"/>
+      <w:r>
+        <w:rPr>
+          <w:rFonts w:ascii="Consolas" w:hAnsi="Consolas" w:cs="Consolas"/>
+        </w:rPr>
+        <w:t xml:space="preserve">, </w:t>
+      </w:r>
+      <w:proofErr w:type="spellStart"/>
+      <w:r>
+        <w:rPr>
+          <w:rFonts w:ascii="Consolas" w:hAnsi="Consolas" w:cs="Consolas"/>
+        </w:rPr>
+        <w:t>fpass</w:t>
+      </w:r>
+      <w:proofErr w:type="spellEnd"/>
+      <w:r>
+        <w:rPr>
+          <w:rFonts w:ascii="Consolas" w:hAnsi="Consolas" w:cs="Consolas"/>
+        </w:rPr>
+        <w:t xml:space="preserve">, </w:t>
+      </w:r>
+      <w:proofErr w:type="spellStart"/>
+      <w:r>
+        <w:rPr>
+          <w:rFonts w:ascii="Consolas" w:hAnsi="Consolas" w:cs="Consolas"/>
+        </w:rPr>
+        <w:t>redo_melodic</w:t>
+      </w:r>
+      <w:proofErr w:type="spellEnd"/>
+      <w:r>
+        <w:rPr>
+          <w:rFonts w:ascii="Consolas" w:hAnsi="Consolas" w:cs="Consolas"/>
+        </w:rPr>
+        <w:t xml:space="preserve">, </w:t>
+      </w:r>
+      <w:proofErr w:type="spellStart"/>
+      <w:r>
+        <w:rPr>
+          <w:rFonts w:ascii="Consolas" w:hAnsi="Consolas" w:cs="Consolas"/>
+        </w:rPr>
+        <w:t>sub_ids</w:t>
+      </w:r>
+      <w:proofErr w:type="spellEnd"/>
+      <w:r>
+        <w:rPr>
+          <w:rFonts w:ascii="Consolas" w:hAnsi="Consolas" w:cs="Consolas"/>
+        </w:rPr>
+        <w:t xml:space="preserve">, </w:t>
+      </w:r>
+      <w:proofErr w:type="spellStart"/>
+      <w:r>
+        <w:rPr>
+          <w:rFonts w:ascii="Consolas" w:hAnsi="Consolas" w:cs="Consolas"/>
+        </w:rPr>
+        <w:t>ses_ids</w:t>
+      </w:r>
+      <w:proofErr w:type="spellEnd"/>
+      <w:r>
+        <w:rPr>
+          <w:rFonts w:ascii="Consolas" w:hAnsi="Consolas" w:cs="Consolas"/>
+        </w:rPr>
+        <w:t xml:space="preserve">, excludes, </w:t>
+      </w:r>
+      <w:proofErr w:type="spellStart"/>
+      <w:r>
+        <w:rPr>
+          <w:rFonts w:ascii="Consolas" w:hAnsi="Consolas" w:cs="Consolas"/>
+        </w:rPr>
+        <w:t>adjusteds</w:t>
+      </w:r>
+      <w:proofErr w:type="spellEnd"/>
+      <w:r>
+        <w:rPr>
+          <w:rFonts w:ascii="Consolas" w:hAnsi="Consolas" w:cs="Consolas"/>
+        </w:rPr>
+        <w:t xml:space="preserve">, </w:t>
+      </w:r>
+      <w:proofErr w:type="spellStart"/>
+      <w:r>
+        <w:rPr>
+          <w:rFonts w:ascii="Consolas" w:hAnsi="Consolas" w:cs="Consolas"/>
+        </w:rPr>
+        <w:t>task_event_files</w:t>
+      </w:r>
+      <w:proofErr w:type="spellEnd"/>
+      <w:r>
+        <w:rPr>
+          <w:rFonts w:ascii="Consolas" w:hAnsi="Consolas" w:cs="Consolas"/>
+        </w:rPr>
+        <w:t xml:space="preserve">, </w:t>
+      </w:r>
+      <w:proofErr w:type="spellStart"/>
+      <w:r>
+        <w:rPr>
+          <w:rFonts w:ascii="Consolas" w:hAnsi="Consolas" w:cs="Consolas"/>
+        </w:rPr>
+        <w:t>subject_level_data_table</w:t>
+      </w:r>
+      <w:proofErr w:type="spellEnd"/>
+      <w:r>
+        <w:rPr>
+          <w:rFonts w:ascii="Consolas" w:hAnsi="Consolas" w:cs="Consolas"/>
+        </w:rPr>
+        <w:t xml:space="preserve">, </w:t>
+      </w:r>
+      <w:proofErr w:type="spellStart"/>
+      <w:r>
+        <w:rPr>
+          <w:rFonts w:ascii="Consolas" w:hAnsi="Consolas" w:cs="Consolas"/>
+        </w:rPr>
+        <w:t>temporal_cleanup_mode</w:t>
+      </w:r>
+      <w:proofErr w:type="spellEnd"/>
+      <w:r>
+        <w:rPr>
+          <w:rFonts w:ascii="Consolas" w:hAnsi="Consolas" w:cs="Consolas"/>
+        </w:rPr>
+        <w:t>)</w:t>
+      </w:r>
+    </w:p>
+    <w:p/>
+    <w:p>
+      <w:r>
+        <w:t>The “</w:t>
+      </w:r>
+      <w:proofErr w:type="spellStart"/>
+      <w:r>
+        <w:t>cicada_home</w:t>
+      </w:r>
+      <w:proofErr w:type="spellEnd"/>
+      <w:r>
+        <w:t>” input is the CICADA output directory used in the Automatic/Manual CICADA (where the CICADA denoised data is held). The “</w:t>
+      </w:r>
+      <w:proofErr w:type="spellStart"/>
+      <w:r>
+        <w:t>group_qc_home</w:t>
+      </w:r>
+      <w:proofErr w:type="spellEnd"/>
+      <w:r>
+        <w:t>” input is the desired parent output directory where the results of Group CICADA will be output. The “</w:t>
+      </w:r>
+      <w:proofErr w:type="spellStart"/>
+      <w:r>
+        <w:t>task_name</w:t>
+      </w:r>
+      <w:proofErr w:type="spellEnd"/>
+      <w:r>
+        <w:t xml:space="preserve">” input is the same as in previous functions. The “output </w:t>
+      </w:r>
+      <w:proofErr w:type="spellStart"/>
+      <w:r>
+        <w:t>dirname</w:t>
+      </w:r>
+      <w:proofErr w:type="spellEnd"/>
+      <w:r>
+        <w:t xml:space="preserve">” is the output folder name for the current image group/type. Altogether, when running </w:t>
+      </w:r>
+      <w:proofErr w:type="spellStart"/>
+      <w:r>
+        <w:rPr>
+          <w:rFonts w:ascii="Consolas" w:hAnsi="Consolas" w:cs="Consolas"/>
+        </w:rPr>
+        <w:t>cicada_group_qc.m</w:t>
+      </w:r>
+      <w:proofErr w:type="spellEnd"/>
+      <w:r>
+        <w:t xml:space="preserve"> on a set of image data, the output directory will be in “</w:t>
+      </w:r>
+      <w:proofErr w:type="spellStart"/>
+      <w:r>
+        <w:t>group_qc_home</w:t>
+      </w:r>
+      <w:proofErr w:type="spellEnd"/>
+      <w:r>
+        <w:t>/</w:t>
+      </w:r>
+      <w:proofErr w:type="spellStart"/>
+      <w:r>
+        <w:t>task_name</w:t>
+      </w:r>
+      <w:proofErr w:type="spellEnd"/>
+      <w:r>
+        <w:t>/</w:t>
+      </w:r>
+      <w:proofErr w:type="spellStart"/>
+      <w:r>
+        <w:t>output_dirname</w:t>
+      </w:r>
+      <w:proofErr w:type="spellEnd"/>
+      <w:r>
+        <w:t>”.  The “</w:t>
+      </w:r>
+      <w:proofErr w:type="spellStart"/>
+      <w:r>
+        <w:t>file_tag</w:t>
+      </w:r>
+      <w:proofErr w:type="spellEnd"/>
+      <w:r>
+        <w:t>” input should be a string that is unique to the file naming of the type of denoised file in Group CICADA. For example, if running Group QC on Automatic CICADA, the “</w:t>
+      </w:r>
+      <w:proofErr w:type="spellStart"/>
+      <w:r>
+        <w:t>file_tag</w:t>
+      </w:r>
+      <w:proofErr w:type="spellEnd"/>
+      <w:r>
+        <w:t xml:space="preserve">” could be ‘_auto_’, or for Manual CICADA ‘_manual_’, or for 8 parameter regression ‘_8p_’.  </w:t>
+      </w:r>
+    </w:p>
+    <w:p/>
+    <w:p>
+      <w:r>
+        <w:t>Automatic and Manual CICADA do not apply detrending, bandpass filtering, smoothing, or intensity normalization. Instead, detrending, temporal filtering, smoothing, and voxel-wise intensity normalization (</w:t>
+      </w:r>
+      <w:r>
+        <w:t xml:space="preserve">generally </w:t>
+      </w:r>
+      <w:r>
+        <w:t>in that order) can be applied at the group level near the end of Group CICADA</w:t>
+      </w:r>
+      <w:r>
+        <w:t xml:space="preserve"> (</w:t>
+      </w:r>
+      <w:r>
+        <w:t xml:space="preserve">please </w:t>
+      </w:r>
+      <w:r>
+        <w:t xml:space="preserve">see paragraph below on </w:t>
+      </w:r>
+      <w:proofErr w:type="spellStart"/>
+      <w:r>
+        <w:t>temporal_cleanup_mode</w:t>
+      </w:r>
+      <w:proofErr w:type="spellEnd"/>
+      <w:r>
+        <w:t xml:space="preserve"> for more details on application of ICA regression, detrending, and bandpass filtering)</w:t>
+      </w:r>
+      <w:r>
+        <w:t>. The “</w:t>
+      </w:r>
+      <w:proofErr w:type="spellStart"/>
+      <w:r>
+        <w:t>voxelwise_scale</w:t>
+      </w:r>
+      <w:proofErr w:type="spellEnd"/>
+      <w:r>
+        <w:t xml:space="preserve">” is a binary (1 or 0) value that determines whether not to apply voxel-wise scaling (following detrending, bandpass filtering, and smoothing); this is not recommended for resting-state or functional connectivity (thus the default is to not perform voxel-wise scaling: </w:t>
+      </w:r>
+      <w:proofErr w:type="spellStart"/>
+      <w:r>
+        <w:rPr>
+          <w:rFonts w:ascii="Consolas" w:hAnsi="Consolas" w:cs="Consolas"/>
+        </w:rPr>
+        <w:t>voxelwise_scale</w:t>
+      </w:r>
+      <w:proofErr w:type="spellEnd"/>
+      <w:r>
+        <w:rPr>
+          <w:rFonts w:ascii="Consolas" w:hAnsi="Consolas" w:cs="Consolas"/>
+        </w:rPr>
+        <w:t xml:space="preserve"> = 0</w:t>
+      </w:r>
+      <w:r>
+        <w:t>) but is often helpful for task-based GLM analyses, for example. Meanwhile, the “</w:t>
+      </w:r>
+      <w:proofErr w:type="spellStart"/>
+      <w:r>
+        <w:t>smoothing_kernel</w:t>
+      </w:r>
+      <w:proofErr w:type="spellEnd"/>
+      <w:r>
+        <w:t xml:space="preserve">” is the gaussian smoothing kernel FWHM size in mm (default smoothing size is 1.5x the voxel size and can be automatically applied with </w:t>
+      </w:r>
+      <w:proofErr w:type="spellStart"/>
+      <w:r>
+        <w:rPr>
+          <w:rFonts w:ascii="Consolas" w:hAnsi="Consolas" w:cs="Consolas"/>
+        </w:rPr>
+        <w:t>smoothing_kernel</w:t>
+      </w:r>
+      <w:proofErr w:type="spellEnd"/>
+      <w:r>
+        <w:rPr>
+          <w:rFonts w:ascii="Consolas" w:hAnsi="Consolas" w:cs="Consolas"/>
+        </w:rPr>
+        <w:t xml:space="preserve"> = -1;</w:t>
+      </w:r>
+      <w:r>
+        <w:t xml:space="preserve"> or </w:t>
+      </w:r>
+      <w:proofErr w:type="spellStart"/>
+      <w:r>
+        <w:rPr>
+          <w:rFonts w:ascii="Consolas" w:hAnsi="Consolas" w:cs="Consolas"/>
+        </w:rPr>
+        <w:t>smoothing_kernel</w:t>
+      </w:r>
+      <w:proofErr w:type="spellEnd"/>
+      <w:r>
+        <w:rPr>
+          <w:rFonts w:ascii="Consolas" w:hAnsi="Consolas" w:cs="Consolas"/>
+        </w:rPr>
+        <w:t xml:space="preserve"> = 3;).</w:t>
+      </w:r>
+      <w:r>
+        <w:t xml:space="preserve"> </w:t>
+      </w:r>
+      <w:r>
+        <w:t xml:space="preserve">Smoothing is mask normalized </w:t>
+      </w:r>
+      <w:proofErr w:type="gramStart"/>
+      <w:r>
+        <w:t>so as to</w:t>
+      </w:r>
+      <w:proofErr w:type="gramEnd"/>
+      <w:r>
+        <w:t xml:space="preserve"> not bias against edge voxels. </w:t>
+      </w:r>
+      <w:r>
+        <w:t>The “</w:t>
+      </w:r>
+      <w:proofErr w:type="spellStart"/>
+      <w:r>
+        <w:t>fpass</w:t>
+      </w:r>
+      <w:proofErr w:type="spellEnd"/>
+      <w:r>
+        <w:t xml:space="preserve">” input is the Hz for </w:t>
+      </w:r>
+      <w:proofErr w:type="spellStart"/>
+      <w:r>
+        <w:t>bandpassing</w:t>
+      </w:r>
+      <w:proofErr w:type="spellEnd"/>
+      <w:r>
+        <w:t xml:space="preserve"> (default is no </w:t>
+      </w:r>
+      <w:proofErr w:type="spellStart"/>
+      <w:r>
+        <w:t>bandpassing</w:t>
+      </w:r>
+      <w:proofErr w:type="spellEnd"/>
+      <w:r>
+        <w:t xml:space="preserve">) given as an array from low to high (if used, </w:t>
+      </w:r>
+      <w:proofErr w:type="spellStart"/>
+      <w:r>
+        <w:rPr>
+          <w:rFonts w:ascii="Consolas" w:hAnsi="Consolas" w:cs="Consolas"/>
+        </w:rPr>
+        <w:t>fpass</w:t>
+      </w:r>
+      <w:proofErr w:type="spellEnd"/>
+      <w:r>
+        <w:rPr>
+          <w:rFonts w:ascii="Consolas" w:hAnsi="Consolas" w:cs="Consolas"/>
+        </w:rPr>
+        <w:t xml:space="preserve"> = [0.008, 0.15];</w:t>
+      </w:r>
+      <w:r>
+        <w:t xml:space="preserve"> is recommended). The “</w:t>
+      </w:r>
+      <w:proofErr w:type="spellStart"/>
+      <w:r>
+        <w:t>detrend_degree</w:t>
+      </w:r>
+      <w:proofErr w:type="spellEnd"/>
+      <w:r>
+        <w:t>” input is the degree of polynomial to detrend the data at (e.g., a value of 2 (the default) detrends the data at the quadratic (x</w:t>
+      </w:r>
+      <w:r>
+        <w:rPr>
+          <w:vertAlign w:val="superscript"/>
+        </w:rPr>
+        <w:t>2</w:t>
+      </w:r>
+      <w:r>
+        <w:t xml:space="preserve">) level). </w:t>
+      </w:r>
+      <w:r>
+        <w:rPr>
+          <w:u w:val="single"/>
+        </w:rPr>
+        <w:t xml:space="preserve">Important to note, </w:t>
+      </w:r>
+      <w:r>
+        <w:rPr>
+          <w:u w:val="single"/>
+        </w:rPr>
+        <w:lastRenderedPageBreak/>
+        <w:t>QC plotting following Group CICADA is easiest to interpret with minimal/no smoothing and no bandpass filtering.</w:t>
+      </w:r>
+      <w:r>
+        <w:t xml:space="preserve"> Smoothing, and likely bandpass filtering, will create new within-noise-profile-region correlations in the QC plots. Even without smoothing or bandpass filtering explicitly applied, CICADA denoising already inherently decreases low frequency (&lt;0.008 Hz) and high frequency (&gt;0.15 Hz) noise, and regardless, detrending to the 2</w:t>
+      </w:r>
+      <w:r>
+        <w:rPr>
+          <w:vertAlign w:val="superscript"/>
+        </w:rPr>
+        <w:t>nd</w:t>
+      </w:r>
+      <w:r>
+        <w:t xml:space="preserve"> polynomial is performed by default. If performing ROI analyses, no smoothing (</w:t>
+      </w:r>
+      <w:proofErr w:type="spellStart"/>
+      <w:r>
+        <w:rPr>
+          <w:rFonts w:ascii="Consolas" w:hAnsi="Consolas" w:cs="Consolas"/>
+        </w:rPr>
+        <w:t>smoothing_kernel</w:t>
+      </w:r>
+      <w:proofErr w:type="spellEnd"/>
+      <w:r>
+        <w:rPr>
+          <w:rFonts w:ascii="Consolas" w:hAnsi="Consolas" w:cs="Consolas"/>
+        </w:rPr>
+        <w:t xml:space="preserve"> = 0;)</w:t>
+      </w:r>
+      <w:r>
+        <w:t xml:space="preserve"> or bandpass filtering (</w:t>
+      </w:r>
+      <w:proofErr w:type="spellStart"/>
+      <w:r>
+        <w:rPr>
+          <w:rFonts w:ascii="Consolas" w:hAnsi="Consolas" w:cs="Consolas"/>
+        </w:rPr>
+        <w:t>fpass</w:t>
+      </w:r>
+      <w:proofErr w:type="spellEnd"/>
+      <w:r>
+        <w:rPr>
+          <w:rFonts w:ascii="Consolas" w:hAnsi="Consolas" w:cs="Consolas"/>
+        </w:rPr>
+        <w:t xml:space="preserve"> = [];</w:t>
+      </w:r>
+      <w:r>
+        <w:t>) is recommended. Otherwise, minimal smoothing (from the default value and up to 6 mm), as well as no (</w:t>
+      </w:r>
+      <w:proofErr w:type="spellStart"/>
+      <w:r>
+        <w:rPr>
+          <w:rFonts w:ascii="Consolas" w:hAnsi="Consolas" w:cs="Consolas"/>
+        </w:rPr>
+        <w:t>fpass</w:t>
+      </w:r>
+      <w:proofErr w:type="spellEnd"/>
+      <w:r>
+        <w:rPr>
+          <w:rFonts w:ascii="Consolas" w:hAnsi="Consolas" w:cs="Consolas"/>
+        </w:rPr>
+        <w:t xml:space="preserve"> = [])</w:t>
+      </w:r>
+      <w:r>
+        <w:t>, or minimal (</w:t>
+      </w:r>
+      <w:proofErr w:type="spellStart"/>
+      <w:r>
+        <w:rPr>
+          <w:rFonts w:ascii="Consolas" w:hAnsi="Consolas" w:cs="Consolas"/>
+        </w:rPr>
+        <w:t>fpass</w:t>
+      </w:r>
+      <w:proofErr w:type="spellEnd"/>
+      <w:r>
+        <w:rPr>
+          <w:rFonts w:ascii="Consolas" w:hAnsi="Consolas" w:cs="Consolas"/>
+        </w:rPr>
+        <w:t xml:space="preserve"> = [0.008, 0.15]</w:t>
+      </w:r>
+      <w:r>
+        <w:t xml:space="preserve">) bandpass filtering, is recommended, but remains up to the user. Voxel-wise scaling can bias resting-state and functional connectivity </w:t>
+      </w:r>
+      <w:proofErr w:type="gramStart"/>
+      <w:r>
+        <w:t>results, but</w:t>
+      </w:r>
+      <w:proofErr w:type="gramEnd"/>
+      <w:r>
+        <w:t xml:space="preserve"> may also be most appropriate for group-level task-based GLM analyses, for example. For voxel-wise scaling, we generally suggest not implementing it in CICADA, but implementing it as needed in your own following analyses. </w:t>
+      </w:r>
+      <w:r>
+        <w:rPr>
+          <w:u w:val="single"/>
+        </w:rPr>
+        <w:t>Altogether then, a user should carefully consider these four parameters, but for reference, the creator of CICADA typically prefers the following:</w:t>
+      </w:r>
+      <w:r>
+        <w:t xml:space="preserve"> 2</w:t>
+      </w:r>
+      <w:r>
+        <w:rPr>
+          <w:vertAlign w:val="superscript"/>
+        </w:rPr>
+        <w:t>nd</w:t>
+      </w:r>
+      <w:r>
+        <w:t xml:space="preserve"> polynomial detrending (remove potential remaining major drifts), bandpass filtering of [0.008, 0.15] (conservative minimization of unwanted frequencies, assuming this does not impact task design frequencies), a smoothing kernel of 3 mm (minimal, but evident, smoothing, so to still be mostly applicable to both ROI and voxel-wise analyses), and no voxel-wise scaling.</w:t>
+      </w:r>
+    </w:p>
+    <w:p/>
+    <w:p>
+      <w:r>
+        <w:t>Group CICADA will also run MELODIC on the group level. The “</w:t>
+      </w:r>
+      <w:proofErr w:type="spellStart"/>
+      <w:r>
+        <w:t>redo_melodic</w:t>
+      </w:r>
+      <w:proofErr w:type="spellEnd"/>
+      <w:r>
+        <w:t>” input, then, is the same as in previous functions, but for the group-level MELODIC. The “</w:t>
+      </w:r>
+      <w:proofErr w:type="spellStart"/>
+      <w:r>
+        <w:t>sub_ids</w:t>
+      </w:r>
+      <w:proofErr w:type="spellEnd"/>
+      <w:r>
+        <w:t>” and “</w:t>
+      </w:r>
+      <w:proofErr w:type="spellStart"/>
+      <w:r>
+        <w:t>ses_ids</w:t>
+      </w:r>
+      <w:proofErr w:type="spellEnd"/>
+      <w:r>
+        <w:t xml:space="preserve">” inputs are </w:t>
+      </w:r>
+      <w:proofErr w:type="gramStart"/>
+      <w:r>
+        <w:t>similar to</w:t>
+      </w:r>
+      <w:proofErr w:type="gramEnd"/>
+      <w:r>
+        <w:t xml:space="preserve"> previous functions (referring to the subject ID and session ID) but should be cell arrays of equal length that specify each subject/session pair for the task in the group analysis. For example, if the group analysis was on sub-102 session 01, sub-103 session 01, and sub-108 session 02 for Group CICADA, the variables would be set as follows: </w:t>
+      </w:r>
+      <w:proofErr w:type="spellStart"/>
+      <w:r>
+        <w:rPr>
+          <w:rFonts w:ascii="Consolas" w:hAnsi="Consolas" w:cs="Consolas"/>
+        </w:rPr>
+        <w:t>sub_ids</w:t>
+      </w:r>
+      <w:proofErr w:type="spellEnd"/>
+      <w:r>
+        <w:rPr>
+          <w:rFonts w:ascii="Consolas" w:hAnsi="Consolas" w:cs="Consolas"/>
+        </w:rPr>
+        <w:t xml:space="preserve"> = {‘102’, ‘103’, ‘108’};</w:t>
+      </w:r>
+      <w:r>
+        <w:t xml:space="preserve"> and </w:t>
+      </w:r>
+      <w:proofErr w:type="spellStart"/>
+      <w:r>
+        <w:rPr>
+          <w:rFonts w:ascii="Consolas" w:hAnsi="Consolas" w:cs="Consolas"/>
+        </w:rPr>
+        <w:t>ses_ids</w:t>
+      </w:r>
+      <w:proofErr w:type="spellEnd"/>
+      <w:r>
+        <w:rPr>
+          <w:rFonts w:ascii="Consolas" w:hAnsi="Consolas" w:cs="Consolas"/>
+        </w:rPr>
+        <w:t xml:space="preserve"> = {‘01’, ‘01’, ‘02’</w:t>
+      </w:r>
+      <w:proofErr w:type="gramStart"/>
+      <w:r>
+        <w:rPr>
+          <w:rFonts w:ascii="Consolas" w:hAnsi="Consolas" w:cs="Consolas"/>
+        </w:rPr>
+        <w:t>};</w:t>
+      </w:r>
+      <w:r>
+        <w:t>.</w:t>
+      </w:r>
+      <w:proofErr w:type="gramEnd"/>
+      <w:r>
+        <w:t xml:space="preserve"> Of note, typically Group CICADA would be run on a single type of session and task at a time, but this is all up to the user. The “</w:t>
+      </w:r>
+      <w:proofErr w:type="spellStart"/>
+      <w:r>
+        <w:t>task_event_files</w:t>
+      </w:r>
+      <w:proofErr w:type="spellEnd"/>
+      <w:r>
+        <w:t xml:space="preserve">” parameter is also the same as in previous functions, but again as a cell array of the same length as </w:t>
+      </w:r>
+      <w:proofErr w:type="spellStart"/>
+      <w:r>
+        <w:t>sub_ids</w:t>
+      </w:r>
+      <w:proofErr w:type="spellEnd"/>
+      <w:r>
+        <w:t xml:space="preserve"> and </w:t>
+      </w:r>
+      <w:proofErr w:type="spellStart"/>
+      <w:r>
+        <w:t>ses_ids</w:t>
+      </w:r>
+      <w:proofErr w:type="spellEnd"/>
+      <w:r>
+        <w:t>. This is optional, but like in previous functions, a good idea for task data.</w:t>
+      </w:r>
+    </w:p>
+    <w:p/>
+    <w:p>
+      <w:r>
+        <w:t xml:space="preserve">The </w:t>
+      </w:r>
+      <w:proofErr w:type="spellStart"/>
+      <w:r>
+        <w:t>subject_level_data_table</w:t>
+      </w:r>
+      <w:proofErr w:type="spellEnd"/>
+      <w:r>
+        <w:t xml:space="preserve"> variable (new as of 02/24/26, v1.0.3) is optional but allows a user to include subject level measures (e.g., age, sex, outcome measures, etc.) to the Group CICADA call, simply so that when it makes its final table (group_qc_table.csv) it can include the relevant information for the user in that same table. A user might find this useful in subsequent analyses. The </w:t>
+      </w:r>
+      <w:proofErr w:type="spellStart"/>
+      <w:r>
+        <w:t>subject_level_table</w:t>
+      </w:r>
+      <w:proofErr w:type="spellEnd"/>
+      <w:r>
+        <w:t xml:space="preserve"> MUST have a column called ‘subject’ which is a char array where the rows include one match of each of the </w:t>
+      </w:r>
+      <w:proofErr w:type="spellStart"/>
+      <w:r>
+        <w:t>sub_ids</w:t>
+      </w:r>
+      <w:proofErr w:type="spellEnd"/>
+      <w:r>
+        <w:t xml:space="preserve"> (e.g., </w:t>
+      </w:r>
+      <w:proofErr w:type="spellStart"/>
+      <w:r>
+        <w:rPr>
+          <w:rFonts w:ascii="Consolas" w:hAnsi="Consolas" w:cs="Consolas"/>
+        </w:rPr>
+        <w:t>subject_level_data_table.subject</w:t>
+      </w:r>
+      <w:proofErr w:type="spellEnd"/>
+      <w:r>
+        <w:t xml:space="preserve"> equals </w:t>
+      </w:r>
+      <w:r>
+        <w:rPr>
+          <w:rFonts w:ascii="Consolas" w:hAnsi="Consolas" w:cs="Consolas"/>
+        </w:rPr>
+        <w:t>[‘102’; ‘103’; ‘108’]</w:t>
+      </w:r>
+      <w:r>
+        <w:t xml:space="preserve"> to match the </w:t>
+      </w:r>
+      <w:proofErr w:type="spellStart"/>
+      <w:r>
+        <w:t>sub_ids</w:t>
+      </w:r>
+      <w:proofErr w:type="spellEnd"/>
+      <w:r>
+        <w:t xml:space="preserve"> example in the previous paragraph. From there, the </w:t>
+      </w:r>
+      <w:proofErr w:type="spellStart"/>
+      <w:r>
+        <w:t>subject_level_data_table</w:t>
+      </w:r>
+      <w:proofErr w:type="spellEnd"/>
+      <w:r>
+        <w:t xml:space="preserve"> should just have the subject measurements information of interest in other columns (e.g., an age column, a sex column, and outcome variable column, etc. ), also as a char array. See </w:t>
+      </w:r>
+      <w:proofErr w:type="spellStart"/>
+      <w:r>
+        <w:t>example_Group_CICADA.m</w:t>
+      </w:r>
+      <w:proofErr w:type="spellEnd"/>
+      <w:r>
+        <w:t xml:space="preserve"> in CICADA/</w:t>
+      </w:r>
+      <w:proofErr w:type="spellStart"/>
+      <w:r>
+        <w:t>example_CICADA_flow</w:t>
+      </w:r>
+      <w:proofErr w:type="spellEnd"/>
+      <w:r>
+        <w:t>/</w:t>
+      </w:r>
+      <w:proofErr w:type="spellStart"/>
+      <w:r>
+        <w:t>example_code</w:t>
+      </w:r>
+      <w:proofErr w:type="spellEnd"/>
+      <w:r>
+        <w:t xml:space="preserve"> for an example. </w:t>
+      </w:r>
+      <w:r>
+        <w:rPr>
+          <w:u w:val="single"/>
+        </w:rPr>
+        <w:t xml:space="preserve">The simplest method to accomplish incorporating subject-level data is likely to create your own .csv table of subject-level data and then just use the </w:t>
+      </w:r>
+      <w:proofErr w:type="spellStart"/>
+      <w:r>
+        <w:rPr>
+          <w:rFonts w:ascii="Consolas" w:hAnsi="Consolas" w:cs="Consolas"/>
+          <w:u w:val="single"/>
+        </w:rPr>
+        <w:t>readtable</w:t>
+      </w:r>
+      <w:proofErr w:type="spellEnd"/>
+      <w:r>
+        <w:rPr>
+          <w:rFonts w:ascii="Consolas" w:hAnsi="Consolas" w:cs="Consolas"/>
+          <w:u w:val="single"/>
+        </w:rPr>
+        <w:t>()</w:t>
+      </w:r>
+      <w:r>
+        <w:rPr>
+          <w:u w:val="single"/>
+        </w:rPr>
+        <w:t xml:space="preserve"> function in </w:t>
+      </w:r>
+      <w:proofErr w:type="spellStart"/>
+      <w:r>
+        <w:rPr>
+          <w:u w:val="single"/>
+        </w:rPr>
+        <w:t>Matlab</w:t>
+      </w:r>
+      <w:proofErr w:type="spellEnd"/>
+      <w:r>
+        <w:rPr>
+          <w:u w:val="single"/>
+        </w:rPr>
+        <w:t xml:space="preserve"> to import the table. From there you can then feed that as the </w:t>
+      </w:r>
+      <w:proofErr w:type="spellStart"/>
+      <w:r>
+        <w:rPr>
+          <w:u w:val="single"/>
+        </w:rPr>
+        <w:t>subject_level_data_table</w:t>
+      </w:r>
+      <w:proofErr w:type="spellEnd"/>
+      <w:r>
+        <w:rPr>
+          <w:u w:val="single"/>
+        </w:rPr>
+        <w:t xml:space="preserve"> to </w:t>
+      </w:r>
+      <w:proofErr w:type="spellStart"/>
+      <w:r>
+        <w:rPr>
+          <w:u w:val="single"/>
+        </w:rPr>
         <w:t>cicada_group_qc</w:t>
       </w:r>
       <w:proofErr w:type="spellEnd"/>
       <w:r>
         <w:rPr>
+          <w:u w:val="single"/>
+        </w:rPr>
+        <w:t xml:space="preserve">. </w:t>
+      </w:r>
+      <w:r>
+        <w:t xml:space="preserve">Ultimately, this just </w:t>
+      </w:r>
+      <w:r>
+        <w:lastRenderedPageBreak/>
+        <w:t>helps include subject-level data in the final group_qc_table.csv which may aid in the ease of performing future analyses.</w:t>
+      </w:r>
+    </w:p>
+    <w:p/>
+    <w:p>
+      <w:r>
+        <w:t xml:space="preserve">The </w:t>
+      </w:r>
+      <w:proofErr w:type="spellStart"/>
+      <w:r>
+        <w:rPr>
           <w:rFonts w:ascii="Consolas" w:hAnsi="Consolas" w:cs="Consolas"/>
         </w:rPr>
-        <w:t>(</w:t>
-      </w:r>
-      <w:proofErr w:type="spellStart"/>
-      <w:r>
-        <w:rPr>
-          <w:rFonts w:ascii="Consolas" w:hAnsi="Consolas" w:cs="Consolas"/>
-        </w:rPr>
-        <w:t>cicada_home</w:t>
-      </w:r>
-      <w:proofErr w:type="spellEnd"/>
-      <w:r>
-        <w:rPr>
-          <w:rFonts w:ascii="Consolas" w:hAnsi="Consolas" w:cs="Consolas"/>
-        </w:rPr>
-        <w:t xml:space="preserve">, </w:t>
-      </w:r>
-      <w:proofErr w:type="spellStart"/>
-      <w:r>
-        <w:rPr>
-          <w:rFonts w:ascii="Consolas" w:hAnsi="Consolas" w:cs="Consolas"/>
-        </w:rPr>
-        <w:t>group_qc_home</w:t>
-      </w:r>
-      <w:proofErr w:type="spellEnd"/>
-      <w:r>
-        <w:rPr>
-          <w:rFonts w:ascii="Consolas" w:hAnsi="Consolas" w:cs="Consolas"/>
-        </w:rPr>
-        <w:t xml:space="preserve">, </w:t>
-      </w:r>
-      <w:proofErr w:type="spellStart"/>
-      <w:r>
-        <w:rPr>
-          <w:rFonts w:ascii="Consolas" w:hAnsi="Consolas" w:cs="Consolas"/>
-        </w:rPr>
-        <w:t>task_name</w:t>
-      </w:r>
-      <w:proofErr w:type="spellEnd"/>
-      <w:r>
-        <w:rPr>
-          <w:rFonts w:ascii="Consolas" w:hAnsi="Consolas" w:cs="Consolas"/>
-        </w:rPr>
-        <w:t xml:space="preserve">, </w:t>
-      </w:r>
-      <w:proofErr w:type="spellStart"/>
-      <w:r>
-        <w:rPr>
-          <w:rFonts w:ascii="Consolas" w:hAnsi="Consolas" w:cs="Consolas"/>
-        </w:rPr>
-        <w:t>output_dirname</w:t>
-      </w:r>
-      <w:proofErr w:type="spellEnd"/>
-      <w:r>
-        <w:rPr>
-          <w:rFonts w:ascii="Consolas" w:hAnsi="Consolas" w:cs="Consolas"/>
-        </w:rPr>
-        <w:t xml:space="preserve">, </w:t>
-      </w:r>
-      <w:proofErr w:type="spellStart"/>
-      <w:r>
-        <w:rPr>
-          <w:rFonts w:ascii="Consolas" w:hAnsi="Consolas" w:cs="Consolas"/>
-        </w:rPr>
-        <w:t>file_tag</w:t>
-      </w:r>
-      <w:proofErr w:type="spellEnd"/>
-      <w:r>
-        <w:rPr>
-          <w:rFonts w:ascii="Consolas" w:hAnsi="Consolas" w:cs="Consolas"/>
-        </w:rPr>
-        <w:t xml:space="preserve">, </w:t>
-      </w:r>
-      <w:proofErr w:type="spellStart"/>
-      <w:r>
-        <w:rPr>
-          <w:rFonts w:ascii="Consolas" w:hAnsi="Consolas" w:cs="Consolas"/>
-        </w:rPr>
-        <w:t>smoothing_kernel</w:t>
-      </w:r>
-      <w:proofErr w:type="spellEnd"/>
-      <w:r>
-        <w:rPr>
-          <w:rFonts w:ascii="Consolas" w:hAnsi="Consolas" w:cs="Consolas"/>
-        </w:rPr>
-        <w:t xml:space="preserve">, </w:t>
-      </w:r>
-      <w:proofErr w:type="spellStart"/>
-      <w:r>
-        <w:rPr>
-          <w:rFonts w:ascii="Consolas" w:hAnsi="Consolas" w:cs="Consolas"/>
-        </w:rPr>
-        <w:t>fpass</w:t>
-      </w:r>
-      <w:proofErr w:type="spellEnd"/>
-      <w:r>
-        <w:rPr>
-          <w:rFonts w:ascii="Consolas" w:hAnsi="Consolas" w:cs="Consolas"/>
-        </w:rPr>
-        <w:t xml:space="preserve">, </w:t>
-      </w:r>
-      <w:proofErr w:type="spellStart"/>
-      <w:r>
-        <w:rPr>
-          <w:rFonts w:ascii="Consolas" w:hAnsi="Consolas" w:cs="Consolas"/>
-        </w:rPr>
-        <w:t>redo_melodic</w:t>
-      </w:r>
-      <w:proofErr w:type="spellEnd"/>
-      <w:r>
-        <w:rPr>
-          <w:rFonts w:ascii="Consolas" w:hAnsi="Consolas" w:cs="Consolas"/>
-        </w:rPr>
-        <w:t xml:space="preserve">, </w:t>
-      </w:r>
-      <w:proofErr w:type="spellStart"/>
-      <w:r>
-        <w:rPr>
-          <w:rFonts w:ascii="Consolas" w:hAnsi="Consolas" w:cs="Consolas"/>
-        </w:rPr>
+        <w:t>temporal_cleanup_mode</w:t>
+      </w:r>
+      <w:proofErr w:type="spellEnd"/>
+      <w:r>
+        <w:t xml:space="preserve"> parameter controls how Group CICADA coordinates temporal preprocessing with nonaggressive ICA cleanup. Historically, Group CICADA first used the subject-level CICADA-denoised image and then applied the requested detrending, temporal filtering, and spatial smoothing sequentially. This historical pathway remains available as </w:t>
+      </w:r>
+      <w:proofErr w:type="spellStart"/>
+      <w:r>
+        <w:t>temporal_cleanup_mode</w:t>
+      </w:r>
+      <w:proofErr w:type="spellEnd"/>
+      <w:r>
+        <w:t xml:space="preserve"> = '</w:t>
+      </w:r>
+      <w:proofErr w:type="spellStart"/>
+      <w:r>
+        <w:t>legacy_sequential</w:t>
+      </w:r>
+      <w:proofErr w:type="spellEnd"/>
+      <w:r>
+        <w:t>' for reproducibility.</w:t>
+      </w:r>
+      <w:r>
+        <w:t xml:space="preserve"> </w:t>
+      </w:r>
+      <w:r>
+        <w:t xml:space="preserve">The current default is </w:t>
+      </w:r>
+      <w:proofErr w:type="spellStart"/>
+      <w:r>
+        <w:t>temporal_cleanup_mode</w:t>
+      </w:r>
+      <w:proofErr w:type="spellEnd"/>
+      <w:r>
+        <w:t xml:space="preserve"> = 'matched'. When detrending and/or temporal filtering is requested, Group CICADA loads the original BOLD data, the complete MELODIC mixing matrix, and the final Automatic or Manual CICADA IC classifications. The same temporal transform is then applied to the BOLD data and to every column of the complete MELODIC mixing matrix. By default, this transform consists of second-order polynomial detrending followed, when requested, by zero-phase Butterworth temporal filtering. Nonaggressive ICA cleanup is then performed using the complete transformed mixing matrix: all ICs participate in coefficient estimation, but only the contribution of ICs classified as noise is subtracted from the transformed BOLD data. The original BOLD voxel means are subsequently added back, after which spatial smoothing and optional </w:t>
+      </w:r>
+      <w:proofErr w:type="spellStart"/>
+      <w:r>
+        <w:t>voxelwise</w:t>
+      </w:r>
+      <w:proofErr w:type="spellEnd"/>
+      <w:r>
+        <w:t xml:space="preserve"> scaling are performed.</w:t>
+      </w:r>
+      <w:r>
+        <w:t xml:space="preserve"> </w:t>
+      </w:r>
+      <w:r>
+        <w:t xml:space="preserve">Applying the same temporal transform to the BOLD data and the complete ICA design avoids fitting temporally transformed data with an ICA model represented in a different temporal space and preserves the conditioning role of retained ICs during nonaggressive regression. The matched pathway was therefore adopted as the default Group CICADA approach after mechanistic, QC, bandpass-stress, and regression validation. </w:t>
+      </w:r>
+      <w:proofErr w:type="spellStart"/>
+      <w:r>
+        <w:t>legacy_sequential</w:t>
+      </w:r>
+      <w:proofErr w:type="spellEnd"/>
+      <w:r>
+        <w:t xml:space="preserve"> remains available when exact reproduction of the historical Group CICADA ordering is required</w:t>
+      </w:r>
+      <w:r>
+        <w:t xml:space="preserve"> or desired by the user</w:t>
+      </w:r>
+      <w:r>
+        <w:t>.</w:t>
+      </w:r>
+    </w:p>
+    <w:p/>
+    <w:p>
+      <w:r>
+        <w:t>After running Group ICA (MELODIC), Group CICADA also outputs some potentially helpful files. In short, it uses the dice coefficient between a 7-network atlas (from Guzmán-Vélez et al.</w:t>
+      </w:r>
+      <w:r>
+        <w:fldChar w:fldCharType="begin"/>
+      </w:r>
+      <w:r>
+        <w:instrText>ADDIN ZOTERO_ITEM CSL_CITATION {"citationID":"W8UzIK1T","properties":{"formattedCitation":"\\super 2\\nosupersub{}","plainCitation":"2","noteIndex":0},"citationItems":[{"id":169,"uris":["http://zotero.org/users/9019901/items/7AMK2T6R"],"itemData":{"id":169,"type":"article-journal","abstract":"The human brain is composed of functional networks that have a modular topology, where brain regions are organized into communities that form internally dense (segregated) and externally sparse (integrated) subnetworks that underlie higher-order cognitive functioning. It is hypothesized that amyloid-β and tau pathology in preclinical Alzheimer’s disease (AD) spread through functional networks, disrupting neural communication that results in cognitive dysfunction. We used high-resolution (voxel-level) graph-based network analyses to test whether in vivo amyloid-β and tau burden was associated with the segregation and integration of brain functional connections, and episodic memory, in cognitively unimpaired Presenilin-1 E280A carriers who are expected to develop early-onset AD dementia in ∼13 y on average. Compared to noncarriers, mutation carriers exhibited less functional segregation and integration in posterior default-mode network (DMN) regions, particularly the precuneus, and in the retrospenial cortex, which has been shown to link medial temporal regions and cortical regions of the DMN. Mutation carriers also showed greater functional segregation and integration in regions connected to the salience network, including the striatum and thalamus. Greater tau burden was associated with lower segregated and integrated functional connectivity of DMN regions, particularly the precuneus and medial prefrontal cortex. In turn, greater tau pathology was related to higher segregated and integrated functional connectivity in the retrospenial cortex and the anterior cingulate cortex, a hub of the salience network. These findings enlighten our understanding of how AD-related pathology distinctly alters the brain’s functional architecture in the preclinical stage, possibly contributing to pathology propagation and ultimately resulting in dementia.","container-title":"Proceedings of the National Academy of Sciences of the United States of America","DOI":"10.1073/pnas.2113641119","ISSN":"1091-6490","issue":"15","journalAbbreviation":"Proc Natl Acad Sci U S A","language":"eng","note":"PMID: 35380901\nPMCID: PMC9169643","page":"e2113641119","source":"PubMed","title":"Amyloid-β and tau pathologies relate to distinctive brain dysconnectomics in preclinical autosomal-dominant Alzheimer's disease","volume":"119","author":[{"family":"Guzmán-Vélez","given":"Edmarie"},{"family":"Diez","given":"Ibai"},{"family":"Schoemaker","given":"Dorothee"},{"family":"Pardilla-Delgado","given":"Enmanuelle"},{"family":"Vila-Castelar","given":"Clara"},{"family":"Fox-Fuller","given":"Joshua T."},{"family":"Baena","given":"Ana"},{"family":"Sperling","given":"Reisa A."},{"family":"Johnson","given":"Keith A."},{"family":"Lopera","given":"Francisco"},{"family":"Sepulcre","given":"Jorge"},{"family":"Quiroz","given":"Yakeel T."}],"issued":{"date-parts":[["2022",4,12]]},"citation-key":"guzman-velezAmyloidvTauPathologies2022"}}],"schema":"https://github.com/citation-style-language/schema/raw/master/csl-citation.json"}</w:instrText>
+      </w:r>
+      <w:r>
+        <w:fldChar w:fldCharType="separate"/>
+      </w:r>
+      <w:r>
+        <w:rPr>
+          <w:vertAlign w:val="superscript"/>
+        </w:rPr>
+        <w:t>2</w:t>
+      </w:r>
+      <w:r>
+        <w:fldChar w:fldCharType="end"/>
+      </w:r>
+      <w:r>
+        <w:t>, and adapted from Yeo et al.</w:t>
+      </w:r>
+      <w:r>
+        <w:fldChar w:fldCharType="begin"/>
+      </w:r>
+      <w:r>
+        <w:instrText>ADDIN ZOTERO_ITEM CSL_CITATION {"citationID":"pX4uL0RE","properties":{"formattedCitation":"\\super 3\\nosupersub{}","plainCitation":"3","noteIndex":0},"citationItems":[{"id":165,"uris":["http://zotero.org/users/9019901/items/RP68IY8G"],"itemData":{"id":165,"type":"article-journal","abstract":"Information processing in the cerebral cortex involves interactions among distributed areas. Anatomical connectivity suggests that certain areas form local hierarchical relations such as within the visual system. Other connectivity patterns, particularly among association areas, suggest the presence of large-scale circuits without clear hierarchical relations. In this study the organization of networks in the human cerebrum was explored using resting-state functional connectivity MRI. Data from 1,000 subjects were registered using surface-based alignment. A clustering approach was employed to identify and replicate networks of functionally coupled regions across the cerebral cortex. The results revealed local networks confined to sensory and motor cortices as well as distributed networks of association regions. Within the sensory and motor cortices, functional connectivity followed topographic representations across adjacent areas. In association cortex, the connectivity patterns often showed abrupt transitions between network boundaries. Focused analyses were performed to better understand properties of network connectivity. A canonical sensory-motor pathway involving primary visual area, putative middle temporal area complex (MT+), lateral intraparietal area, and frontal eye field was analyzed to explore how interactions might arise within and between networks. Results showed that adjacent regions of the MT+ complex demonstrate differential connectivity consistent with a hierarchical pathway that spans networks. The functional connectivity of parietal and prefrontal association cortices was next explored. Distinct connectivity profiles of neighboring regions suggest they participate in distributed networks that, while showing evidence for interactions, are embedded within largely parallel, interdigitated circuits. We conclude by discussing the organization of these large-scale cerebral networks in relation to monkey anatomy and their potential evolutionary expansion in humans to support cognition.","container-title":"Journal of Neurophysiology","DOI":"10.1152/jn.00338.2011","ISSN":"0022-3077","issue":"3","note":"publisher: American Physiological Society","page":"1125-1165","source":"journals.physiology.org (Atypon)","title":"The organization of the human cerebral cortex estimated by intrinsic functional connectivity","volume":"106","author":[{"family":"Thomas Yeo","given":"B. T."},{"family":"Krienen","given":"Fenna M."},{"family":"Sepulcre","given":"Jorge"},{"family":"Sabuncu","given":"Mert R."},{"family":"Lashkari","given":"Danial"},{"family":"Hollinshead","given":"Marisa"},{"family":"Roffman","given":"Joshua L."},{"family":"Smoller","given":"Jordan W."},{"family":"Zöllei","given":"Lilla"},{"family":"Polimeni","given":"Jonathan R."},{"family":"Fischl","given":"Bruce"},{"family":"Liu","given":"Hesheng"},{"family":"Buckner","given":"Randy L."}],"issued":{"date-parts":[["2011",9]]},"citation-key":"thomasyeoOrganizationHumanCerebral2011"}}],"schema":"https://github.com/citation-style-language/schema/raw/master/csl-citation.json"}</w:instrText>
+      </w:r>
+      <w:r>
+        <w:fldChar w:fldCharType="separate"/>
+      </w:r>
+      <w:r>
+        <w:rPr>
+          <w:vertAlign w:val="superscript"/>
+        </w:rPr>
+        <w:t>3</w:t>
+      </w:r>
+      <w:r>
+        <w:fldChar w:fldCharType="end"/>
+      </w:r>
+      <w:r>
+        <w:t xml:space="preserve">) and </w:t>
+      </w:r>
+      <w:proofErr w:type="spellStart"/>
+      <w:r>
+        <w:t>thresholded</w:t>
+      </w:r>
+      <w:proofErr w:type="spellEnd"/>
+      <w:r>
+        <w:t xml:space="preserve"> IC probability files (automatically generated by MELODIC) to identify the group ICs most likely to be a part of each of the 7-networks (visual, sensorimotor, dorsal attention, salience, executive control, default, subcortical). These networks specifically are chosen because they tend to align well with MELODIC ICs (e.g., subcortical regions tend to be identified by themselves). Group CICADA will list the kept ICs and what networks they belong to (kept_ICs.csv and Network_ICs.csv), and generates, for each network, an overall mask (IC_mask_networks.nii.gz), the highest probabilities for each voxel (</w:t>
+      </w:r>
+      <w:proofErr w:type="spellStart"/>
+      <w:r>
+        <w:t>IC_probs_networks</w:t>
+      </w:r>
+      <w:proofErr w:type="spellEnd"/>
+      <w:r>
+        <w:t>), and the highest z-statistic for each voxel (</w:t>
+      </w:r>
+      <w:proofErr w:type="spellStart"/>
+      <w:r>
+        <w:t>IC_mel_networks_zmax</w:t>
+      </w:r>
+      <w:proofErr w:type="spellEnd"/>
+      <w:r>
+        <w:t>). Overall, this is intended to both help the user evaluate group QC but also to assist with potential future analyses.</w:t>
+      </w:r>
+    </w:p>
+    <w:p/>
+    <w:p>
+      <w:r>
+        <w:t>Finally, “excludes” and “</w:t>
+      </w:r>
+      <w:proofErr w:type="spellStart"/>
+      <w:r>
+        <w:t>adjusteds</w:t>
+      </w:r>
+      <w:proofErr w:type="spellEnd"/>
+      <w:r>
+        <w:t>” are all parameters that can tell the script to handle specific data differently than the rest. Both parameters should be cell arrays the same length as “</w:t>
+      </w:r>
+      <w:proofErr w:type="spellStart"/>
+      <w:r>
         <w:t>sub_ids</w:t>
       </w:r>
       <w:proofErr w:type="spellEnd"/>
       <w:r>
-        <w:rPr>
-          <w:rFonts w:ascii="Consolas" w:hAnsi="Consolas" w:cs="Consolas"/>
-        </w:rPr>
-        <w:t xml:space="preserve">, </w:t>
-      </w:r>
-      <w:proofErr w:type="spellStart"/>
-      <w:r>
-        <w:rPr>
-          <w:rFonts w:ascii="Consolas" w:hAnsi="Consolas" w:cs="Consolas"/>
-        </w:rPr>
+        <w:t>” and “</w:t>
+      </w:r>
+      <w:proofErr w:type="spellStart"/>
+      <w:r>
         <w:t>ses_ids</w:t>
       </w:r>
       <w:proofErr w:type="spellEnd"/>
       <w:r>
-        <w:rPr>
-          <w:rFonts w:ascii="Consolas" w:hAnsi="Consolas" w:cs="Consolas"/>
-        </w:rPr>
-        <w:t xml:space="preserve">, excludes, </w:t>
-      </w:r>
-      <w:proofErr w:type="spellStart"/>
-      <w:r>
-        <w:rPr>
-          <w:rFonts w:ascii="Consolas" w:hAnsi="Consolas" w:cs="Consolas"/>
-        </w:rPr>
+        <w:t>” and should be a ‘1’ if they belong in the given group (“excludes”, or “</w:t>
+      </w:r>
+      <w:proofErr w:type="spellStart"/>
+      <w:r>
         <w:t>adjusteds</w:t>
       </w:r>
       <w:proofErr w:type="spellEnd"/>
       <w:r>
-        <w:rPr>
-          <w:rFonts w:ascii="Consolas" w:hAnsi="Consolas" w:cs="Consolas"/>
-        </w:rPr>
-        <w:t xml:space="preserve">, </w:t>
-      </w:r>
-      <w:proofErr w:type="spellStart"/>
-      <w:r>
-        <w:rPr>
-          <w:rFonts w:ascii="Consolas" w:hAnsi="Consolas" w:cs="Consolas"/>
-        </w:rPr>
-        <w:t>task_event_files</w:t>
-      </w:r>
-      <w:proofErr w:type="spellEnd"/>
-      <w:r>
-        <w:rPr>
-          <w:rFonts w:ascii="Consolas" w:hAnsi="Consolas" w:cs="Consolas"/>
-        </w:rPr>
-        <w:t xml:space="preserve">, </w:t>
-      </w:r>
-      <w:proofErr w:type="spellStart"/>
-      <w:r>
-        <w:rPr>
-          <w:rFonts w:ascii="Consolas" w:hAnsi="Consolas" w:cs="Consolas"/>
-        </w:rPr>
-        <w:t>subject_level_data_table</w:t>
-      </w:r>
-      <w:proofErr w:type="spellEnd"/>
-      <w:r>
-        <w:rPr>
-          <w:rFonts w:ascii="Consolas" w:hAnsi="Consolas" w:cs="Consolas"/>
-        </w:rPr>
-        <w:t>)</w:t>
+        <w:t xml:space="preserve">”). </w:t>
       </w:r>
     </w:p>
     <w:p/>
     <w:p>
       <w:r>
-        <w:t>The “</w:t>
-      </w:r>
-      <w:proofErr w:type="spellStart"/>
-      <w:r>
-        <w:t>cicada_home</w:t>
-      </w:r>
-      <w:proofErr w:type="spellEnd"/>
-      <w:r>
-        <w:t>” input is the CICADA output directory used in the Automatic/Manual CICADA (where the CICADA denoised data is held). The “</w:t>
-      </w:r>
-      <w:proofErr w:type="spellStart"/>
-      <w:r>
-        <w:t>group_qc_home</w:t>
-      </w:r>
-      <w:proofErr w:type="spellEnd"/>
-      <w:r>
-        <w:t>” input is the desired parent output directory where the results of Group CICADA will be output. The “</w:t>
-      </w:r>
-      <w:proofErr w:type="spellStart"/>
-      <w:r>
-        <w:t>task_name</w:t>
-      </w:r>
-      <w:proofErr w:type="spellEnd"/>
-      <w:r>
-        <w:t xml:space="preserve">” input is the same as in previous functions. The “output </w:t>
-      </w:r>
-      <w:proofErr w:type="spellStart"/>
-      <w:r>
-        <w:t>dirname</w:t>
-      </w:r>
-      <w:proofErr w:type="spellEnd"/>
-      <w:r>
-        <w:t xml:space="preserve">” is the output folder name for the current image group/type. Altogether, when running </w:t>
-      </w:r>
-      <w:proofErr w:type="spellStart"/>
-      <w:r>
-        <w:rPr>
-          <w:rFonts w:ascii="Consolas" w:hAnsi="Consolas" w:cs="Consolas"/>
-        </w:rPr>
-        <w:t>cicada_group_qc.m</w:t>
-      </w:r>
-      <w:proofErr w:type="spellEnd"/>
-      <w:r>
-        <w:t xml:space="preserve"> on a set of image data, the output directory will be in “</w:t>
-      </w:r>
-      <w:proofErr w:type="spellStart"/>
-      <w:r>
-        <w:t>group_qc_home</w:t>
-      </w:r>
-      <w:proofErr w:type="spellEnd"/>
-      <w:r>
-        <w:t>/</w:t>
-      </w:r>
-      <w:proofErr w:type="spellStart"/>
-      <w:r>
-        <w:t>task_name</w:t>
-      </w:r>
-      <w:proofErr w:type="spellEnd"/>
-      <w:r>
-        <w:t>/</w:t>
-      </w:r>
-      <w:proofErr w:type="spellStart"/>
-      <w:r>
-        <w:t>outp</w:t>
-      </w:r>
-      <w:r>
-        <w:t>ut_dirname</w:t>
-      </w:r>
-      <w:proofErr w:type="spellEnd"/>
-      <w:r>
-        <w:t>”.  The “</w:t>
-      </w:r>
-      <w:proofErr w:type="spellStart"/>
-      <w:r>
-        <w:t>file_tag</w:t>
-      </w:r>
-      <w:proofErr w:type="spellEnd"/>
-      <w:r>
-        <w:t>” input should be a string that is unique to the file naming of the type of denoised file in Group CICADA. For example, if running Group QC on Automatic CICADA, the “</w:t>
-      </w:r>
-      <w:proofErr w:type="spellStart"/>
-      <w:r>
-        <w:t>file_tag</w:t>
-      </w:r>
-      <w:proofErr w:type="spellEnd"/>
-      <w:r>
-        <w:t xml:space="preserve">” could be ‘_auto_’, or for Manual CICADA ‘_manual_’, or for 8 parameter regression ‘_8p_’.  </w:t>
-      </w:r>
-    </w:p>
-    <w:p/>
-    <w:p>
-      <w:r>
-        <w:t>Automatic and Manual CICADA do not apply detrending, bandpass filtering, smoothing, or intensity normalization. Instead, detrending, temporal filtering, smoothing, and voxel-wise intensity normalization (in that order) can be applied at the group level near the end of Group CICADA. The “</w:t>
-      </w:r>
-      <w:proofErr w:type="spellStart"/>
-      <w:r>
-        <w:t>voxelwise_scale</w:t>
-      </w:r>
-      <w:proofErr w:type="spellEnd"/>
-      <w:r>
-        <w:t xml:space="preserve">” is a binary (1 or 0) value that determines whether not to apply voxel-wise scaling (following detrending, bandpass filtering, and smoothing); this is not recommended for resting-state or functional connectivity (thus the default is to not perform voxel-wise scaling: </w:t>
-      </w:r>
-      <w:proofErr w:type="spellStart"/>
-      <w:r>
-        <w:rPr>
-          <w:rFonts w:ascii="Consolas" w:hAnsi="Consolas" w:cs="Consolas"/>
-        </w:rPr>
-        <w:t>voxelwise_scale</w:t>
-      </w:r>
-      <w:proofErr w:type="spellEnd"/>
-      <w:r>
-        <w:rPr>
-          <w:rFonts w:ascii="Consolas" w:hAnsi="Consolas" w:cs="Consolas"/>
-        </w:rPr>
-        <w:t xml:space="preserve"> = 0</w:t>
-      </w:r>
-      <w:r>
-        <w:t>) but is often helpful for task-based GLM analyses, for example. Meanwhile, the “</w:t>
-      </w:r>
-      <w:proofErr w:type="spellStart"/>
-      <w:r>
-        <w:t>smoothing_kernel</w:t>
-      </w:r>
-      <w:proofErr w:type="spellEnd"/>
-      <w:r>
-        <w:t>” is the gaussian smoothing kernel FWHM size in mm (default smoothing size is 1.5x the voxel size and can be aut</w:t>
-      </w:r>
-      <w:r>
-        <w:t xml:space="preserve">omatically applied with </w:t>
-      </w:r>
-      <w:proofErr w:type="spellStart"/>
-      <w:r>
-        <w:rPr>
-          <w:rFonts w:ascii="Consolas" w:hAnsi="Consolas" w:cs="Consolas"/>
-        </w:rPr>
-        <w:t>smoothing_kernel</w:t>
-      </w:r>
-      <w:proofErr w:type="spellEnd"/>
-      <w:r>
-        <w:rPr>
-          <w:rFonts w:ascii="Consolas" w:hAnsi="Consolas" w:cs="Consolas"/>
-        </w:rPr>
-        <w:t xml:space="preserve"> = -1;</w:t>
-      </w:r>
-      <w:r>
-        <w:t xml:space="preserve"> or </w:t>
-      </w:r>
-      <w:proofErr w:type="spellStart"/>
-      <w:r>
-        <w:rPr>
-          <w:rFonts w:ascii="Consolas" w:hAnsi="Consolas" w:cs="Consolas"/>
-        </w:rPr>
-        <w:t>smoothing_kernel</w:t>
-      </w:r>
-      <w:proofErr w:type="spellEnd"/>
-      <w:r>
-        <w:rPr>
-          <w:rFonts w:ascii="Consolas" w:hAnsi="Consolas" w:cs="Consolas"/>
-        </w:rPr>
-        <w:t xml:space="preserve"> = 3;).</w:t>
-      </w:r>
-      <w:r>
-        <w:t xml:space="preserve"> The “</w:t>
-      </w:r>
-      <w:proofErr w:type="spellStart"/>
-      <w:r>
-        <w:t>fpass</w:t>
-      </w:r>
-      <w:proofErr w:type="spellEnd"/>
-      <w:r>
-        <w:t xml:space="preserve">” input is the Hz for </w:t>
-      </w:r>
-      <w:proofErr w:type="spellStart"/>
-      <w:r>
-        <w:t>bandpassing</w:t>
-      </w:r>
-      <w:proofErr w:type="spellEnd"/>
-      <w:r>
-        <w:t xml:space="preserve"> (default is no </w:t>
-      </w:r>
-      <w:proofErr w:type="spellStart"/>
-      <w:r>
-        <w:t>bandpassing</w:t>
-      </w:r>
-      <w:proofErr w:type="spellEnd"/>
-      <w:r>
-        <w:t xml:space="preserve">) given as an array from low to high (if used, </w:t>
-      </w:r>
-      <w:proofErr w:type="spellStart"/>
-      <w:r>
-        <w:rPr>
-          <w:rFonts w:ascii="Consolas" w:hAnsi="Consolas" w:cs="Consolas"/>
-        </w:rPr>
-        <w:t>fpass</w:t>
-      </w:r>
-      <w:proofErr w:type="spellEnd"/>
-      <w:r>
-        <w:rPr>
-          <w:rFonts w:ascii="Consolas" w:hAnsi="Consolas" w:cs="Consolas"/>
-        </w:rPr>
-        <w:t xml:space="preserve"> = [0.008, 0.15];</w:t>
-      </w:r>
-      <w:r>
-        <w:t xml:space="preserve"> is recommended). The “</w:t>
-      </w:r>
-      <w:proofErr w:type="spellStart"/>
-      <w:r>
-        <w:t>detrend_degree</w:t>
-      </w:r>
-      <w:proofErr w:type="spellEnd"/>
-      <w:r>
-        <w:t>” input is the degree of polynomial to detrend the data at (e.g., a value of 2 (the default) detrends the data at the quadratic (x</w:t>
-      </w:r>
-      <w:r>
-        <w:rPr>
-          <w:vertAlign w:val="superscript"/>
-        </w:rPr>
-        <w:t>2</w:t>
-      </w:r>
-      <w:r>
-        <w:t xml:space="preserve">) level). </w:t>
-      </w:r>
-      <w:r>
-        <w:rPr>
-          <w:u w:val="single"/>
-        </w:rPr>
-        <w:t>Important to note, QC plotting following Group CICADA is easiest to interpret with minimal/no smoothing and no bandpass f</w:t>
-      </w:r>
-      <w:r>
-        <w:rPr>
-          <w:u w:val="single"/>
-        </w:rPr>
-        <w:t>iltering.</w:t>
-      </w:r>
-      <w:r>
-        <w:t xml:space="preserve"> Smoothing, and likely bandpass filtering, will create new within-noise-profile-region correlations in the QC plots. Even without smoothing or bandpass </w:t>
-      </w:r>
-      <w:r>
-        <w:lastRenderedPageBreak/>
-        <w:t>filtering explicitly applied, CICADA denoising already inherently decreases low frequency (&lt;0.008 Hz) and high frequency (&gt;0.15 Hz) noise, and regardless, detrending to the 2</w:t>
-      </w:r>
-      <w:r>
-        <w:rPr>
-          <w:vertAlign w:val="superscript"/>
-        </w:rPr>
-        <w:t>nd</w:t>
-      </w:r>
-      <w:r>
-        <w:t xml:space="preserve"> polynomial is performed by default. If performing ROI analyses, no smoothing (</w:t>
-      </w:r>
-      <w:proofErr w:type="spellStart"/>
-      <w:r>
-        <w:rPr>
-          <w:rFonts w:ascii="Consolas" w:hAnsi="Consolas" w:cs="Consolas"/>
-        </w:rPr>
-        <w:t>smoothing_kernel</w:t>
-      </w:r>
-      <w:proofErr w:type="spellEnd"/>
-      <w:r>
-        <w:rPr>
-          <w:rFonts w:ascii="Consolas" w:hAnsi="Consolas" w:cs="Consolas"/>
-        </w:rPr>
-        <w:t xml:space="preserve"> = 0;)</w:t>
-      </w:r>
-      <w:r>
-        <w:t xml:space="preserve"> or bandpass filtering (</w:t>
-      </w:r>
-      <w:proofErr w:type="spellStart"/>
-      <w:r>
-        <w:rPr>
-          <w:rFonts w:ascii="Consolas" w:hAnsi="Consolas" w:cs="Consolas"/>
-        </w:rPr>
-        <w:t>fpass</w:t>
-      </w:r>
-      <w:proofErr w:type="spellEnd"/>
-      <w:r>
-        <w:rPr>
-          <w:rFonts w:ascii="Consolas" w:hAnsi="Consolas" w:cs="Consolas"/>
-        </w:rPr>
-        <w:t xml:space="preserve"> = [];</w:t>
-      </w:r>
-      <w:r>
-        <w:t>) is recommended. Otherwise, minimal sm</w:t>
-      </w:r>
-      <w:r>
-        <w:t>oothing (from the default value and up to 6 mm), as well as no (</w:t>
-      </w:r>
-      <w:proofErr w:type="spellStart"/>
-      <w:r>
-        <w:rPr>
-          <w:rFonts w:ascii="Consolas" w:hAnsi="Consolas" w:cs="Consolas"/>
-        </w:rPr>
-        <w:t>fpass</w:t>
-      </w:r>
-      <w:proofErr w:type="spellEnd"/>
-      <w:r>
-        <w:rPr>
-          <w:rFonts w:ascii="Consolas" w:hAnsi="Consolas" w:cs="Consolas"/>
-        </w:rPr>
-        <w:t xml:space="preserve"> = [])</w:t>
-      </w:r>
-      <w:r>
-        <w:t>, or minimal (</w:t>
-      </w:r>
-      <w:proofErr w:type="spellStart"/>
-      <w:r>
-        <w:rPr>
-          <w:rFonts w:ascii="Consolas" w:hAnsi="Consolas" w:cs="Consolas"/>
-        </w:rPr>
-        <w:t>fpass</w:t>
-      </w:r>
-      <w:proofErr w:type="spellEnd"/>
-      <w:r>
-        <w:rPr>
-          <w:rFonts w:ascii="Consolas" w:hAnsi="Consolas" w:cs="Consolas"/>
-        </w:rPr>
-        <w:t xml:space="preserve"> = [0.008, 0.15]</w:t>
-      </w:r>
-      <w:r>
-        <w:t xml:space="preserve">) bandpass filtering, is recommended, but remains up to the user. Voxel-wise scaling can bias resting-state and functional connectivity </w:t>
-      </w:r>
-      <w:proofErr w:type="gramStart"/>
-      <w:r>
-        <w:t>results, but</w:t>
-      </w:r>
-      <w:proofErr w:type="gramEnd"/>
-      <w:r>
-        <w:t xml:space="preserve"> may also be most appropriate for group-level task-based GLM analyses, for example. For voxel-wise scaling, we generally suggest not implementing it in CICADA, but implementing it as needed in your own following analyses. </w:t>
-      </w:r>
-      <w:r>
-        <w:rPr>
-          <w:u w:val="single"/>
-        </w:rPr>
-        <w:t>Altogether then, a user should c</w:t>
-      </w:r>
-      <w:r>
-        <w:rPr>
-          <w:u w:val="single"/>
-        </w:rPr>
-        <w:t>arefully consider these four parameters, but for reference, the creator of CICADA typically prefers the following:</w:t>
-      </w:r>
-      <w:r>
-        <w:t xml:space="preserve"> 2</w:t>
-      </w:r>
-      <w:r>
-        <w:rPr>
-          <w:vertAlign w:val="superscript"/>
-        </w:rPr>
-        <w:t>nd</w:t>
-      </w:r>
-      <w:r>
-        <w:t xml:space="preserve"> polynomial detrending (remove potential remaining major drifts), bandpass filtering of [0.008, 0.15] (conservative minimization of unwanted frequencies, assuming this does not impact task design frequencies – if bandpass filtering is implemented, detrending should not be necessary), a smoothing kernel of 3 mm (minimal, but evident, smoothing, so to still be mostly applicable to both ROI and</w:t>
-      </w:r>
-      <w:r>
-        <w:t xml:space="preserve"> voxel-wise analyses), and no voxel-wise scaling.</w:t>
-      </w:r>
-    </w:p>
-    <w:p/>
-    <w:p>
-      <w:r>
-        <w:t>Group CICADA will also run MELODIC on the group level. The “</w:t>
-      </w:r>
-      <w:proofErr w:type="spellStart"/>
-      <w:r>
-        <w:t>redo_melodic</w:t>
-      </w:r>
-      <w:proofErr w:type="spellEnd"/>
-      <w:r>
-        <w:t>” input, then, is the same as in previous functions, but for the group-level MELODIC. The “</w:t>
-      </w:r>
-      <w:proofErr w:type="spellStart"/>
-      <w:r>
-        <w:t>sub_ids</w:t>
-      </w:r>
-      <w:proofErr w:type="spellEnd"/>
-      <w:r>
-        <w:t>” and “</w:t>
-      </w:r>
-      <w:proofErr w:type="spellStart"/>
-      <w:r>
-        <w:t>ses_ids</w:t>
-      </w:r>
-      <w:proofErr w:type="spellEnd"/>
-      <w:r>
-        <w:t xml:space="preserve">” inputs are </w:t>
-      </w:r>
-      <w:proofErr w:type="gramStart"/>
-      <w:r>
-        <w:t>similar to</w:t>
-      </w:r>
-      <w:proofErr w:type="gramEnd"/>
-      <w:r>
-        <w:t xml:space="preserve"> previous functions (referring to the subject ID and session ID) but should be cell arrays of equal length that specify each subject/session pair for the task in the group analysis. For example, if the group analysis was on sub-102 session 01, sub-103 session 01, and sub-108 session 02 for Group CICADA, the variables would be set as follows: </w:t>
-      </w:r>
-      <w:proofErr w:type="spellStart"/>
-      <w:r>
-        <w:rPr>
-          <w:rFonts w:ascii="Consolas" w:hAnsi="Consolas" w:cs="Consolas"/>
-        </w:rPr>
-        <w:t>sub_ids</w:t>
-      </w:r>
-      <w:proofErr w:type="spellEnd"/>
-      <w:r>
-        <w:rPr>
-          <w:rFonts w:ascii="Consolas" w:hAnsi="Consolas" w:cs="Consolas"/>
-        </w:rPr>
-        <w:t xml:space="preserve"> = {‘102’, ‘10</w:t>
-      </w:r>
-      <w:r>
-        <w:rPr>
-          <w:rFonts w:ascii="Consolas" w:hAnsi="Consolas" w:cs="Consolas"/>
-        </w:rPr>
-        <w:t>3’, ‘108’};</w:t>
-      </w:r>
-      <w:r>
-        <w:t xml:space="preserve"> and </w:t>
-      </w:r>
-      <w:proofErr w:type="spellStart"/>
-      <w:r>
-        <w:rPr>
-          <w:rFonts w:ascii="Consolas" w:hAnsi="Consolas" w:cs="Consolas"/>
-        </w:rPr>
-        <w:t>ses_ids</w:t>
-      </w:r>
-      <w:proofErr w:type="spellEnd"/>
-      <w:r>
-        <w:rPr>
-          <w:rFonts w:ascii="Consolas" w:hAnsi="Consolas" w:cs="Consolas"/>
-        </w:rPr>
-        <w:t xml:space="preserve"> = {‘01’, ‘01’, ‘02’</w:t>
-      </w:r>
-      <w:proofErr w:type="gramStart"/>
-      <w:r>
-        <w:rPr>
-          <w:rFonts w:ascii="Consolas" w:hAnsi="Consolas" w:cs="Consolas"/>
-        </w:rPr>
-        <w:t>};</w:t>
-      </w:r>
-      <w:r>
-        <w:t>.</w:t>
-      </w:r>
-      <w:proofErr w:type="gramEnd"/>
-      <w:r>
-        <w:t xml:space="preserve"> Of note, typically Group CICADA would be run on a single type of session and task at a time, but this is all up to the user. The “</w:t>
-      </w:r>
-      <w:proofErr w:type="spellStart"/>
-      <w:r>
-        <w:t>task_event_files</w:t>
-      </w:r>
-      <w:proofErr w:type="spellEnd"/>
-      <w:r>
-        <w:t xml:space="preserve">” parameter is also the same as in previous functions, but again as a cell array of the same length as </w:t>
-      </w:r>
-      <w:proofErr w:type="spellStart"/>
-      <w:r>
-        <w:t>sub_ids</w:t>
-      </w:r>
-      <w:proofErr w:type="spellEnd"/>
-      <w:r>
-        <w:t xml:space="preserve"> and </w:t>
-      </w:r>
-      <w:proofErr w:type="spellStart"/>
-      <w:r>
-        <w:t>ses_ids</w:t>
-      </w:r>
-      <w:proofErr w:type="spellEnd"/>
-      <w:r>
-        <w:t>. This is optional, but like in previous functions, a good idea for task data.</w:t>
-      </w:r>
-    </w:p>
-    <w:p/>
-    <w:p>
-      <w:pPr>
+        <w:t>“</w:t>
+      </w:r>
+      <w:r>
         <w:rPr>
           <w:b/>
           <w:bCs/>
-          <w:i/>
-          <w:iCs/>
-        </w:rPr>
-      </w:pPr>
-      <w:r>
-        <w:t xml:space="preserve">The </w:t>
-      </w:r>
-      <w:proofErr w:type="spellStart"/>
-      <w:r>
-        <w:t>subject_level_data_table</w:t>
-      </w:r>
-      <w:proofErr w:type="spellEnd"/>
-      <w:r>
-        <w:t xml:space="preserve"> variable (new as of 02/24/26, v1.0.3) is optional but allows a user to include subject level measures (e.g., age, sex, outcome measures, etc.) to the Group CICADA call, simply so that when it makes its final table (group_qc_table.csv) it can include the relevant information for the user in that same table. A user might find this useful in subsequent analyses. The </w:t>
-      </w:r>
-      <w:proofErr w:type="spellStart"/>
-      <w:r>
-        <w:t>subject_level_table</w:t>
-      </w:r>
-      <w:proofErr w:type="spellEnd"/>
-      <w:r>
-        <w:t xml:space="preserve"> MUST have a column called ‘subject’ which is a char array where the rows include one match of each of the </w:t>
-      </w:r>
-      <w:proofErr w:type="spellStart"/>
-      <w:r>
-        <w:t>sub_ids</w:t>
-      </w:r>
-      <w:proofErr w:type="spellEnd"/>
-      <w:r>
-        <w:t xml:space="preserve"> (e.g., </w:t>
-      </w:r>
-      <w:proofErr w:type="spellStart"/>
+        </w:rPr>
+        <w:t>Excludes</w:t>
+      </w:r>
+      <w:r>
+        <w:t xml:space="preserve">” is for data that the user does not want included in the Group QC analysis. This might apply, for example, to data where there was a scanner error, and the resulting image was found to be unusable. In the example from the previous paragraph, for example, perhaps MRIQC software identified sub-108 session 02 to be an extreme outlier in data quality from all other data (e.g., </w:t>
+      </w:r>
+      <w:r>
+        <w:lastRenderedPageBreak/>
+        <w:t xml:space="preserve">because of a scanner error). Alternatively, perhaps it only 10 total ICs were generated, or no signal ICs were identified making it unusable… Then we would set the excludes variable to </w:t>
+      </w:r>
       <w:r>
         <w:rPr>
           <w:rFonts w:ascii="Consolas" w:hAnsi="Consolas" w:cs="Consolas"/>
         </w:rPr>
-        <w:t>subj</w:t>
-      </w:r>
-      <w:r>
-        <w:rPr>
-          <w:rFonts w:ascii="Consolas" w:hAnsi="Consolas" w:cs="Consolas"/>
-        </w:rPr>
-        <w:t>ect_level_data_table.subject</w:t>
-      </w:r>
-      <w:proofErr w:type="spellEnd"/>
-      <w:r>
-        <w:t xml:space="preserve"> equals </w:t>
-      </w:r>
-      <w:r>
-        <w:rPr>
-          <w:rFonts w:ascii="Consolas" w:hAnsi="Consolas" w:cs="Consolas"/>
-        </w:rPr>
-        <w:t>[‘102’; ‘103’; ‘108’]</w:t>
-      </w:r>
-      <w:r>
-        <w:t xml:space="preserve"> to match the </w:t>
-      </w:r>
-      <w:proofErr w:type="spellStart"/>
-      <w:r>
-        <w:t>sub_ids</w:t>
-      </w:r>
-      <w:proofErr w:type="spellEnd"/>
-      <w:r>
-        <w:t xml:space="preserve"> example in the previous paragraph. From there, the </w:t>
-      </w:r>
-      <w:proofErr w:type="spellStart"/>
-      <w:r>
-        <w:t>subject_level_data_table</w:t>
-      </w:r>
-      <w:proofErr w:type="spellEnd"/>
-      <w:r>
-        <w:t xml:space="preserve"> should just have the subject measurements information of interest in other columns (e.g., an age column, a sex column, and outcome variable column, etc. ), also as a char array. See </w:t>
-      </w:r>
-      <w:proofErr w:type="spellStart"/>
-      <w:r>
-        <w:t>example_Group_CICADA.m</w:t>
-      </w:r>
-      <w:proofErr w:type="spellEnd"/>
-      <w:r>
-        <w:t xml:space="preserve"> in CICADA/</w:t>
-      </w:r>
-      <w:proofErr w:type="spellStart"/>
-      <w:r>
-        <w:t>example_CICADA_flow</w:t>
-      </w:r>
-      <w:proofErr w:type="spellEnd"/>
-      <w:r>
-        <w:t>/</w:t>
-      </w:r>
-      <w:proofErr w:type="spellStart"/>
-      <w:r>
-        <w:t>example_code</w:t>
-      </w:r>
-      <w:proofErr w:type="spellEnd"/>
-      <w:r>
-        <w:t xml:space="preserve"> for an example. </w:t>
-      </w:r>
-      <w:r>
-        <w:rPr>
-          <w:u w:val="single"/>
-        </w:rPr>
-        <w:t>The simplest method to accomplish incorporating subject-level data is likely to create your o</w:t>
-      </w:r>
-      <w:r>
-        <w:rPr>
-          <w:u w:val="single"/>
-        </w:rPr>
-        <w:t xml:space="preserve">wn .csv table of subject-level data and then just use the </w:t>
-      </w:r>
-      <w:proofErr w:type="spellStart"/>
-      <w:r>
-        <w:rPr>
-          <w:rFonts w:ascii="Consolas" w:hAnsi="Consolas" w:cs="Consolas"/>
-          <w:u w:val="single"/>
-        </w:rPr>
-        <w:t>readtable</w:t>
-      </w:r>
-      <w:proofErr w:type="spellEnd"/>
-      <w:r>
-        <w:rPr>
-          <w:rFonts w:ascii="Consolas" w:hAnsi="Consolas" w:cs="Consolas"/>
-          <w:u w:val="single"/>
-        </w:rPr>
-        <w:t>()</w:t>
-      </w:r>
-      <w:r>
-        <w:rPr>
-          <w:u w:val="single"/>
-        </w:rPr>
-        <w:t xml:space="preserve"> function in Matlab to import the table. From there you can then feed that as the </w:t>
-      </w:r>
-      <w:proofErr w:type="spellStart"/>
-      <w:r>
-        <w:rPr>
-          <w:u w:val="single"/>
-        </w:rPr>
-        <w:t>subject_level_data_table</w:t>
-      </w:r>
-      <w:proofErr w:type="spellEnd"/>
-      <w:r>
-        <w:rPr>
-          <w:u w:val="single"/>
-        </w:rPr>
-        <w:t xml:space="preserve"> to </w:t>
-      </w:r>
-      <w:proofErr w:type="spellStart"/>
-      <w:r>
-        <w:rPr>
-          <w:u w:val="single"/>
-        </w:rPr>
-        <w:t>cicada_group_qc</w:t>
-      </w:r>
-      <w:proofErr w:type="spellEnd"/>
-      <w:r>
-        <w:rPr>
-          <w:u w:val="single"/>
-        </w:rPr>
-        <w:t xml:space="preserve">. </w:t>
-      </w:r>
-      <w:r>
-        <w:t>Ultimately, this just helps include subject-level data in the final group_qc_table.csv which may aid in the ease of performing future analyses.</w:t>
+        <w:t>excludes = {‘0’, ‘0’, ‘0’, ‘1’};</w:t>
+      </w:r>
+      <w:r>
+        <w:t xml:space="preserve"> which would then ensure that sub-108 session 02 is not included. </w:t>
       </w:r>
     </w:p>
     <w:p/>
     <w:p>
       <w:r>
-        <w:lastRenderedPageBreak/>
-        <w:t>After running Group ICA (MELODIC), Group CICADA also outputs some potentially helpful files. In short, it uses the dice coefficient between a 7-network atlas (from Guzmán-Vélez et al.</w:t>
-      </w:r>
-      <w:r>
-        <w:fldChar w:fldCharType="begin"/>
-      </w:r>
-      <w:r>
-        <w:instrText>ADDIN ZOTERO_ITEM CSL_CITATION {"citationID":"W8UzIK1T","properties":{"formattedCitation":"\\super 2\\nosupersub{}","plainCitation":"2","noteIndex":0},"citationItems":[{"id":169,"uris":["http://zotero.org/users/9019901/items/7AMK2T6R"],"itemData":{"id":169,"type":"article-journal","abstract":"The human brain is composed of functional networks that have a modular topology, where brain regions are organized into communities that form internally dense (segregated) and externally sparse (integrated) subnetworks</w:instrText>
-      </w:r>
-      <w:r>
-        <w:instrText xml:space="preserve"> that underlie higher-order cognitive functioning. It is hypothesized that amyloid-β and tau pathology in preclinical Alzheimer’s disease (AD) spread through functional networks, disrupting neural communication that results in cognitive dysfunction. We used high-resolution (voxel-level) graph-based network analyses to test whether in vivo amyloid-β and tau burden was associated with the segregation and integration of brain functional connections, and episodic memory, in cognitively unimpaired Presenilin-1 E</w:instrText>
-      </w:r>
-      <w:r>
-        <w:instrText xml:space="preserve">280A carriers who are expected to develop early-onset AD dementia in ∼13 y on average. Compared to noncarriers, mutation carriers exhibited less functional segregation and integration in posterior default-mode network (DMN) regions, particularly the precuneus, and in the retrospenial cortex, which has been shown to link medial temporal regions and cortical regions of the DMN. Mutation carriers also showed greater functional segregation and integration in regions connected to the salience network, including </w:instrText>
-      </w:r>
-      <w:r>
-        <w:instrText>the striatum and thalamus. Greater tau burden was associated with lower segregated and integrated functional connectivity of DMN regions, particularly the precuneus and medial prefrontal cortex. In turn, greater tau pathology was related to higher segregated and integrated functional connectivity in the retrospenial cortex and the anterior cingulate cortex, a hub of the salience network. These findings enlighten our understanding of how AD-related pathology distinctly alters the brain’s functional architect</w:instrText>
-      </w:r>
-      <w:r>
-        <w:instrText>ure in the preclinical stage, possibly contributing to pathology propagation and ultimately resulting in dementia.","container-title":"Proceedings of the National Academy of Sciences of the United States of America","DOI":"10.1073/pnas.2113641119","ISSN":"1091-6490","issue":"15","journalAbbreviation":"Proc Natl Acad Sci U S A","language":"eng","note":"PMID: 35380901\nPMCID: PMC9169643","page":"e2113641119","source":"PubMed","title":"Amyloid-β and tau pathologies relate to distinctive brain dysconnectomics i</w:instrText>
-      </w:r>
-      <w:r>
-        <w:instrText>n preclinical autosomal-dominant Alzheimer's disease","volume":"119","author":[{"family":"Guzmán-Vélez","given":"Edmarie"},{"family":"Diez","given":"Ibai"},{"family":"Schoemaker","given":"Dorothee"},{"family":"Pardilla-Delgado","given":"Enmanuelle"},{"family":"Vila-Castelar","given":"Clara"},{"family":"Fox-Fuller","given":"Joshua T."},{"family":"Baena","given":"Ana"},{"family":"Sperling","given":"Reisa A."},{"family":"Johnson","given":"Keith A."},{"family":"Lopera","given":"Francisco"},{"family":"Sepulcre",</w:instrText>
-      </w:r>
-      <w:r>
-        <w:instrText>"given":"Jorge"},{"family":"Quiroz","given":"Yakeel T."}],"issued":{"date-parts":[["2022",4,12]]},"citation-key":"guzman-velezAmyloidvTauPathologies2022"}}],"schema":"https://github.com/citation-style-language/schema/raw/master/csl-citation.json"}</w:instrText>
-      </w:r>
-      <w:r>
-        <w:fldChar w:fldCharType="separate"/>
-      </w:r>
-      <w:r>
-        <w:rPr>
-          <w:vertAlign w:val="superscript"/>
-        </w:rPr>
-        <w:t>2</w:t>
-      </w:r>
-      <w:r>
-        <w:fldChar w:fldCharType="end"/>
-      </w:r>
-      <w:r>
-        <w:t>, and adapted from Yeo et al.</w:t>
-      </w:r>
-      <w:r>
-        <w:fldChar w:fldCharType="begin"/>
-      </w:r>
-      <w:r>
-        <w:instrText>ADDIN ZOTERO_ITEM CSL_CITATION {"citationID":"pX4uL0RE","properties":{"formattedCitation":"\\super 3\\nosupersub{}","plainCitation":"3","noteIndex":0},"citationItems":[{"id":165,"uris":["http://zotero.org/users/9019901/items/RP68IY8G"],"itemData":{"id":165,"type":"article-journal","abstract":"Information processing in the cerebral cortex involves interactions among distributed areas. Anatomical connectivity suggests that certain areas form local hierarchical relations such as within the visual system. Other</w:instrText>
-      </w:r>
-      <w:r>
-        <w:instrText xml:space="preserve"> connectivity patterns, particularly among association areas, suggest the presence of large-scale circuits without clear hierarchical relations. In this study the organization of networks in the human cerebrum was explored using resting-state functional connectivity MRI. Data from 1,000 subjects were registered using surface-based alignment. A clustering approach was employed to identify and replicate networks of functionally coupled regions across the cerebral cortex. The results revealed local networks co</w:instrText>
-      </w:r>
-      <w:r>
-        <w:instrText>nfined to sensory and motor cortices as well as distributed networks of association regions. Within the sensory and motor cortices, functional connectivity followed topographic representations across adjacent areas. In association cortex, the connectivity patterns often showed abrupt transitions between network boundaries. Focused analyses were performed to better understand properties of network connectivity. A canonical sensory-motor pathway involving primary visual area, putative middle temporal area com</w:instrText>
-      </w:r>
-      <w:r>
-        <w:instrText>plex (MT+), lateral intraparietal area, and frontal eye field was analyzed to explore how interactions might arise within and between networks. Results showed that adjacent regions of the MT+ complex demonstrate differential connectivity consistent with a hierarchical pathway that spans networks. The functional connectivity of parietal and prefrontal association cortices was next explored. Distinct connectivity profiles of neighboring regions suggest they participate in distributed networks that, while show</w:instrText>
-      </w:r>
-      <w:r>
-        <w:instrText>ing evidence for interactions, are embedded within largely parallel, interdigitated circuits. We conclude by discussing the organization of these large-scale cerebral networks in relation to monkey anatomy and their potential evolutionary expansion in humans to support cognition.","container-title":"Journal of Neurophysiology","DOI":"10.1152/jn.00338.2011","ISSN":"0022-3077","issue":"3","note":"publisher: American Physiological Society","page":"1125-1165","source":"journals.physiology.org (Atypon)","title":</w:instrText>
-      </w:r>
-      <w:r>
-        <w:instrText>"The organization of the human cerebral cortex estimated by intrinsic functional connectivity","volume":"106","author":[{"family":"Thomas Yeo","given":"B. T."},{"family":"Krienen","given":"Fenna M."},{"family":"Sepulcre","given":"Jorge"},{"family":"Sabuncu","given":"Mert R."},{"family":"Lashkari","given":"Danial"},{"family":"Hollinshead","given":"Marisa"},{"family":"Roffman","given":"Joshua L."},{"family":"Smoller","given":"Jordan W."},{"family":"Zöllei","given":"Lilla"},{"family":"Polimeni","given":"Jonath</w:instrText>
-      </w:r>
-      <w:r>
-        <w:instrText>an R."},{"family":"Fischl","given":"Bruce"},{"family":"Liu","given":"Hesheng"},{"family":"Buckner","given":"Randy L."}],"issued":{"date-parts":[["2011",9]]},"citation-key":"thomasyeoOrganizationHumanCerebral2011"}}],"schema":"https://github.com/citation-style-language/schema/raw/master/csl-citation.json"}</w:instrText>
-      </w:r>
-      <w:r>
-        <w:fldChar w:fldCharType="separate"/>
-      </w:r>
-      <w:r>
-        <w:rPr>
-          <w:vertAlign w:val="superscript"/>
-        </w:rPr>
-        <w:t>3</w:t>
-      </w:r>
-      <w:r>
-        <w:fldChar w:fldCharType="end"/>
-      </w:r>
-      <w:r>
-        <w:t xml:space="preserve">) and </w:t>
-      </w:r>
-      <w:proofErr w:type="spellStart"/>
-      <w:r>
-        <w:t>thresholded</w:t>
-      </w:r>
-      <w:proofErr w:type="spellEnd"/>
-      <w:r>
-        <w:t xml:space="preserve"> IC probability files (automatically generated by MELODIC) to identify the group ICs most likely to be a part of each of the 7-networks (visual, sensorimotor, dorsal attention, salience, executive control, default, subcortical). These networks specifically are chosen because they tend to align well with MELODIC ICs (e.g., subcortical regions tend to be identified by themselves). Group CICADA will list the kept ICs and what networks they belong to (kept_ICs.csv and Network_ICs.csv), and gene</w:t>
-      </w:r>
-      <w:r>
-        <w:t>rates, for each network, an overall mask (IC_mask_networks.nii.gz), the highest probabilities for each voxel (</w:t>
-      </w:r>
-      <w:proofErr w:type="spellStart"/>
-      <w:r>
-        <w:t>IC_probs_networks</w:t>
-      </w:r>
-      <w:proofErr w:type="spellEnd"/>
-      <w:r>
-        <w:t>), and the highest z-statistic for each voxel (</w:t>
-      </w:r>
-      <w:proofErr w:type="spellStart"/>
-      <w:r>
-        <w:t>IC_mel_networks_zmax</w:t>
-      </w:r>
-      <w:proofErr w:type="spellEnd"/>
-      <w:r>
-        <w:t>). Overall, this is intended to both help the user evaluate group QC but also to assist with potential future analyses.</w:t>
-      </w:r>
-    </w:p>
-    <w:p/>
-    <w:p>
-      <w:r>
-        <w:t>Finally, “excludes” and “</w:t>
-      </w:r>
-      <w:proofErr w:type="spellStart"/>
-      <w:r>
-        <w:t>adjusteds</w:t>
-      </w:r>
-      <w:proofErr w:type="spellEnd"/>
-      <w:r>
-        <w:t>” are all parameters that can tell the script to handle specific data differently than the rest. Both parameters should be cell arrays the same length as “</w:t>
-      </w:r>
-      <w:proofErr w:type="spellStart"/>
-      <w:r>
-        <w:t>sub_ids</w:t>
-      </w:r>
-      <w:proofErr w:type="spellEnd"/>
-      <w:r>
-        <w:t>” and “</w:t>
-      </w:r>
-      <w:proofErr w:type="spellStart"/>
-      <w:r>
-        <w:t>ses_ids</w:t>
-      </w:r>
-      <w:proofErr w:type="spellEnd"/>
-      <w:r>
-        <w:t>” and should be a ‘1’ if they belong in the given group (“excludes”, or “</w:t>
-      </w:r>
-      <w:proofErr w:type="spellStart"/>
-      <w:r>
-        <w:t>adjusteds</w:t>
-      </w:r>
-      <w:proofErr w:type="spellEnd"/>
-      <w:r>
-        <w:t xml:space="preserve">”). </w:t>
-      </w:r>
-    </w:p>
-    <w:p/>
-    <w:p>
-      <w:r>
         <w:t>“</w:t>
       </w:r>
+      <w:proofErr w:type="spellStart"/>
       <w:r>
         <w:rPr>
           <w:b/>
           <w:bCs/>
         </w:rPr>
-        <w:t>Excludes</w:t>
-      </w:r>
-      <w:r>
-        <w:t>” is for data that the user does not want included in the Group QC analysis. This might apply, for example, to data where there was a scanner error, and the resulting image was found to be unusable. In the example from the previous paragraph, for example, perhaps MRIQC software identified sub-108 session 02 to be an extreme outlier in data quality from all other data (e.g., because of a scanner error). Alternatively, perhaps it only 10 total ICs were generated, or no signal ICs were identified makin</w:t>
-      </w:r>
-      <w:r>
-        <w:t xml:space="preserve">g it unusable… Then we would set the excludes variable to </w:t>
-      </w:r>
-      <w:r>
-        <w:rPr>
-          <w:rFonts w:ascii="Consolas" w:hAnsi="Consolas" w:cs="Consolas"/>
-        </w:rPr>
-        <w:t>excludes = {‘0’, ‘0’, ‘0’, ‘1’};</w:t>
-      </w:r>
-      <w:r>
-        <w:t xml:space="preserve"> which would then ensure that sub-108 session 02 is not included. </w:t>
-      </w:r>
-    </w:p>
-    <w:p/>
-    <w:p>
-      <w:r>
-        <w:t>“</w:t>
-      </w:r>
-      <w:proofErr w:type="spellStart"/>
-      <w:r>
-        <w:rPr>
-          <w:b/>
-          <w:bCs/>
-        </w:rPr>
         <w:t>Adjusteds</w:t>
       </w:r>
       <w:proofErr w:type="spellEnd"/>
@@ -9314,10 +9287,15 @@
       </w:r>
       <w:proofErr w:type="spellEnd"/>
       <w:r>
-        <w:t>”. This ensures that Group CICADA cor</w:t>
-      </w:r>
-      <w:r>
-        <w:t xml:space="preserve">rectly pulls the manually adjusted data for that image. For example, let’s say in our example that for sub-102 session 02, the QC plots show poor results but are greatly improved upon performing Manual CICADA. Then, a user could consider including the manually-adjusted data in the Group CICADA </w:t>
+        <w:t xml:space="preserve">”. This ensures that Group CICADA correctly pulls the manually adjusted data for that image. For example, let’s say in our example that for sub-102 session 02, the QC plots show poor results but are greatly improved upon performing Manual CICADA. Then, a user could consider including the </w:t>
+      </w:r>
+      <w:proofErr w:type="gramStart"/>
+      <w:r>
+        <w:t>manually-adjusted</w:t>
+      </w:r>
+      <w:proofErr w:type="gramEnd"/>
+      <w:r>
+        <w:t xml:space="preserve"> data in the Group CICADA </w:t>
       </w:r>
       <w:proofErr w:type="gramStart"/>
       <w:r>
@@ -9427,93 +9405,105 @@
       </w:r>
       <w:proofErr w:type="spellEnd"/>
       <w:r>
-        <w:t xml:space="preserve"> performs group level adjustments, QC analyses, and prepares the data for statistical analyses. First, the function copies over all individual QC comparison plots </w:t>
+        <w:t xml:space="preserve"> performs group level adjustments, QC analyses, and prepares the data for statistical analyses. First, the function copies over all individual QC comparison plots originally generated by Automatic/Manual CICADA to one folder. This allows for easy QC plot comparison across images. Additionally, </w:t>
+      </w:r>
+      <w:proofErr w:type="spellStart"/>
+      <w:r>
+        <w:rPr>
+          <w:rFonts w:ascii="Consolas" w:hAnsi="Consolas" w:cs="Consolas"/>
+        </w:rPr>
+        <w:t>Cicada_group_qc.m</w:t>
+      </w:r>
+      <w:proofErr w:type="spellEnd"/>
+      <w:r>
+        <w:t xml:space="preserve"> copies over and combines all the individual data together into a single folder. For each image, the function uses user-defined inputs to determine if the current image should be entirely excluded or if Manual CICADA data (if it exists) should be used instead of Automatic CICADA. </w:t>
+      </w:r>
+      <w:proofErr w:type="spellStart"/>
+      <w:r>
+        <w:rPr>
+          <w:rFonts w:ascii="Consolas" w:hAnsi="Consolas" w:cs="Consolas"/>
+        </w:rPr>
+        <w:t>Cicada_group_qc.m</w:t>
+      </w:r>
+      <w:proofErr w:type="spellEnd"/>
+      <w:r>
+        <w:t xml:space="preserve"> also similarly pulls the original data for each image (before denoising) and the 8p denoised image for QC comparison. Next, the specified detrending, bandpass filtering, and smoothing of the CICADA, 8p, and original data is performed</w:t>
+      </w:r>
+      <w:r>
+        <w:t xml:space="preserve"> (as described above).</w:t>
+      </w:r>
+    </w:p>
+    <w:p/>
+    <w:p>
+      <w:r>
+        <w:t xml:space="preserve">For the v1.1.0 support pathway, Group CICADA first resolves the same automatic, manual-adjusted, and excluded-image choices used by the legacy group workflow. It then merges the corresponding subject products in exact retained-image order. </w:t>
+      </w:r>
+      <w:proofErr w:type="spellStart"/>
+      <w:r>
+        <w:t>support_products</w:t>
+      </w:r>
+      <w:proofErr w:type="spellEnd"/>
+      <w:r>
+        <w:t xml:space="preserve">/core contains the primary 4-D continuous signal IC-evidence stack (signal_ic_overlap_raw_maps.nii.gz), the 4-D direct-reliability stack (direct_reliability_masks.nii.gz), and their principal group summaries. </w:t>
+      </w:r>
+      <w:proofErr w:type="spellStart"/>
+      <w:r>
+        <w:t>support_products</w:t>
+      </w:r>
+      <w:proofErr w:type="spellEnd"/>
+      <w:r>
+        <w:t xml:space="preserve">/qc contains robust </w:t>
+      </w:r>
+      <w:proofErr w:type="spellStart"/>
+      <w:r>
+        <w:t>tSNR</w:t>
+      </w:r>
+      <w:proofErr w:type="spellEnd"/>
+      <w:r>
+        <w:t xml:space="preserve">, normalized intensity, p50/p95 signal and noise masks, smoothed overlap, extended evidence, signal-minus-noise balance, and other QC/sensitivity stacks and summaries. </w:t>
+      </w:r>
+      <w:proofErr w:type="spellStart"/>
+      <w:r>
+        <w:t>support_products</w:t>
+      </w:r>
+      <w:proofErr w:type="spellEnd"/>
+      <w:r>
+        <w:t xml:space="preserve">/provenance contains </w:t>
+      </w:r>
+      <w:proofErr w:type="spellStart"/>
+      <w:r>
+        <w:t>support_products_manifest.tsv</w:t>
+      </w:r>
+      <w:proofErr w:type="spellEnd"/>
+      <w:r>
+        <w:t xml:space="preserve"> and README.txt. The manifest is the authoritative volume-to-image mapping and records zero-based and one-based volume indices, subject, session, task, CICADA mode, release metadata, task directory, and exact source paths. The support-products </w:t>
       </w:r>
       <w:r>
         <w:lastRenderedPageBreak/>
-        <w:t xml:space="preserve">originally generated by Automatic/Manual CICADA to one folder. This allows for easy QC plot comparison across images. Additionally, </w:t>
-      </w:r>
-      <w:proofErr w:type="spellStart"/>
+        <w:t>directory is staged, checked for the expected number of volumes, and replaced as a unit to avoid partial output. The legacy group_signal_funcmask.nii.gz and other legacy group outputs remain unchanged; v1.1.0 does not redefine the legacy group signal mask from the new evidence maps.</w:t>
+      </w:r>
+    </w:p>
+    <w:p/>
+    <w:p>
+      <w:r>
+        <w:t xml:space="preserve">Following the processing of CICADA, 8p, and the original data, the relevant QC information relevant for group QC for each of the three images are calculated. This is accomplished in several steps. First, commonly used QC cut-off values are calculated. For example, Group CICADA calculates the median and mean FD values, the %FD &gt; 0.2 mm, if there are any FD values &gt; 5 mm, the median DVARS, and the mean RMSD. Next, correlations within each CICADA noise profile (Edge, FD, DVARS, Outbrain, WMCSF, CSF, </w:t>
+      </w:r>
+      <w:proofErr w:type="spellStart"/>
+      <w:r>
+        <w:t>NotGM</w:t>
+      </w:r>
+      <w:proofErr w:type="spellEnd"/>
+      <w:r>
+        <w:t xml:space="preserve">, Suscept) and within GM are calculated in the same manner as </w:t>
+      </w:r>
       <w:r>
         <w:rPr>
           <w:rFonts w:ascii="Consolas" w:hAnsi="Consolas" w:cs="Consolas"/>
         </w:rPr>
-        <w:t>Cicada_group_qc.m</w:t>
-      </w:r>
-      <w:proofErr w:type="spellEnd"/>
-      <w:r>
-        <w:t xml:space="preserve"> copies over and combines all the individual data together into a single folder. For each image, the function uses user-defined inputs to determine if the current image should be enti</w:t>
-      </w:r>
-      <w:r>
-        <w:t xml:space="preserve">rely excluded or if Manual CICADA data (if it exists) should be used instead of Automatic CICADA. </w:t>
-      </w:r>
-      <w:proofErr w:type="spellStart"/>
-      <w:r>
-        <w:rPr>
-          <w:rFonts w:ascii="Consolas" w:hAnsi="Consolas" w:cs="Consolas"/>
-        </w:rPr>
-        <w:t>Cicada_group_qc.m</w:t>
-      </w:r>
-      <w:proofErr w:type="spellEnd"/>
-      <w:r>
-        <w:t xml:space="preserve"> also similarly pulls the original data for each image (before denoising) and the 8p denoised image for QC comparison. Next, the specified detrending, bandpass filtering, and smoothing of the CICADA, 8p, and original data is performed. </w:t>
-      </w:r>
-    </w:p>
-    <w:p>
-      <w:r>
-        <w:t xml:space="preserve">For the v1.1.0 support pathway, Group CICADA first resolves the same automatic, manual-adjusted, and excluded-image choices used by the legacy group workflow. It then merges the corresponding subject products in exact retained-image order. </w:t>
-      </w:r>
-      <w:proofErr w:type="spellStart"/>
-      <w:r>
-        <w:t>support_products</w:t>
-      </w:r>
-      <w:proofErr w:type="spellEnd"/>
-      <w:r>
-        <w:t xml:space="preserve">/core contains the primary 4-D continuous signal IC-evidence stack (signal_ic_overlap_raw_maps.nii.gz), the 4-D direct-reliability stack (direct_reliability_masks.nii.gz), and their principal group summaries. </w:t>
-      </w:r>
-      <w:proofErr w:type="spellStart"/>
-      <w:r>
-        <w:t>support_products</w:t>
-      </w:r>
-      <w:proofErr w:type="spellEnd"/>
-      <w:r>
-        <w:t xml:space="preserve">/qc contains robust </w:t>
-      </w:r>
-      <w:proofErr w:type="spellStart"/>
-      <w:r>
-        <w:t>tSNR</w:t>
-      </w:r>
-      <w:proofErr w:type="spellEnd"/>
-      <w:r>
-        <w:t xml:space="preserve">, normalized intensity, p50/p95 signal and noise masks, smoothed overlap, extended evidence, signal-minus-noise balance, and other QC/sensitivity stacks and summaries. </w:t>
-      </w:r>
-      <w:proofErr w:type="spellStart"/>
-      <w:r>
-        <w:t>support_products</w:t>
-      </w:r>
-      <w:proofErr w:type="spellEnd"/>
-      <w:r>
-        <w:t xml:space="preserve">/provenance contains </w:t>
-      </w:r>
-      <w:proofErr w:type="spellStart"/>
-      <w:r>
-        <w:t>support_products_manifest.tsv</w:t>
-      </w:r>
-      <w:proofErr w:type="spellEnd"/>
-      <w:r>
-        <w:t xml:space="preserve"> and README.t</w:t>
-      </w:r>
-      <w:r>
-        <w:t>xt. The manifest is the authoritative volume-to-image mapping and records zero-based and one-based volume indices, subject, session, task, CICADA mode, release metadata, task directory, and exact source paths. The support-products directory is staged, checked for the expected number of volumes, and replaced as a unit to avoid partial output. The legacy group_signal_funcmask.nii.gz and other legacy group outputs remain unchanged; v1.1.0 does not redefine the legacy group signal mask from the new evidence map</w:t>
-      </w:r>
-      <w:r>
-        <w:t>s.</w:t>
-      </w:r>
-    </w:p>
-    <w:p/>
-    <w:p>
-      <w:r>
-        <w:t xml:space="preserve">Following the processing of CICADA, 8p, and the original data, the relevant QC information relevant for group QC for each of the three images are calculated. This is accomplished in several steps. First, commonly used QC cut-off values are calculated. For example, Group CICADA calculates the median and mean FD values, the %FD &gt; 0.2 mm, if there are any FD values &gt; 5 mm, the median DVARS, and the mean RMSD. Next, correlations within each CICADA noise profile (Edge, FD, DVARS, Outbrain, WMCSF, CSF, </w:t>
+        <w:t>CICADA_3_QC.m</w:t>
+      </w:r>
+      <w:r>
+        <w:t>. Altogether, Group CICADA continues to calculate potentially relevant QC values and images. This includes, but is not limited to, a ratio of the gray matter mean temporal variance divided by the “</w:t>
       </w:r>
       <w:proofErr w:type="spellStart"/>
       <w:r>
@@ -9521,27 +9511,7 @@
       </w:r>
       <w:proofErr w:type="spellEnd"/>
       <w:r>
-        <w:t xml:space="preserve">, Suscept) and within GM are calculated in the same manner as </w:t>
-      </w:r>
-      <w:r>
-        <w:rPr>
-          <w:rFonts w:ascii="Consolas" w:hAnsi="Consolas" w:cs="Consolas"/>
-        </w:rPr>
-        <w:t>CICADA_3_QC.m</w:t>
-      </w:r>
-      <w:r>
-        <w:t>. Altogether, Group CICADA continues to calculate potentially relevant QC values and images. This includes, but is not limited to, a ratio of the gray matter mean temporal variance divided by the “</w:t>
-      </w:r>
-      <w:proofErr w:type="spellStart"/>
-      <w:r>
-        <w:t>NotGM</w:t>
-      </w:r>
-      <w:proofErr w:type="spellEnd"/>
-      <w:r>
-        <w:t>” (area outside of GM) temporal variance, a signal and noise IC spatial overlap image, what proportion of gray matter is covered by signal ICs, what proportion of signal ICs is found within the gray matter, a dice coefficient of g</w:t>
-      </w:r>
-      <w:r>
-        <w:t>ray matter and signal IC overlap, and the number and percent of ICs labeled as signal. All relevant QC calculations are then combined into relevant tables.</w:t>
+        <w:t>” (area outside of GM) temporal variance, a signal and noise IC spatial overlap image, what proportion of gray matter is covered by signal ICs, what proportion of signal ICs is found within the gray matter, a dice coefficient of gray matter and signal IC overlap, and the number and percent of ICs labeled as signal. All relevant QC calculations are then combined into relevant tables.</w:t>
       </w:r>
     </w:p>
     <w:p/>
@@ -9621,7 +9591,6 @@
         <w:rPr>
           <w:rFonts w:ascii="Times" w:hAnsi="Times"/>
         </w:rPr>
-        <w:lastRenderedPageBreak/>
         <w:t>Low power overlap with the HRFO</w:t>
       </w:r>
     </w:p>
@@ -9706,19 +9675,7 @@
         <w:fldChar w:fldCharType="begin"/>
       </w:r>
       <w:r>
-        <w:instrText>ADDIN ZOTERO_ITEM CSL_CITATION {"citationID":"qHr0LIvq","properties":{"formattedCitation":"\\super 6\\nosupersub{}","plainCitation":"6","noteIndex":0},"citationItems":[{"id":364,"uris":["http://zotero.org/users/9019901/items/9DYUTYLT"],"itemData":{"id":364,"type":"article-journal","abstract":"Several recent reports in large, independent samples have demonstrated the influence of motion artifact on resting-state functional connectivity MRI (rsfc-MRI). Standard rsfc-MRI preprocessing typically includes regres</w:instrText>
-      </w:r>
-      <w:r>
-        <w:instrText>sion of confounding signals and band-pass filtering. However, substantial heterogeneity exists in how these techniques are implemented across studies, and no prior study has examined the effect of differing approaches for the control of motion-induced artifacts. To better understand how in-scanner head motion affects rsfc-MRI data, we describe the spatial, temporal, and spectral characteristics of motion artifacts in a sample of 348 adolescents. Analyses utilize a novel approach for describing head motion o</w:instrText>
-      </w:r>
-      <w:r>
-        <w:instrText>n a voxelwise basis. Next, we systematically evaluate the efficacy of a range of confound regression and filtering techniques for the control of motion-induced artifacts. Results reveal that the effectiveness of preprocessing procedures on the control of motion is heterogeneous, and that improved preprocessing provides a substantial benefit beyond typical procedures. These results demonstrate that the effect of motion on rsfc-MRI can be substantially attenuated through improved preprocessing procedures, but</w:instrText>
-      </w:r>
-      <w:r>
-        <w:instrText xml:space="preserve"> not completely removed.","container-title":"Neuroimage","language":"en","note":"publisher: Elsevier BV","page":"240–256","title":"An improved framework for confound regression and filtering for control of motion artifact in the preprocessing of resting-state functional connectivity data","volume":"64","author":[{"family":"Satterthwaite","given":"Theodore D"},{"family":"Elliott","given":"Mark A"},{"family":"Gerraty","given":"Raphael T"},{"family":"Ruparel","given":"Kosha"},{"family":"Loughead","given":"Jame</w:instrText>
-      </w:r>
-      <w:r>
-        <w:instrText>s"},{"family":"Calkins","given":"Monica E"},{"family":"Eickhoff","given":"Simon B"},{"family":"Hakonarson","given":"Hakon"},{"family":"Gur","given":"Ruben C"},{"family":"Gur","given":"Raquel E"},{"family":"Wolf","given":"Daniel H"}],"issued":{"date-parts":[["2013",1]]},"citation-key":"satterthwaiteImprovedFrameworkConfound2013"}}],"schema":"https://github.com/citation-style-language/schema/raw/master/csl-citation.json"}</w:instrText>
+        <w:instrText>ADDIN ZOTERO_ITEM CSL_CITATION {"citationID":"qHr0LIvq","properties":{"formattedCitation":"\\super 6\\nosupersub{}","plainCitation":"6","noteIndex":0},"citationItems":[{"id":364,"uris":["http://zotero.org/users/9019901/items/9DYUTYLT"],"itemData":{"id":364,"type":"article-journal","abstract":"Several recent reports in large, independent samples have demonstrated the influence of motion artifact on resting-state functional connectivity MRI (rsfc-MRI). Standard rsfc-MRI preprocessing typically includes regression of confounding signals and band-pass filtering. However, substantial heterogeneity exists in how these techniques are implemented across studies, and no prior study has examined the effect of differing approaches for the control of motion-induced artifacts. To better understand how in-scanner head motion affects rsfc-MRI data, we describe the spatial, temporal, and spectral characteristics of motion artifacts in a sample of 348 adolescents. Analyses utilize a novel approach for describing head motion on a voxelwise basis. Next, we systematically evaluate the efficacy of a range of confound regression and filtering techniques for the control of motion-induced artifacts. Results reveal that the effectiveness of preprocessing procedures on the control of motion is heterogeneous, and that improved preprocessing provides a substantial benefit beyond typical procedures. These results demonstrate that the effect of motion on rsfc-MRI can be substantially attenuated through improved preprocessing procedures, but not completely removed.","container-title":"Neuroimage","language":"en","note":"publisher: Elsevier BV","page":"240–256","title":"An improved framework for confound regression and filtering for control of motion artifact in the preprocessing of resting-state functional connectivity data","volume":"64","author":[{"family":"Satterthwaite","given":"Theodore D"},{"family":"Elliott","given":"Mark A"},{"family":"Gerraty","given":"Raphael T"},{"family":"Ruparel","given":"Kosha"},{"family":"Loughead","given":"James"},{"family":"Calkins","given":"Monica E"},{"family":"Eickhoff","given":"Simon B"},{"family":"Hakonarson","given":"Hakon"},{"family":"Gur","given":"Ruben C"},{"family":"Gur","given":"Raquel E"},{"family":"Wolf","given":"Daniel H"}],"issued":{"date-parts":[["2013",1]]},"citation-key":"satterthwaiteImprovedFrameworkConfound2013"}}],"schema":"https://github.com/citation-style-language/schema/raw/master/csl-citation.json"}</w:instrText>
       </w:r>
       <w:r>
         <w:fldChar w:fldCharType="separate"/>
@@ -9742,10 +9699,7 @@
         <w:t>CICADA_3_QC.m</w:t>
       </w:r>
       <w:r>
-        <w:t xml:space="preserve"> but for the whole group instead of per image). Finally, group MELODIC is run to generate group-level ICs. The resulting ICs that best match each of the seven networks (Medial Visual, Sensory Motor, Dors</w:t>
-      </w:r>
-      <w:r>
-        <w:t xml:space="preserve">al Attention, Ventral Attention, </w:t>
+        <w:t xml:space="preserve"> but for the whole group instead of per image). Finally, group MELODIC is run to generate group-level ICs. The resulting ICs that best match each of the seven networks (Medial Visual, Sensory Motor, Dorsal Attention, Ventral Attention, </w:t>
       </w:r>
       <w:proofErr w:type="spellStart"/>
       <w:r>
@@ -9753,10 +9707,11 @@
       </w:r>
       <w:proofErr w:type="spellEnd"/>
       <w:r>
-        <w:t>, Default Mode, Subcortical) from the brain network image are also returned. This is determined, in short, by sorting each IC by their dice coefficient to each network, and then testing, in order, if including the IC overall increases the resulting total dice coefficient. Altogether, this could help a user better evaluate the success of the denoising in capturing different common brain networks. Relatedly, the kept ICs and what networks they belong to are recor</w:t>
-      </w:r>
-      <w:r>
-        <w:t>ded (kept_ICs.csv and Network_ICs.csv), as well as, for each network, an overall mask (IC_mask_networks.nii.gz), the highest probabilities for each voxel (</w:t>
+        <w:t xml:space="preserve">, Default Mode, Subcortical) from the brain network image are also returned. This </w:t>
+      </w:r>
+      <w:r>
+        <w:lastRenderedPageBreak/>
+        <w:t>is determined, in short, by sorting each IC by their dice coefficient to each network, and then testing, in order, if including the IC overall increases the resulting total dice coefficient. Altogether, this could help a user better evaluate the success of the denoising in capturing different common brain networks. Relatedly, the kept ICs and what networks they belong to are recorded (kept_ICs.csv and Network_ICs.csv), as well as, for each network, an overall mask (IC_mask_networks.nii.gz), the highest probabilities for each voxel (</w:t>
       </w:r>
       <w:proofErr w:type="spellStart"/>
       <w:r>
@@ -9843,10 +9798,7 @@
         <w:t>_...plots.jpg”).</w:t>
       </w:r>
       <w:r>
-        <w:t xml:space="preserve"> Thus, the group-level QC plots can be interpreted in much the same manner as the subject-level QC plots (see Evaluating Subject-Level Quality Control &amp; Metrics section). Group CICADA also aggregates all subject level QC plots in a single folder for ease of examinati</w:t>
-      </w:r>
-      <w:r>
-        <w:t xml:space="preserve">on. Of note, </w:t>
+        <w:t xml:space="preserve"> Thus, the group-level QC plots can be interpreted in much the same manner as the subject-level QC plots (see Evaluating Subject-Level Quality Control &amp; Metrics section). Group CICADA also aggregates all subject level QC plots in a single folder for ease of examination. Of note, </w:t>
       </w:r>
       <w:r>
         <w:rPr>
@@ -9864,10 +9816,7 @@
         <w:t>Group QC also creates a “Group QC Table” (i.e., group_qc_table.csv).</w:t>
       </w:r>
       <w:r>
-        <w:t xml:space="preserve"> This provides quality control information on all data in one convenient table. This includes, but i</w:t>
-      </w:r>
-      <w:r>
-        <w:t xml:space="preserve">s not limited to, the image paths and names, and common outlier flagging (e.g., standard conservative, liberal, and CICADA’s outlier flagging methods). </w:t>
+        <w:t xml:space="preserve"> This provides quality control information on all data in one convenient table. This includes, but is not limited to, the image paths and names, and common outlier flagging (e.g., standard conservative, liberal, and CICADA’s outlier flagging methods). </w:t>
       </w:r>
       <w:r>
         <w:rPr>
@@ -9876,14 +9825,7 @@
         <w:t>Group QC also saves noise profile correlation distributions (i.e., group_qc_corrs_table.csv).</w:t>
       </w:r>
       <w:r>
-        <w:t xml:space="preserve"> This records the correlation distribution values for the noise profiles (the ones used in the Group Noise Profile Correlation Plots in the figure </w:t>
-      </w:r>
-      <w:r>
-        <w:lastRenderedPageBreak/>
-        <w:t>below). Therefore, this table allows a user to easily calculate the noise profile summary metric data, like that shown i</w:t>
-      </w:r>
-      <w:r>
-        <w:t xml:space="preserve">n Table 2. </w:t>
+        <w:t xml:space="preserve"> This records the correlation distribution values for the noise profiles (the ones used in the Group Noise Profile Correlation Plots in the figure below). Therefore, this table allows a user to easily calculate the noise profile summary metric data, like that shown in Table 2. </w:t>
       </w:r>
       <w:r>
         <w:rPr>
@@ -9923,6 +9865,7 @@
         <w:t xml:space="preserve"> See Evaluating Subject-Level Quality Control &amp; Metrics section for more information on these and how to interpret them.</w:t>
       </w:r>
     </w:p>
+    <w:p/>
     <w:p>
       <w:r>
         <w:t xml:space="preserve">Support/reliability products: For downstream support-aware analyses, the primary group inputs are </w:t>
@@ -9973,10 +9916,7 @@
       </w:r>
       <w:proofErr w:type="spellEnd"/>
       <w:r>
-        <w:t>/qc are intended for QC and sensitivity analyses; they are not ground-truth neural tissue masks. A downstream method may use the continuous stacks to define and validate an analysis-specific</w:t>
-      </w:r>
-      <w:r>
-        <w:t xml:space="preserve"> eligibility domain.</w:t>
+        <w:t>/qc are intended for QC and sensitivity analyses; they are not ground-truth neural tissue masks. A downstream method may use the continuous stacks to define and validate an analysis-specific eligibility domain.</w:t>
       </w:r>
     </w:p>
     <w:p/>
@@ -10014,6 +9954,7 @@
               <w:rPr>
                 <w:noProof/>
               </w:rPr>
+              <w:lastRenderedPageBreak/>
               <w:drawing>
                 <wp:inline distT="0" distB="0" distL="0" distR="0" wp14:anchorId="52AA04DF" wp14:editId="5F89AD9C">
                   <wp:extent cx="5619750" cy="2621280"/>
@@ -10032,7 +9973,7 @@
                           </pic:cNvPicPr>
                         </pic:nvPicPr>
                         <pic:blipFill>
-                          <a:blip r:embed="rId19"/>
+                          <a:blip r:embed="rId20"/>
                           <a:stretch>
                             <a:fillRect/>
                           </a:stretch>
@@ -10143,7 +10084,6 @@
               <w:rPr>
                 <w:noProof/>
               </w:rPr>
-              <w:lastRenderedPageBreak/>
               <w:drawing>
                 <wp:inline distT="0" distB="0" distL="0" distR="0" wp14:anchorId="3FD62844" wp14:editId="15D39671">
                   <wp:extent cx="5942330" cy="1866265"/>
@@ -10162,7 +10102,7 @@
                           </pic:cNvPicPr>
                         </pic:nvPicPr>
                         <pic:blipFill>
-                          <a:blip r:embed="rId20"/>
+                          <a:blip r:embed="rId21"/>
                           <a:stretch>
                             <a:fillRect/>
                           </a:stretch>
@@ -10265,6 +10205,7 @@
               <w:rPr>
                 <w:noProof/>
               </w:rPr>
+              <w:lastRenderedPageBreak/>
               <w:drawing>
                 <wp:inline distT="0" distB="0" distL="0" distR="0" wp14:anchorId="713F2971" wp14:editId="1F25BD54">
                   <wp:extent cx="5943600" cy="2281555"/>
@@ -10283,7 +10224,7 @@
                           </pic:cNvPicPr>
                         </pic:nvPicPr>
                         <pic:blipFill>
-                          <a:blip r:embed="rId21"/>
+                          <a:blip r:embed="rId22"/>
                           <a:stretch>
                             <a:fillRect/>
                           </a:stretch>
@@ -10349,14 +10290,7 @@
                 <w:sz w:val="18"/>
                 <w:szCs w:val="18"/>
               </w:rPr>
-              <w:t xml:space="preserve"> A truncated version of a CICADA-generated Group QC Correlation Distribution Table is shown here for reference. This table gives the data necessary for a user to calculate the noise profile summary metrics as given in the CICADA manuscript and detailed more in Table 2. In short, a user just needs to take the mean of the magnitude off each column to calculate the associated noise profile metric. To calculate the Denoising Success parameter, a user would need to also c</w:t>
-            </w:r>
-            <w:r>
-              <w:rPr>
-                <w:sz w:val="18"/>
-                <w:szCs w:val="18"/>
-              </w:rPr>
-              <w:t xml:space="preserve">alculate the </w:t>
+              <w:t xml:space="preserve"> A truncated version of a CICADA-generated Group QC Correlation Distribution Table is shown here for reference. This table gives the data necessary for a user to calculate the noise profile summary metrics as given in the CICADA manuscript and detailed more in Table 2. In short, a user just needs to take the mean of the magnitude off each column to calculate the associated noise profile metric. To calculate the Denoising Success parameter, a user would need to also calculate the </w:t>
             </w:r>
             <w:proofErr w:type="spellStart"/>
             <w:r>
@@ -10964,7 +10898,6 @@
                 <w:sz w:val="18"/>
                 <w:szCs w:val="18"/>
               </w:rPr>
-              <w:lastRenderedPageBreak/>
               <w:t>Outbrain</w:t>
             </w:r>
           </w:p>
@@ -11913,13 +11846,7 @@
                       <w:rPr>
                         <w:rFonts w:ascii="Cambria Math" w:hAnsi="Cambria Math"/>
                       </w:rPr>
-                      <m:t>r</m:t>
-                    </m:r>
-                    <m:r>
-                      <w:rPr>
-                        <w:rFonts w:ascii="Cambria Math" w:hAnsi="Cambria Math"/>
-                      </w:rPr>
-                      <m:t>(</m:t>
+                      <m:t>r(</m:t>
                     </m:r>
                     <m:d>
                       <m:dPr>
@@ -11969,19 +11896,7 @@
                       <w:rPr>
                         <w:rFonts w:ascii="Cambria Math" w:hAnsi="Cambria Math"/>
                       </w:rPr>
-                      <m:t>,</m:t>
-                    </m:r>
-                    <m:r>
-                      <w:rPr>
-                        <w:rFonts w:ascii="Cambria Math" w:hAnsi="Cambria Math"/>
-                      </w:rPr>
-                      <m:t>FD</m:t>
-                    </m:r>
-                    <m:r>
-                      <w:rPr>
-                        <w:rFonts w:ascii="Cambria Math" w:hAnsi="Cambria Math"/>
-                      </w:rPr>
-                      <m:t>)∨</m:t>
+                      <m:t>,FD)∨</m:t>
                     </m:r>
                   </m:e>
                 </m:bar>
@@ -12120,13 +12035,7 @@
                       <w:rPr>
                         <w:rFonts w:ascii="Cambria Math" w:hAnsi="Cambria Math"/>
                       </w:rPr>
-                      <m:t>r</m:t>
-                    </m:r>
-                    <m:r>
-                      <w:rPr>
-                        <w:rFonts w:ascii="Cambria Math" w:hAnsi="Cambria Math"/>
-                      </w:rPr>
-                      <m:t>(</m:t>
+                      <m:t>r(</m:t>
                     </m:r>
                     <m:d>
                       <m:dPr>
@@ -12176,19 +12085,7 @@
                       <w:rPr>
                         <w:rFonts w:ascii="Cambria Math" w:hAnsi="Cambria Math"/>
                       </w:rPr>
-                      <m:t>,</m:t>
-                    </m:r>
-                    <m:r>
-                      <w:rPr>
-                        <w:rFonts w:ascii="Cambria Math" w:hAnsi="Cambria Math"/>
-                      </w:rPr>
-                      <m:t>DVARS</m:t>
-                    </m:r>
-                    <m:r>
-                      <w:rPr>
-                        <w:rFonts w:ascii="Cambria Math" w:hAnsi="Cambria Math"/>
-                      </w:rPr>
-                      <m:t>)∨</m:t>
+                      <m:t>,DVARS)∨</m:t>
                     </m:r>
                   </m:e>
                 </m:bar>
@@ -12284,6 +12181,7 @@
                 <w:sz w:val="18"/>
                 <w:szCs w:val="18"/>
               </w:rPr>
+              <w:lastRenderedPageBreak/>
               <w:t>DS</w:t>
             </w:r>
           </w:p>
@@ -12915,13 +12813,7 @@
                     <w:rPr>
                       <w:rFonts w:ascii="Cambria Math" w:hAnsi="Cambria Math"/>
                     </w:rPr>
-                    <m:t>r</m:t>
-                  </m:r>
-                  <m:r>
-                    <w:rPr>
-                      <w:rFonts w:ascii="Cambria Math" w:hAnsi="Cambria Math"/>
-                    </w:rPr>
-                    <m:t>(</m:t>
+                    <m:t>r(</m:t>
                   </m:r>
                   <m:d>
                     <m:dPr>
@@ -12971,19 +12863,7 @@
                     <w:rPr>
                       <w:rFonts w:ascii="Cambria Math" w:hAnsi="Cambria Math"/>
                     </w:rPr>
-                    <m:t>,</m:t>
-                  </m:r>
-                  <m:r>
-                    <w:rPr>
-                      <w:rFonts w:ascii="Cambria Math" w:hAnsi="Cambria Math"/>
-                    </w:rPr>
-                    <m:t>NPC</m:t>
-                  </m:r>
-                  <m:r>
-                    <w:rPr>
-                      <w:rFonts w:ascii="Cambria Math" w:hAnsi="Cambria Math"/>
-                    </w:rPr>
-                    <m:t>)∨</m:t>
+                    <m:t>,NPC)∨</m:t>
                   </m:r>
                 </m:e>
               </m:bar>
@@ -12994,16 +12874,7 @@
                 <w:sz w:val="18"/>
                 <w:szCs w:val="18"/>
               </w:rPr>
-              <w:t xml:space="preserve">: mean magnitude of the correlation between the mean derivative of randomly sampled voxels within gray </w:t>
-            </w:r>
-            <w:r>
-              <w:rPr>
-                <w:rFonts w:ascii="Arial" w:eastAsiaTheme="minorEastAsia" w:hAnsi="Arial" w:cs="Arial"/>
-                <w:sz w:val="18"/>
-                <w:szCs w:val="18"/>
-              </w:rPr>
-              <w:lastRenderedPageBreak/>
-              <w:t xml:space="preserve">matter and the given noise profile confound (NPC: FD, DVARS). </w:t>
+              <w:t xml:space="preserve">: mean magnitude of the correlation between the mean derivative of randomly sampled voxels within gray matter and the given noise profile confound (NPC: FD, DVARS). </w:t>
             </w:r>
             <w:r>
               <w:rPr>
@@ -13213,6 +13084,7 @@
         <w:pStyle w:val="Bibliography"/>
       </w:pPr>
       <w:r>
+        <w:lastRenderedPageBreak/>
         <w:t>3.</w:t>
       </w:r>
       <w:r>
@@ -13384,7 +13256,7 @@
 </file>
 
 <file path=word/numbering.xml><?xml version="1.0" encoding="utf-8"?>
-<w:numbering xmlns:wpc="http://schemas.microsoft.com/office/word/2010/wordprocessingCanvas" xmlns:cx="http://schemas.microsoft.com/office/drawing/2014/chartex" xmlns:cx1="http://schemas.microsoft.com/office/drawing/2015/9/8/chartex" xmlns:cx2="http://schemas.microsoft.com/office/drawing/2015/10/21/chartex" xmlns:cx3="http://schemas.microsoft.com/office/drawing/2016/5/9/chartex" xmlns:cx4="http://schemas.microsoft.com/office/drawing/2016/5/10/chartex" xmlns:cx5="http://schemas.microsoft.com/office/drawing/2016/5/11/chartex" xmlns:cx6="http://schemas.microsoft.com/office/drawing/2016/5/12/chartex" xmlns:cx7="http://schemas.microsoft.com/office/drawing/2016/5/13/chartex" xmlns:cx8="http://schemas.microsoft.com/office/drawing/2016/5/14/chartex" xmlns:mc="http://schemas.openxmlformats.org/markup-compatibility/2006" xmlns:aink="http://schemas.microsoft.com/office/drawing/2016/ink" xmlns:am3d="http://schemas.microsoft.com/office/drawing/2017/model3d" xmlns:o="urn:schemas-microsoft-com:office:office" xmlns:oel="http://schemas.microsoft.com/office/2019/extlst" xmlns:r="http://schemas.openxmlformats.org/officeDocument/2006/relationships" xmlns:m="http://schemas.openxmlformats.org/officeDocument/2006/math" xmlns:v="urn:schemas-microsoft-com:vml" xmlns:wp14="http://schemas.microsoft.com/office/word/2010/wordprocessingDrawing" xmlns:wp="http://schemas.openxmlformats.org/drawingml/2006/wordprocessingDrawing" xmlns:w10="urn:schemas-microsoft-com:office:word" xmlns:w="http://schemas.openxmlformats.org/wordprocessingml/2006/main" xmlns:w14="http://schemas.microsoft.com/office/word/2010/wordml" xmlns:w15="http://schemas.microsoft.com/office/word/2012/wordml" xmlns:w16cex="http://schemas.microsoft.com/office/word/2018/wordml/cex" xmlns:w16cid="http://schemas.microsoft.com/office/word/2016/wordml/cid" xmlns:w16="http://schemas.microsoft.com/office/word/2018/wordml" xmlns:w16du="http://schemas.microsoft.com/office/word/2023/wordml/word16du" xmlns:w16sdtdh="http://schemas.microsoft.com/office/word/2020/wordml/sdtdatahash" xmlns:w16sdtfl="http://schemas.microsoft.com/office/word/2024/wordml/sdtformatlock" xmlns:w16se="http://schemas.microsoft.com/office/word/2015/wordml/symex" xmlns:wpg="http://schemas.microsoft.com/office/word/2010/wordprocessingGroup" xmlns:wpi="http://schemas.microsoft.com/office/word/2010/wordprocessingInk" xmlns:wne="http://schemas.microsoft.com/office/word/2006/wordml" xmlns:wps="http://schemas.microsoft.com/office/word/2010/wordprocessingShape" mc:Ignorable="w14 w15 w16se w16cid w16 w16cex w16sdtdh w16sdtfl w16du wp14">
+<w:numbering xmlns:wpc="http://schemas.microsoft.com/office/word/2010/wordprocessingCanvas" xmlns:cx="http://schemas.microsoft.com/office/drawing/2014/chartex" xmlns:cx1="http://schemas.microsoft.com/office/drawing/2015/9/8/chartex" xmlns:cx2="http://schemas.microsoft.com/office/drawing/2015/10/21/chartex" xmlns:cx3="http://schemas.microsoft.com/office/drawing/2016/5/9/chartex" xmlns:cx4="http://schemas.microsoft.com/office/drawing/2016/5/10/chartex" xmlns:cx5="http://schemas.microsoft.com/office/drawing/2016/5/11/chartex" xmlns:cx6="http://schemas.microsoft.com/office/drawing/2016/5/12/chartex" xmlns:cx7="http://schemas.microsoft.com/office/drawing/2016/5/13/chartex" xmlns:cx8="http://schemas.microsoft.com/office/drawing/2016/5/14/chartex" xmlns:mc="http://schemas.openxmlformats.org/markup-compatibility/2006" xmlns:m="http://schemas.openxmlformats.org/officeDocument/2006/math" xmlns:aink="http://schemas.microsoft.com/office/drawing/2016/ink" xmlns:am3d="http://schemas.microsoft.com/office/drawing/2017/model3d" xmlns:oel="http://schemas.microsoft.com/office/2019/extlst" xmlns:r="http://schemas.openxmlformats.org/officeDocument/2006/relationships" xmlns:wp14="http://schemas.microsoft.com/office/word/2010/wordprocessingDrawing" xmlns:wp="http://schemas.openxmlformats.org/drawingml/2006/wordprocessingDrawing" xmlns:wpg="http://schemas.microsoft.com/office/word/2010/wordprocessingGroup" xmlns:wpi="http://schemas.microsoft.com/office/word/2010/wordprocessingInk" xmlns:wps="http://schemas.microsoft.com/office/word/2010/wordprocessingShape" xmlns:o="urn:schemas-microsoft-com:office:office" xmlns:v="urn:schemas-microsoft-com:vml" xmlns:w10="urn:schemas-microsoft-com:office:word" xmlns:w="http://schemas.openxmlformats.org/wordprocessingml/2006/main" xmlns:w14="http://schemas.microsoft.com/office/word/2010/wordml" xmlns:w15="http://schemas.microsoft.com/office/word/2012/wordml" xmlns:w16cex="http://schemas.microsoft.com/office/word/2018/wordml/cex" xmlns:w16cid="http://schemas.microsoft.com/office/word/2016/wordml/cid" xmlns:w16="http://schemas.microsoft.com/office/word/2018/wordml" xmlns:w16sdtdh="http://schemas.microsoft.com/office/word/2020/wordml/sdtdatahash" xmlns:w16sdtfl="http://schemas.microsoft.com/office/word/2024/wordml/sdtformatlock" xmlns:w16se="http://schemas.microsoft.com/office/word/2015/wordml/symex" xmlns:w16du="http://schemas.microsoft.com/office/word/2023/wordml/word16du" xmlns:wne="http://schemas.microsoft.com/office/word/2006/wordml" mc:Ignorable="w14 w15 w16se w16cid w16 w16cex w16sdtdh w16sdtfl w16du wp14">
   <w:abstractNum w:abstractNumId="0" w15:restartNumberingAfterBreak="0">
     <w:nsid w:val="0835130A"/>
     <w:multiLevelType w:val="multilevel"/>
@@ -14243,7 +14115,7 @@
 </file>
 
 <file path=word/styles.xml><?xml version="1.0" encoding="utf-8"?>
-<w:styles xmlns:mc="http://schemas.openxmlformats.org/markup-compatibility/2006" xmlns:r="http://schemas.openxmlformats.org/officeDocument/2006/relationships" xmlns:w="http://schemas.openxmlformats.org/wordprocessingml/2006/main" xmlns:w14="http://schemas.microsoft.com/office/word/2010/wordml" xmlns:w15="http://schemas.microsoft.com/office/word/2012/wordml" xmlns:w16cex="http://schemas.microsoft.com/office/word/2018/wordml/cex" xmlns:w16cid="http://schemas.microsoft.com/office/word/2016/wordml/cid" xmlns:w16="http://schemas.microsoft.com/office/word/2018/wordml" xmlns:w16du="http://schemas.microsoft.com/office/word/2023/wordml/word16du" xmlns:w16sdtdh="http://schemas.microsoft.com/office/word/2020/wordml/sdtdatahash" xmlns:w16sdtfl="http://schemas.microsoft.com/office/word/2024/wordml/sdtformatlock" xmlns:w16se="http://schemas.microsoft.com/office/word/2015/wordml/symex" mc:Ignorable="w14 w15 w16se w16cid w16 w16cex w16sdtdh w16sdtfl w16du">
+<w:styles xmlns:mc="http://schemas.openxmlformats.org/markup-compatibility/2006" xmlns:r="http://schemas.openxmlformats.org/officeDocument/2006/relationships" xmlns:w="http://schemas.openxmlformats.org/wordprocessingml/2006/main" xmlns:w14="http://schemas.microsoft.com/office/word/2010/wordml" xmlns:w15="http://schemas.microsoft.com/office/word/2012/wordml" xmlns:w16cex="http://schemas.microsoft.com/office/word/2018/wordml/cex" xmlns:w16cid="http://schemas.microsoft.com/office/word/2016/wordml/cid" xmlns:w16="http://schemas.microsoft.com/office/word/2018/wordml" xmlns:w16sdtdh="http://schemas.microsoft.com/office/word/2020/wordml/sdtdatahash" xmlns:w16sdtfl="http://schemas.microsoft.com/office/word/2024/wordml/sdtformatlock" xmlns:w16se="http://schemas.microsoft.com/office/word/2015/wordml/symex" xmlns:w16du="http://schemas.microsoft.com/office/word/2023/wordml/word16du" mc:Ignorable="w14 w15 w16se w16cid w16 w16cex w16sdtdh w16sdtfl w16du">
   <w:docDefaults>
     <w:rPrDefault>
       <w:rPr>
@@ -14866,7 +14738,6 @@
   <w:style w:type="character" w:default="1" w:styleId="DefaultParagraphFont">
     <w:name w:val="Default Paragraph Font"/>
     <w:uiPriority w:val="1"/>
-    <w:semiHidden/>
     <w:unhideWhenUsed/>
   </w:style>
   <w:style w:type="table" w:default="1" w:styleId="TableNormal">
